--- a/arches_her/docx/Condition Two-Stage Letter.docx
+++ b/arches_her/docx/Condition Two-Stage Letter.docx
@@ -1,6 +1,6 @@
 
 <file path=word/document.xml><?xml version="1.0" encoding="utf-8"?>
-<w:document xmlns:wpc="http://schemas.microsoft.com/office/word/2010/wordprocessingCanvas" xmlns:cx="http://schemas.microsoft.com/office/drawing/2014/chartex" xmlns:cx1="http://schemas.microsoft.com/office/drawing/2015/9/8/chartex" xmlns:cx2="http://schemas.microsoft.com/office/drawing/2015/10/21/chartex" xmlns:cx3="http://schemas.microsoft.com/office/drawing/2016/5/9/chartex" xmlns:cx4="http://schemas.microsoft.com/office/drawing/2016/5/10/chartex" xmlns:cx5="http://schemas.microsoft.com/office/drawing/2016/5/11/chartex" xmlns:cx6="http://schemas.microsoft.com/office/drawing/2016/5/12/chartex" xmlns:cx7="http://schemas.microsoft.com/office/drawing/2016/5/13/chartex" xmlns:cx8="http://schemas.microsoft.com/office/drawing/2016/5/14/chartex" xmlns:mc="http://schemas.openxmlformats.org/markup-compatibility/2006" xmlns:aink="http://schemas.microsoft.com/office/drawing/2016/ink" xmlns:am3d="http://schemas.microsoft.com/office/drawing/2017/model3d" xmlns:o="urn:schemas-microsoft-com:office:office" xmlns:oel="http://schemas.microsoft.com/office/2019/extlst" xmlns:r="http://schemas.openxmlformats.org/officeDocument/2006/relationships" xmlns:m="http://schemas.openxmlformats.org/officeDocument/2006/math" xmlns:v="urn:schemas-microsoft-com:vml" xmlns:wp14="http://schemas.microsoft.com/office/word/2010/wordprocessingDrawing" xmlns:wp="http://schemas.openxmlformats.org/drawingml/2006/wordprocessingDrawing" xmlns:w10="urn:schemas-microsoft-com:office:word" xmlns:w="http://schemas.openxmlformats.org/wordprocessingml/2006/main" xmlns:w14="http://schemas.microsoft.com/office/word/2010/wordml" xmlns:w15="http://schemas.microsoft.com/office/word/2012/wordml" xmlns:w16cex="http://schemas.microsoft.com/office/word/2018/wordml/cex" xmlns:w16cid="http://schemas.microsoft.com/office/word/2016/wordml/cid" xmlns:w16="http://schemas.microsoft.com/office/word/2018/wordml" xmlns:w16sdtdh="http://schemas.microsoft.com/office/word/2020/wordml/sdtdatahash" xmlns:w16se="http://schemas.microsoft.com/office/word/2015/wordml/symex" xmlns:wpg="http://schemas.microsoft.com/office/word/2010/wordprocessingGroup" xmlns:wpi="http://schemas.microsoft.com/office/word/2010/wordprocessingInk" xmlns:wne="http://schemas.microsoft.com/office/word/2006/wordml" xmlns:wps="http://schemas.microsoft.com/office/word/2010/wordprocessingShape" mc:Ignorable="w14 w15 w16se w16cid w16 w16cex w16sdtdh wp14">
+<w:document xmlns:wpc="http://schemas.microsoft.com/office/word/2010/wordprocessingCanvas" xmlns:cx="http://schemas.microsoft.com/office/drawing/2014/chartex" xmlns:cx1="http://schemas.microsoft.com/office/drawing/2015/9/8/chartex" xmlns:cx2="http://schemas.microsoft.com/office/drawing/2015/10/21/chartex" xmlns:cx3="http://schemas.microsoft.com/office/drawing/2016/5/9/chartex" xmlns:cx4="http://schemas.microsoft.com/office/drawing/2016/5/10/chartex" xmlns:cx5="http://schemas.microsoft.com/office/drawing/2016/5/11/chartex" xmlns:cx6="http://schemas.microsoft.com/office/drawing/2016/5/12/chartex" xmlns:cx7="http://schemas.microsoft.com/office/drawing/2016/5/13/chartex" xmlns:cx8="http://schemas.microsoft.com/office/drawing/2016/5/14/chartex" xmlns:mc="http://schemas.openxmlformats.org/markup-compatibility/2006" xmlns:aink="http://schemas.microsoft.com/office/drawing/2016/ink" xmlns:am3d="http://schemas.microsoft.com/office/drawing/2017/model3d" xmlns:o="urn:schemas-microsoft-com:office:office" xmlns:oel="http://schemas.microsoft.com/office/2019/extlst" xmlns:r="http://schemas.openxmlformats.org/officeDocument/2006/relationships" xmlns:m="http://schemas.openxmlformats.org/officeDocument/2006/math" xmlns:v="urn:schemas-microsoft-com:vml" xmlns:wp14="http://schemas.microsoft.com/office/word/2010/wordprocessingDrawing" xmlns:wp="http://schemas.openxmlformats.org/drawingml/2006/wordprocessingDrawing" xmlns:w10="urn:schemas-microsoft-com:office:word" xmlns:w="http://schemas.openxmlformats.org/wordprocessingml/2006/main" xmlns:w14="http://schemas.microsoft.com/office/word/2010/wordml" xmlns:w15="http://schemas.microsoft.com/office/word/2012/wordml" xmlns:w16cex="http://schemas.microsoft.com/office/word/2018/wordml/cex" xmlns:w16cid="http://schemas.microsoft.com/office/word/2016/wordml/cid" xmlns:w16="http://schemas.microsoft.com/office/word/2018/wordml" xmlns:w16du="http://schemas.microsoft.com/office/word/2023/wordml/word16du" xmlns:w16sdtdh="http://schemas.microsoft.com/office/word/2020/wordml/sdtdatahash" xmlns:w16se="http://schemas.microsoft.com/office/word/2015/wordml/symex" xmlns:wpg="http://schemas.microsoft.com/office/word/2010/wordprocessingGroup" xmlns:wpi="http://schemas.microsoft.com/office/word/2010/wordprocessingInk" xmlns:wne="http://schemas.microsoft.com/office/word/2006/wordml" xmlns:wps="http://schemas.microsoft.com/office/word/2010/wordprocessingShape" mc:Ignorable="w14 w15 w16se w16cid w16 w16cex w16sdtdh w16du wp14">
   <w:body>
     <w:tbl>
       <w:tblPr>
@@ -420,7 +420,7 @@
           <w:b/>
           <w:szCs w:val="24"/>
         </w:rPr>
-        <w:t>3</w:t>
+        <w:t>4</w:t>
       </w:r>
     </w:p>
     <w:p>
@@ -726,7 +726,13 @@
         <w:rPr>
           <w:szCs w:val="24"/>
         </w:rPr>
-        <w:t>200</w:t>
+        <w:t>20</w:t>
+      </w:r>
+      <w:r>
+        <w:rPr>
+          <w:szCs w:val="24"/>
+        </w:rPr>
+        <w:t>7</w:t>
       </w:r>
       <w:r>
         <w:rPr>
@@ -766,7 +772,7 @@
         <w:rPr>
           <w:szCs w:val="24"/>
         </w:rPr>
-        <w:t>195</w:t>
+        <w:t>202</w:t>
       </w:r>
       <w:r>
         <w:rPr>
@@ -778,7 +784,13 @@
         <w:rPr>
           <w:szCs w:val="24"/>
         </w:rPr>
-        <w:t>203</w:t>
+        <w:t>2</w:t>
+      </w:r>
+      <w:r>
+        <w:rPr>
+          <w:szCs w:val="24"/>
+        </w:rPr>
+        <w:t>10</w:t>
       </w:r>
       <w:r>
         <w:rPr>
@@ -818,7 +830,13 @@
         <w:rPr>
           <w:szCs w:val="24"/>
         </w:rPr>
-        <w:t>211</w:t>
+        <w:t>21</w:t>
+      </w:r>
+      <w:r>
+        <w:rPr>
+          <w:szCs w:val="24"/>
+        </w:rPr>
+        <w:t>8</w:t>
       </w:r>
       <w:r>
         <w:rPr>
@@ -988,15 +1006,7 @@
       </w:pPr>
       <w:r>
         <w:lastRenderedPageBreak/>
-        <w:t xml:space="preserve">The programme for post-investigation assessment and subsequent analysis, publication &amp; </w:t>
-      </w:r>
-      <w:proofErr w:type="gramStart"/>
-      <w:r>
-        <w:t>dissemination</w:t>
-      </w:r>
-      <w:proofErr w:type="gramEnd"/>
-      <w:r>
-        <w:t xml:space="preserve"> and deposition of resulting material. This part of the condition shall not be discharged until these elements have been fulfilled in accordance with the programme set out in the stage 2 WSI.</w:t>
+        <w:t>The programme for post-investigation assessment and subsequent analysis, publication &amp; dissemination and deposition of resulting material. This part of the condition shall not be discharged until these elements have been fulfilled in accordance with the programme set out in the stage 2 WSI.</w:t>
       </w:r>
     </w:p>
     <w:p>
@@ -1302,21 +1312,7 @@
         <w:rPr>
           <w:szCs w:val="24"/>
         </w:rPr>
-        <w:t xml:space="preserve">London and </w:t>
-      </w:r>
-      <w:proofErr w:type="gramStart"/>
-      <w:r>
-        <w:rPr>
-          <w:szCs w:val="24"/>
-        </w:rPr>
-        <w:t>South East</w:t>
-      </w:r>
-      <w:proofErr w:type="gramEnd"/>
-      <w:r>
-        <w:rPr>
-          <w:szCs w:val="24"/>
-        </w:rPr>
-        <w:t xml:space="preserve"> Region</w:t>
+        <w:t>London and South East Region</w:t>
       </w:r>
     </w:p>
     <w:p>
@@ -1343,7 +1339,7 @@
 </file>
 
 <file path=word/endnotes.xml><?xml version="1.0" encoding="utf-8"?>
-<w:endnotes xmlns:wpc="http://schemas.microsoft.com/office/word/2010/wordprocessingCanvas" xmlns:cx="http://schemas.microsoft.com/office/drawing/2014/chartex" xmlns:cx1="http://schemas.microsoft.com/office/drawing/2015/9/8/chartex" xmlns:cx2="http://schemas.microsoft.com/office/drawing/2015/10/21/chartex" xmlns:cx3="http://schemas.microsoft.com/office/drawing/2016/5/9/chartex" xmlns:cx4="http://schemas.microsoft.com/office/drawing/2016/5/10/chartex" xmlns:cx5="http://schemas.microsoft.com/office/drawing/2016/5/11/chartex" xmlns:cx6="http://schemas.microsoft.com/office/drawing/2016/5/12/chartex" xmlns:cx7="http://schemas.microsoft.com/office/drawing/2016/5/13/chartex" xmlns:cx8="http://schemas.microsoft.com/office/drawing/2016/5/14/chartex" xmlns:mc="http://schemas.openxmlformats.org/markup-compatibility/2006" xmlns:aink="http://schemas.microsoft.com/office/drawing/2016/ink" xmlns:am3d="http://schemas.microsoft.com/office/drawing/2017/model3d" xmlns:o="urn:schemas-microsoft-com:office:office" xmlns:oel="http://schemas.microsoft.com/office/2019/extlst" xmlns:r="http://schemas.openxmlformats.org/officeDocument/2006/relationships" xmlns:m="http://schemas.openxmlformats.org/officeDocument/2006/math" xmlns:v="urn:schemas-microsoft-com:vml" xmlns:wp14="http://schemas.microsoft.com/office/word/2010/wordprocessingDrawing" xmlns:wp="http://schemas.openxmlformats.org/drawingml/2006/wordprocessingDrawing" xmlns:w10="urn:schemas-microsoft-com:office:word" xmlns:w="http://schemas.openxmlformats.org/wordprocessingml/2006/main" xmlns:w14="http://schemas.microsoft.com/office/word/2010/wordml" xmlns:w15="http://schemas.microsoft.com/office/word/2012/wordml" xmlns:w16cex="http://schemas.microsoft.com/office/word/2018/wordml/cex" xmlns:w16cid="http://schemas.microsoft.com/office/word/2016/wordml/cid" xmlns:w16="http://schemas.microsoft.com/office/word/2018/wordml" xmlns:w16sdtdh="http://schemas.microsoft.com/office/word/2020/wordml/sdtdatahash" xmlns:w16se="http://schemas.microsoft.com/office/word/2015/wordml/symex" xmlns:wpg="http://schemas.microsoft.com/office/word/2010/wordprocessingGroup" xmlns:wpi="http://schemas.microsoft.com/office/word/2010/wordprocessingInk" xmlns:wne="http://schemas.microsoft.com/office/word/2006/wordml" xmlns:wps="http://schemas.microsoft.com/office/word/2010/wordprocessingShape" mc:Ignorable="w14 w15 w16se w16cid w16 w16cex w16sdtdh wp14">
+<w:endnotes xmlns:wpc="http://schemas.microsoft.com/office/word/2010/wordprocessingCanvas" xmlns:cx="http://schemas.microsoft.com/office/drawing/2014/chartex" xmlns:cx1="http://schemas.microsoft.com/office/drawing/2015/9/8/chartex" xmlns:cx2="http://schemas.microsoft.com/office/drawing/2015/10/21/chartex" xmlns:cx3="http://schemas.microsoft.com/office/drawing/2016/5/9/chartex" xmlns:cx4="http://schemas.microsoft.com/office/drawing/2016/5/10/chartex" xmlns:cx5="http://schemas.microsoft.com/office/drawing/2016/5/11/chartex" xmlns:cx6="http://schemas.microsoft.com/office/drawing/2016/5/12/chartex" xmlns:cx7="http://schemas.microsoft.com/office/drawing/2016/5/13/chartex" xmlns:cx8="http://schemas.microsoft.com/office/drawing/2016/5/14/chartex" xmlns:mc="http://schemas.openxmlformats.org/markup-compatibility/2006" xmlns:aink="http://schemas.microsoft.com/office/drawing/2016/ink" xmlns:am3d="http://schemas.microsoft.com/office/drawing/2017/model3d" xmlns:o="urn:schemas-microsoft-com:office:office" xmlns:oel="http://schemas.microsoft.com/office/2019/extlst" xmlns:r="http://schemas.openxmlformats.org/officeDocument/2006/relationships" xmlns:m="http://schemas.openxmlformats.org/officeDocument/2006/math" xmlns:v="urn:schemas-microsoft-com:vml" xmlns:wp14="http://schemas.microsoft.com/office/word/2010/wordprocessingDrawing" xmlns:wp="http://schemas.openxmlformats.org/drawingml/2006/wordprocessingDrawing" xmlns:w10="urn:schemas-microsoft-com:office:word" xmlns:w="http://schemas.openxmlformats.org/wordprocessingml/2006/main" xmlns:w14="http://schemas.microsoft.com/office/word/2010/wordml" xmlns:w15="http://schemas.microsoft.com/office/word/2012/wordml" xmlns:w16cex="http://schemas.microsoft.com/office/word/2018/wordml/cex" xmlns:w16cid="http://schemas.microsoft.com/office/word/2016/wordml/cid" xmlns:w16="http://schemas.microsoft.com/office/word/2018/wordml" xmlns:w16du="http://schemas.microsoft.com/office/word/2023/wordml/word16du" xmlns:w16sdtdh="http://schemas.microsoft.com/office/word/2020/wordml/sdtdatahash" xmlns:w16se="http://schemas.microsoft.com/office/word/2015/wordml/symex" xmlns:wpg="http://schemas.microsoft.com/office/word/2010/wordprocessingGroup" xmlns:wpi="http://schemas.microsoft.com/office/word/2010/wordprocessingInk" xmlns:wne="http://schemas.microsoft.com/office/word/2006/wordml" xmlns:wps="http://schemas.microsoft.com/office/word/2010/wordprocessingShape" mc:Ignorable="w14 w15 w16se w16cid w16 w16cex w16sdtdh w16du wp14">
   <w:endnote w:type="separator" w:id="-1">
     <w:p>
       <w:pPr>
@@ -1368,7 +1364,7 @@
 </file>
 
 <file path=word/footer1.xml><?xml version="1.0" encoding="utf-8"?>
-<w:ftr xmlns:wpc="http://schemas.microsoft.com/office/word/2010/wordprocessingCanvas" xmlns:cx="http://schemas.microsoft.com/office/drawing/2014/chartex" xmlns:cx1="http://schemas.microsoft.com/office/drawing/2015/9/8/chartex" xmlns:cx2="http://schemas.microsoft.com/office/drawing/2015/10/21/chartex" xmlns:cx3="http://schemas.microsoft.com/office/drawing/2016/5/9/chartex" xmlns:cx4="http://schemas.microsoft.com/office/drawing/2016/5/10/chartex" xmlns:cx5="http://schemas.microsoft.com/office/drawing/2016/5/11/chartex" xmlns:cx6="http://schemas.microsoft.com/office/drawing/2016/5/12/chartex" xmlns:cx7="http://schemas.microsoft.com/office/drawing/2016/5/13/chartex" xmlns:cx8="http://schemas.microsoft.com/office/drawing/2016/5/14/chartex" xmlns:mc="http://schemas.openxmlformats.org/markup-compatibility/2006" xmlns:aink="http://schemas.microsoft.com/office/drawing/2016/ink" xmlns:am3d="http://schemas.microsoft.com/office/drawing/2017/model3d" xmlns:o="urn:schemas-microsoft-com:office:office" xmlns:oel="http://schemas.microsoft.com/office/2019/extlst" xmlns:r="http://schemas.openxmlformats.org/officeDocument/2006/relationships" xmlns:m="http://schemas.openxmlformats.org/officeDocument/2006/math" xmlns:v="urn:schemas-microsoft-com:vml" xmlns:wp14="http://schemas.microsoft.com/office/word/2010/wordprocessingDrawing" xmlns:wp="http://schemas.openxmlformats.org/drawingml/2006/wordprocessingDrawing" xmlns:w10="urn:schemas-microsoft-com:office:word" xmlns:w="http://schemas.openxmlformats.org/wordprocessingml/2006/main" xmlns:w14="http://schemas.microsoft.com/office/word/2010/wordml" xmlns:w15="http://schemas.microsoft.com/office/word/2012/wordml" xmlns:w16cex="http://schemas.microsoft.com/office/word/2018/wordml/cex" xmlns:w16cid="http://schemas.microsoft.com/office/word/2016/wordml/cid" xmlns:w16="http://schemas.microsoft.com/office/word/2018/wordml" xmlns:w16sdtdh="http://schemas.microsoft.com/office/word/2020/wordml/sdtdatahash" xmlns:w16se="http://schemas.microsoft.com/office/word/2015/wordml/symex" xmlns:wpg="http://schemas.microsoft.com/office/word/2010/wordprocessingGroup" xmlns:wpi="http://schemas.microsoft.com/office/word/2010/wordprocessingInk" xmlns:wne="http://schemas.microsoft.com/office/word/2006/wordml" xmlns:wps="http://schemas.microsoft.com/office/word/2010/wordprocessingShape" mc:Ignorable="w14 w15 w16se w16cid w16 w16cex w16sdtdh wp14">
+<w:ftr xmlns:wpc="http://schemas.microsoft.com/office/word/2010/wordprocessingCanvas" xmlns:cx="http://schemas.microsoft.com/office/drawing/2014/chartex" xmlns:cx1="http://schemas.microsoft.com/office/drawing/2015/9/8/chartex" xmlns:cx2="http://schemas.microsoft.com/office/drawing/2015/10/21/chartex" xmlns:cx3="http://schemas.microsoft.com/office/drawing/2016/5/9/chartex" xmlns:cx4="http://schemas.microsoft.com/office/drawing/2016/5/10/chartex" xmlns:cx5="http://schemas.microsoft.com/office/drawing/2016/5/11/chartex" xmlns:cx6="http://schemas.microsoft.com/office/drawing/2016/5/12/chartex" xmlns:cx7="http://schemas.microsoft.com/office/drawing/2016/5/13/chartex" xmlns:cx8="http://schemas.microsoft.com/office/drawing/2016/5/14/chartex" xmlns:mc="http://schemas.openxmlformats.org/markup-compatibility/2006" xmlns:aink="http://schemas.microsoft.com/office/drawing/2016/ink" xmlns:am3d="http://schemas.microsoft.com/office/drawing/2017/model3d" xmlns:o="urn:schemas-microsoft-com:office:office" xmlns:oel="http://schemas.microsoft.com/office/2019/extlst" xmlns:r="http://schemas.openxmlformats.org/officeDocument/2006/relationships" xmlns:m="http://schemas.openxmlformats.org/officeDocument/2006/math" xmlns:v="urn:schemas-microsoft-com:vml" xmlns:wp14="http://schemas.microsoft.com/office/word/2010/wordprocessingDrawing" xmlns:wp="http://schemas.openxmlformats.org/drawingml/2006/wordprocessingDrawing" xmlns:w10="urn:schemas-microsoft-com:office:word" xmlns:w="http://schemas.openxmlformats.org/wordprocessingml/2006/main" xmlns:w14="http://schemas.microsoft.com/office/word/2010/wordml" xmlns:w15="http://schemas.microsoft.com/office/word/2012/wordml" xmlns:w16cex="http://schemas.microsoft.com/office/word/2018/wordml/cex" xmlns:w16cid="http://schemas.microsoft.com/office/word/2016/wordml/cid" xmlns:w16="http://schemas.microsoft.com/office/word/2018/wordml" xmlns:w16du="http://schemas.microsoft.com/office/word/2023/wordml/word16du" xmlns:w16sdtdh="http://schemas.microsoft.com/office/word/2020/wordml/sdtdatahash" xmlns:w16se="http://schemas.microsoft.com/office/word/2015/wordml/symex" xmlns:wpg="http://schemas.microsoft.com/office/word/2010/wordprocessingGroup" xmlns:wpi="http://schemas.microsoft.com/office/word/2010/wordprocessingInk" xmlns:wne="http://schemas.microsoft.com/office/word/2006/wordml" xmlns:wps="http://schemas.microsoft.com/office/word/2010/wordprocessingShape" mc:Ignorable="w14 w15 w16se w16cid w16 w16cex w16sdtdh w16du wp14">
   <w:tbl>
     <w:tblPr>
       <w:tblW w:w="10438" w:type="dxa"/>
@@ -1520,25 +1516,7 @@
               <w:spacing w:val="5"/>
               <w:sz w:val="16"/>
             </w:rPr>
-            <w:t xml:space="preserve">25 </w:t>
-          </w:r>
-          <w:proofErr w:type="spellStart"/>
-          <w:r>
-            <w:rPr>
-              <w:rFonts w:eastAsia="Calibri"/>
-              <w:spacing w:val="5"/>
-              <w:sz w:val="16"/>
-            </w:rPr>
-            <w:t>Dowgate</w:t>
-          </w:r>
-          <w:proofErr w:type="spellEnd"/>
-          <w:r>
-            <w:rPr>
-              <w:rFonts w:eastAsia="Calibri"/>
-              <w:spacing w:val="5"/>
-              <w:sz w:val="16"/>
-            </w:rPr>
-            <w:t xml:space="preserve"> Hill, </w:t>
+            <w:t xml:space="preserve">25 Dowgate Hill, </w:t>
           </w:r>
           <w:r>
             <w:rPr>
@@ -1589,25 +1567,7 @@
               <w:spacing w:val="5"/>
               <w:sz w:val="16"/>
             </w:rPr>
-            <w:t xml:space="preserve">Telephone 020 7973 </w:t>
-          </w:r>
-          <w:proofErr w:type="gramStart"/>
-          <w:r>
-            <w:rPr>
-              <w:rFonts w:eastAsia="Calibri"/>
-              <w:spacing w:val="5"/>
-              <w:sz w:val="16"/>
-            </w:rPr>
-            <w:t>3700  Facsimile</w:t>
-          </w:r>
-          <w:proofErr w:type="gramEnd"/>
-          <w:r>
-            <w:rPr>
-              <w:rFonts w:eastAsia="Calibri"/>
-              <w:spacing w:val="5"/>
-              <w:sz w:val="16"/>
-            </w:rPr>
-            <w:t xml:space="preserve"> 020 7973 3001</w:t>
+            <w:t>Telephone 020 7973 3700  Facsimile 020 7973 3001</w:t>
           </w:r>
         </w:p>
         <w:p>
@@ -1720,7 +1680,7 @@
 </file>
 
 <file path=word/footnotes.xml><?xml version="1.0" encoding="utf-8"?>
-<w:footnotes xmlns:wpc="http://schemas.microsoft.com/office/word/2010/wordprocessingCanvas" xmlns:cx="http://schemas.microsoft.com/office/drawing/2014/chartex" xmlns:cx1="http://schemas.microsoft.com/office/drawing/2015/9/8/chartex" xmlns:cx2="http://schemas.microsoft.com/office/drawing/2015/10/21/chartex" xmlns:cx3="http://schemas.microsoft.com/office/drawing/2016/5/9/chartex" xmlns:cx4="http://schemas.microsoft.com/office/drawing/2016/5/10/chartex" xmlns:cx5="http://schemas.microsoft.com/office/drawing/2016/5/11/chartex" xmlns:cx6="http://schemas.microsoft.com/office/drawing/2016/5/12/chartex" xmlns:cx7="http://schemas.microsoft.com/office/drawing/2016/5/13/chartex" xmlns:cx8="http://schemas.microsoft.com/office/drawing/2016/5/14/chartex" xmlns:mc="http://schemas.openxmlformats.org/markup-compatibility/2006" xmlns:aink="http://schemas.microsoft.com/office/drawing/2016/ink" xmlns:am3d="http://schemas.microsoft.com/office/drawing/2017/model3d" xmlns:o="urn:schemas-microsoft-com:office:office" xmlns:oel="http://schemas.microsoft.com/office/2019/extlst" xmlns:r="http://schemas.openxmlformats.org/officeDocument/2006/relationships" xmlns:m="http://schemas.openxmlformats.org/officeDocument/2006/math" xmlns:v="urn:schemas-microsoft-com:vml" xmlns:wp14="http://schemas.microsoft.com/office/word/2010/wordprocessingDrawing" xmlns:wp="http://schemas.openxmlformats.org/drawingml/2006/wordprocessingDrawing" xmlns:w10="urn:schemas-microsoft-com:office:word" xmlns:w="http://schemas.openxmlformats.org/wordprocessingml/2006/main" xmlns:w14="http://schemas.microsoft.com/office/word/2010/wordml" xmlns:w15="http://schemas.microsoft.com/office/word/2012/wordml" xmlns:w16cex="http://schemas.microsoft.com/office/word/2018/wordml/cex" xmlns:w16cid="http://schemas.microsoft.com/office/word/2016/wordml/cid" xmlns:w16="http://schemas.microsoft.com/office/word/2018/wordml" xmlns:w16sdtdh="http://schemas.microsoft.com/office/word/2020/wordml/sdtdatahash" xmlns:w16se="http://schemas.microsoft.com/office/word/2015/wordml/symex" xmlns:wpg="http://schemas.microsoft.com/office/word/2010/wordprocessingGroup" xmlns:wpi="http://schemas.microsoft.com/office/word/2010/wordprocessingInk" xmlns:wne="http://schemas.microsoft.com/office/word/2006/wordml" xmlns:wps="http://schemas.microsoft.com/office/word/2010/wordprocessingShape" mc:Ignorable="w14 w15 w16se w16cid w16 w16cex w16sdtdh wp14">
+<w:footnotes xmlns:wpc="http://schemas.microsoft.com/office/word/2010/wordprocessingCanvas" xmlns:cx="http://schemas.microsoft.com/office/drawing/2014/chartex" xmlns:cx1="http://schemas.microsoft.com/office/drawing/2015/9/8/chartex" xmlns:cx2="http://schemas.microsoft.com/office/drawing/2015/10/21/chartex" xmlns:cx3="http://schemas.microsoft.com/office/drawing/2016/5/9/chartex" xmlns:cx4="http://schemas.microsoft.com/office/drawing/2016/5/10/chartex" xmlns:cx5="http://schemas.microsoft.com/office/drawing/2016/5/11/chartex" xmlns:cx6="http://schemas.microsoft.com/office/drawing/2016/5/12/chartex" xmlns:cx7="http://schemas.microsoft.com/office/drawing/2016/5/13/chartex" xmlns:cx8="http://schemas.microsoft.com/office/drawing/2016/5/14/chartex" xmlns:mc="http://schemas.openxmlformats.org/markup-compatibility/2006" xmlns:aink="http://schemas.microsoft.com/office/drawing/2016/ink" xmlns:am3d="http://schemas.microsoft.com/office/drawing/2017/model3d" xmlns:o="urn:schemas-microsoft-com:office:office" xmlns:oel="http://schemas.microsoft.com/office/2019/extlst" xmlns:r="http://schemas.openxmlformats.org/officeDocument/2006/relationships" xmlns:m="http://schemas.openxmlformats.org/officeDocument/2006/math" xmlns:v="urn:schemas-microsoft-com:vml" xmlns:wp14="http://schemas.microsoft.com/office/word/2010/wordprocessingDrawing" xmlns:wp="http://schemas.openxmlformats.org/drawingml/2006/wordprocessingDrawing" xmlns:w10="urn:schemas-microsoft-com:office:word" xmlns:w="http://schemas.openxmlformats.org/wordprocessingml/2006/main" xmlns:w14="http://schemas.microsoft.com/office/word/2010/wordml" xmlns:w15="http://schemas.microsoft.com/office/word/2012/wordml" xmlns:w16cex="http://schemas.microsoft.com/office/word/2018/wordml/cex" xmlns:w16cid="http://schemas.microsoft.com/office/word/2016/wordml/cid" xmlns:w16="http://schemas.microsoft.com/office/word/2018/wordml" xmlns:w16du="http://schemas.microsoft.com/office/word/2023/wordml/word16du" xmlns:w16sdtdh="http://schemas.microsoft.com/office/word/2020/wordml/sdtdatahash" xmlns:w16se="http://schemas.microsoft.com/office/word/2015/wordml/symex" xmlns:wpg="http://schemas.microsoft.com/office/word/2010/wordprocessingGroup" xmlns:wpi="http://schemas.microsoft.com/office/word/2010/wordprocessingInk" xmlns:wne="http://schemas.microsoft.com/office/word/2006/wordml" xmlns:wps="http://schemas.microsoft.com/office/word/2010/wordprocessingShape" mc:Ignorable="w14 w15 w16se w16cid w16 w16cex w16sdtdh w16du wp14">
   <w:footnote w:type="separator" w:id="-1">
     <w:p>
       <w:pPr>
@@ -1745,7 +1705,7 @@
 </file>
 
 <file path=word/numbering.xml><?xml version="1.0" encoding="utf-8"?>
-<w:numbering xmlns:wpc="http://schemas.microsoft.com/office/word/2010/wordprocessingCanvas" xmlns:cx="http://schemas.microsoft.com/office/drawing/2014/chartex" xmlns:cx1="http://schemas.microsoft.com/office/drawing/2015/9/8/chartex" xmlns:cx2="http://schemas.microsoft.com/office/drawing/2015/10/21/chartex" xmlns:cx3="http://schemas.microsoft.com/office/drawing/2016/5/9/chartex" xmlns:cx4="http://schemas.microsoft.com/office/drawing/2016/5/10/chartex" xmlns:cx5="http://schemas.microsoft.com/office/drawing/2016/5/11/chartex" xmlns:cx6="http://schemas.microsoft.com/office/drawing/2016/5/12/chartex" xmlns:cx7="http://schemas.microsoft.com/office/drawing/2016/5/13/chartex" xmlns:cx8="http://schemas.microsoft.com/office/drawing/2016/5/14/chartex" xmlns:mc="http://schemas.openxmlformats.org/markup-compatibility/2006" xmlns:aink="http://schemas.microsoft.com/office/drawing/2016/ink" xmlns:am3d="http://schemas.microsoft.com/office/drawing/2017/model3d" xmlns:o="urn:schemas-microsoft-com:office:office" xmlns:oel="http://schemas.microsoft.com/office/2019/extlst" xmlns:r="http://schemas.openxmlformats.org/officeDocument/2006/relationships" xmlns:m="http://schemas.openxmlformats.org/officeDocument/2006/math" xmlns:v="urn:schemas-microsoft-com:vml" xmlns:wp14="http://schemas.microsoft.com/office/word/2010/wordprocessingDrawing" xmlns:wp="http://schemas.openxmlformats.org/drawingml/2006/wordprocessingDrawing" xmlns:w10="urn:schemas-microsoft-com:office:word" xmlns:w="http://schemas.openxmlformats.org/wordprocessingml/2006/main" xmlns:w14="http://schemas.microsoft.com/office/word/2010/wordml" xmlns:w15="http://schemas.microsoft.com/office/word/2012/wordml" xmlns:w16cex="http://schemas.microsoft.com/office/word/2018/wordml/cex" xmlns:w16cid="http://schemas.microsoft.com/office/word/2016/wordml/cid" xmlns:w16="http://schemas.microsoft.com/office/word/2018/wordml" xmlns:w16sdtdh="http://schemas.microsoft.com/office/word/2020/wordml/sdtdatahash" xmlns:w16se="http://schemas.microsoft.com/office/word/2015/wordml/symex" xmlns:wpg="http://schemas.microsoft.com/office/word/2010/wordprocessingGroup" xmlns:wpi="http://schemas.microsoft.com/office/word/2010/wordprocessingInk" xmlns:wne="http://schemas.microsoft.com/office/word/2006/wordml" xmlns:wps="http://schemas.microsoft.com/office/word/2010/wordprocessingShape" mc:Ignorable="w14 w15 w16se w16cid w16 w16cex w16sdtdh wp14">
+<w:numbering xmlns:wpc="http://schemas.microsoft.com/office/word/2010/wordprocessingCanvas" xmlns:cx="http://schemas.microsoft.com/office/drawing/2014/chartex" xmlns:cx1="http://schemas.microsoft.com/office/drawing/2015/9/8/chartex" xmlns:cx2="http://schemas.microsoft.com/office/drawing/2015/10/21/chartex" xmlns:cx3="http://schemas.microsoft.com/office/drawing/2016/5/9/chartex" xmlns:cx4="http://schemas.microsoft.com/office/drawing/2016/5/10/chartex" xmlns:cx5="http://schemas.microsoft.com/office/drawing/2016/5/11/chartex" xmlns:cx6="http://schemas.microsoft.com/office/drawing/2016/5/12/chartex" xmlns:cx7="http://schemas.microsoft.com/office/drawing/2016/5/13/chartex" xmlns:cx8="http://schemas.microsoft.com/office/drawing/2016/5/14/chartex" xmlns:mc="http://schemas.openxmlformats.org/markup-compatibility/2006" xmlns:aink="http://schemas.microsoft.com/office/drawing/2016/ink" xmlns:am3d="http://schemas.microsoft.com/office/drawing/2017/model3d" xmlns:o="urn:schemas-microsoft-com:office:office" xmlns:oel="http://schemas.microsoft.com/office/2019/extlst" xmlns:r="http://schemas.openxmlformats.org/officeDocument/2006/relationships" xmlns:m="http://schemas.openxmlformats.org/officeDocument/2006/math" xmlns:v="urn:schemas-microsoft-com:vml" xmlns:wp14="http://schemas.microsoft.com/office/word/2010/wordprocessingDrawing" xmlns:wp="http://schemas.openxmlformats.org/drawingml/2006/wordprocessingDrawing" xmlns:w10="urn:schemas-microsoft-com:office:word" xmlns:w="http://schemas.openxmlformats.org/wordprocessingml/2006/main" xmlns:w14="http://schemas.microsoft.com/office/word/2010/wordml" xmlns:w15="http://schemas.microsoft.com/office/word/2012/wordml" xmlns:w16cex="http://schemas.microsoft.com/office/word/2018/wordml/cex" xmlns:w16cid="http://schemas.microsoft.com/office/word/2016/wordml/cid" xmlns:w16="http://schemas.microsoft.com/office/word/2018/wordml" xmlns:w16du="http://schemas.microsoft.com/office/word/2023/wordml/word16du" xmlns:w16sdtdh="http://schemas.microsoft.com/office/word/2020/wordml/sdtdatahash" xmlns:w16se="http://schemas.microsoft.com/office/word/2015/wordml/symex" xmlns:wpg="http://schemas.microsoft.com/office/word/2010/wordprocessingGroup" xmlns:wpi="http://schemas.microsoft.com/office/word/2010/wordprocessingInk" xmlns:wne="http://schemas.microsoft.com/office/word/2006/wordml" xmlns:wps="http://schemas.microsoft.com/office/word/2010/wordprocessingShape" mc:Ignorable="w14 w15 w16se w16cid w16 w16cex w16sdtdh w16du wp14">
   <w:abstractNum w:abstractNumId="0" w15:restartNumberingAfterBreak="0">
     <w:nsid w:val="02941BF4"/>
     <w:multiLevelType w:val="hybridMultilevel"/>
@@ -1842,7 +1802,7 @@
 </file>
 
 <file path=word/styles.xml><?xml version="1.0" encoding="utf-8"?>
-<w:styles xmlns:mc="http://schemas.openxmlformats.org/markup-compatibility/2006" xmlns:r="http://schemas.openxmlformats.org/officeDocument/2006/relationships" xmlns:w="http://schemas.openxmlformats.org/wordprocessingml/2006/main" xmlns:w14="http://schemas.microsoft.com/office/word/2010/wordml" xmlns:w15="http://schemas.microsoft.com/office/word/2012/wordml" xmlns:w16cex="http://schemas.microsoft.com/office/word/2018/wordml/cex" xmlns:w16cid="http://schemas.microsoft.com/office/word/2016/wordml/cid" xmlns:w16="http://schemas.microsoft.com/office/word/2018/wordml" xmlns:w16sdtdh="http://schemas.microsoft.com/office/word/2020/wordml/sdtdatahash" xmlns:w16se="http://schemas.microsoft.com/office/word/2015/wordml/symex" mc:Ignorable="w14 w15 w16se w16cid w16 w16cex w16sdtdh">
+<w:styles xmlns:mc="http://schemas.openxmlformats.org/markup-compatibility/2006" xmlns:r="http://schemas.openxmlformats.org/officeDocument/2006/relationships" xmlns:w="http://schemas.openxmlformats.org/wordprocessingml/2006/main" xmlns:w14="http://schemas.microsoft.com/office/word/2010/wordml" xmlns:w15="http://schemas.microsoft.com/office/word/2012/wordml" xmlns:w16cex="http://schemas.microsoft.com/office/word/2018/wordml/cex" xmlns:w16cid="http://schemas.microsoft.com/office/word/2016/wordml/cid" xmlns:w16="http://schemas.microsoft.com/office/word/2018/wordml" xmlns:w16du="http://schemas.microsoft.com/office/word/2023/wordml/word16du" xmlns:w16sdtdh="http://schemas.microsoft.com/office/word/2020/wordml/sdtdatahash" xmlns:w16se="http://schemas.microsoft.com/office/word/2015/wordml/symex" mc:Ignorable="w14 w15 w16se w16cid w16 w16cex w16sdtdh w16du">
   <w:docDefaults>
     <w:rPrDefault>
       <w:rPr>
@@ -2727,27 +2687,6 @@
 </file>
 
 <file path=customXml/item1.xml><?xml version="1.0" encoding="utf-8"?>
-<p:properties xmlns:p="http://schemas.microsoft.com/office/2006/metadata/properties" xmlns:xsi="http://www.w3.org/2001/XMLSchema-instance" xmlns:pc="http://schemas.microsoft.com/office/infopath/2007/PartnerControls">
-  <documentManagement>
-    <lcf76f155ced4ddcb4097134ff3c332f xmlns="06cfe00f-839a-4df9-b5c7-4ebac7d0c360">
-      <Terms xmlns="http://schemas.microsoft.com/office/infopath/2007/PartnerControls"/>
-    </lcf76f155ced4ddcb4097134ff3c332f>
-    <SoftwareVersion xmlns="06cfe00f-839a-4df9-b5c7-4ebac7d0c360">2.105.1143.0 64-bit (May 2022)</SoftwareVersion>
-    <TaxCatchAll xmlns="bb952b06-3268-4e55-b0fe-9eb49669fc08" xsi:nil="true"/>
-  </documentManagement>
-</p:properties>
-</file>
-
-<file path=customXml/item2.xml><?xml version="1.0" encoding="utf-8"?>
-<?mso-contentType ?>
-<FormTemplates xmlns="http://schemas.microsoft.com/sharepoint/v3/contenttype/forms">
-  <Display>DocumentLibraryForm</Display>
-  <Edit>DocumentLibraryForm</Edit>
-  <New>DocumentLibraryForm</New>
-</FormTemplates>
-</file>
-
-<file path=customXml/item3.xml><?xml version="1.0" encoding="utf-8"?>
 <ct:contentTypeSchema xmlns:ct="http://schemas.microsoft.com/office/2006/metadata/contentType" xmlns:ma="http://schemas.microsoft.com/office/2006/metadata/properties/metaAttributes" ct:_="" ma:_="" ma:contentTypeName="Document" ma:contentTypeID="0x010100B414C6717266E74190F05281F89E6026" ma:contentTypeVersion="17" ma:contentTypeDescription="Create a new document." ma:contentTypeScope="" ma:versionID="2343acd8ed4986af9035717c377e987b">
   <xsd:schema xmlns:xsd="http://www.w3.org/2001/XMLSchema" xmlns:xs="http://www.w3.org/2001/XMLSchema" xmlns:p="http://schemas.microsoft.com/office/2006/metadata/properties" xmlns:ns2="06cfe00f-839a-4df9-b5c7-4ebac7d0c360" xmlns:ns3="610ec4a7-94b8-4d25-ad4b-84626814a18d" xmlns:ns4="bb952b06-3268-4e55-b0fe-9eb49669fc08" targetNamespace="http://schemas.microsoft.com/office/2006/metadata/properties" ma:root="true" ma:fieldsID="80560962e75b60efe544312e13b264a5" ns2:_="" ns3:_="" ns4:_="">
     <xsd:import namespace="06cfe00f-839a-4df9-b5c7-4ebac7d0c360"/>
@@ -3003,26 +2942,28 @@
 </ct:contentTypeSchema>
 </file>
 
-<file path=customXml/itemProps1.xml><?xml version="1.0" encoding="utf-8"?>
-<ds:datastoreItem xmlns:ds="http://schemas.openxmlformats.org/officeDocument/2006/customXml" ds:itemID="{897D78BA-DBA4-46D6-A9B3-4FBDE126BBBF}">
-  <ds:schemaRefs>
-    <ds:schemaRef ds:uri="http://schemas.microsoft.com/office/2006/metadata/properties"/>
-    <ds:schemaRef ds:uri="http://schemas.microsoft.com/office/infopath/2007/PartnerControls"/>
-    <ds:schemaRef ds:uri="06cfe00f-839a-4df9-b5c7-4ebac7d0c360"/>
-    <ds:schemaRef ds:uri="bb952b06-3268-4e55-b0fe-9eb49669fc08"/>
-  </ds:schemaRefs>
-</ds:datastoreItem>
+<file path=customXml/item2.xml><?xml version="1.0" encoding="utf-8"?>
+<?mso-contentType ?>
+<FormTemplates xmlns="http://schemas.microsoft.com/sharepoint/v3/contenttype/forms">
+  <Display>DocumentLibraryForm</Display>
+  <Edit>DocumentLibraryForm</Edit>
+  <New>DocumentLibraryForm</New>
+</FormTemplates>
 </file>
 
-<file path=customXml/itemProps2.xml><?xml version="1.0" encoding="utf-8"?>
-<ds:datastoreItem xmlns:ds="http://schemas.openxmlformats.org/officeDocument/2006/customXml" ds:itemID="{61E9EBC0-AAFA-4DA8-85B6-265BF65FB5EB}">
-  <ds:schemaRefs>
-    <ds:schemaRef ds:uri="http://schemas.microsoft.com/sharepoint/v3/contenttype/forms"/>
-  </ds:schemaRefs>
-</ds:datastoreItem>
+<file path=customXml/item3.xml><?xml version="1.0" encoding="utf-8"?>
+<p:properties xmlns:p="http://schemas.microsoft.com/office/2006/metadata/properties" xmlns:xsi="http://www.w3.org/2001/XMLSchema-instance" xmlns:pc="http://schemas.microsoft.com/office/infopath/2007/PartnerControls">
+  <documentManagement>
+    <lcf76f155ced4ddcb4097134ff3c332f xmlns="06cfe00f-839a-4df9-b5c7-4ebac7d0c360">
+      <Terms xmlns="http://schemas.microsoft.com/office/infopath/2007/PartnerControls"/>
+    </lcf76f155ced4ddcb4097134ff3c332f>
+    <SoftwareVersion xmlns="06cfe00f-839a-4df9-b5c7-4ebac7d0c360">2.105.1143.0 64-bit (May 2022)</SoftwareVersion>
+    <TaxCatchAll xmlns="bb952b06-3268-4e55-b0fe-9eb49669fc08" xsi:nil="true"/>
+  </documentManagement>
+</p:properties>
 </file>
 
-<file path=customXml/itemProps3.xml><?xml version="1.0" encoding="utf-8"?>
+<file path=customXml/itemProps1.xml><?xml version="1.0" encoding="utf-8"?>
 <ds:datastoreItem xmlns:ds="http://schemas.openxmlformats.org/officeDocument/2006/customXml" ds:itemID="{B9D2AAA4-A7B0-4D6B-A043-7B801397EED3}">
   <ds:schemaRefs>
     <ds:schemaRef ds:uri="http://schemas.microsoft.com/office/2006/metadata/contentType"/>
@@ -3040,4 +2981,23 @@
     <ds:schemaRef ds:uri="http://schemas.microsoft.com/internal/obd"/>
   </ds:schemaRefs>
 </ds:datastoreItem>
+</file>
+
+<file path=customXml/itemProps2.xml><?xml version="1.0" encoding="utf-8"?>
+<ds:datastoreItem xmlns:ds="http://schemas.openxmlformats.org/officeDocument/2006/customXml" ds:itemID="{61E9EBC0-AAFA-4DA8-85B6-265BF65FB5EB}">
+  <ds:schemaRefs>
+    <ds:schemaRef ds:uri="http://schemas.microsoft.com/sharepoint/v3/contenttype/forms"/>
+  </ds:schemaRefs>
+</ds:datastoreItem>
+</file>
+
+<file path=customXml/itemProps3.xml><?xml version="1.0" encoding="utf-8"?>
+<ds:datastoreItem xmlns:ds="http://schemas.openxmlformats.org/officeDocument/2006/customXml" ds:itemID="{897D78BA-DBA4-46D6-A9B3-4FBDE126BBBF}">
+  <ds:schemaRefs>
+    <ds:schemaRef ds:uri="http://schemas.microsoft.com/office/2006/metadata/properties"/>
+    <ds:schemaRef ds:uri="http://schemas.microsoft.com/office/infopath/2007/PartnerControls"/>
+    <ds:schemaRef ds:uri="06cfe00f-839a-4df9-b5c7-4ebac7d0c360"/>
+    <ds:schemaRef ds:uri="bb952b06-3268-4e55-b0fe-9eb49669fc08"/>
+  </ds:schemaRefs>
+</ds:datastoreItem>
 </file>
--- a/arches_her/docx/Condition Two-Stage Letter.docx
+++ b/arches_her/docx/Condition Two-Stage Letter.docx
@@ -1077,7 +1077,13 @@
         <w:rPr>
           <w:szCs w:val="24"/>
         </w:rPr>
-        <w:t>211</w:t>
+        <w:t>21</w:t>
+      </w:r>
+      <w:r>
+        <w:rPr>
+          <w:szCs w:val="24"/>
+        </w:rPr>
+        <w:t>8</w:t>
       </w:r>
       <w:r>
         <w:rPr>
@@ -2687,6 +2693,15 @@
 </file>
 
 <file path=customXml/item1.xml><?xml version="1.0" encoding="utf-8"?>
+<?mso-contentType ?>
+<FormTemplates xmlns="http://schemas.microsoft.com/sharepoint/v3/contenttype/forms">
+  <Display>DocumentLibraryForm</Display>
+  <Edit>DocumentLibraryForm</Edit>
+  <New>DocumentLibraryForm</New>
+</FormTemplates>
+</file>
+
+<file path=customXml/item2.xml><?xml version="1.0" encoding="utf-8"?>
 <ct:contentTypeSchema xmlns:ct="http://schemas.microsoft.com/office/2006/metadata/contentType" xmlns:ma="http://schemas.microsoft.com/office/2006/metadata/properties/metaAttributes" ct:_="" ma:_="" ma:contentTypeName="Document" ma:contentTypeID="0x010100B414C6717266E74190F05281F89E6026" ma:contentTypeVersion="17" ma:contentTypeDescription="Create a new document." ma:contentTypeScope="" ma:versionID="2343acd8ed4986af9035717c377e987b">
   <xsd:schema xmlns:xsd="http://www.w3.org/2001/XMLSchema" xmlns:xs="http://www.w3.org/2001/XMLSchema" xmlns:p="http://schemas.microsoft.com/office/2006/metadata/properties" xmlns:ns2="06cfe00f-839a-4df9-b5c7-4ebac7d0c360" xmlns:ns3="610ec4a7-94b8-4d25-ad4b-84626814a18d" xmlns:ns4="bb952b06-3268-4e55-b0fe-9eb49669fc08" targetNamespace="http://schemas.microsoft.com/office/2006/metadata/properties" ma:root="true" ma:fieldsID="80560962e75b60efe544312e13b264a5" ns2:_="" ns3:_="" ns4:_="">
     <xsd:import namespace="06cfe00f-839a-4df9-b5c7-4ebac7d0c360"/>
@@ -2942,15 +2957,6 @@
 </ct:contentTypeSchema>
 </file>
 
-<file path=customXml/item2.xml><?xml version="1.0" encoding="utf-8"?>
-<?mso-contentType ?>
-<FormTemplates xmlns="http://schemas.microsoft.com/sharepoint/v3/contenttype/forms">
-  <Display>DocumentLibraryForm</Display>
-  <Edit>DocumentLibraryForm</Edit>
-  <New>DocumentLibraryForm</New>
-</FormTemplates>
-</file>
-
 <file path=customXml/item3.xml><?xml version="1.0" encoding="utf-8"?>
 <p:properties xmlns:p="http://schemas.microsoft.com/office/2006/metadata/properties" xmlns:xsi="http://www.w3.org/2001/XMLSchema-instance" xmlns:pc="http://schemas.microsoft.com/office/infopath/2007/PartnerControls">
   <documentManagement>
@@ -2964,6 +2970,14 @@
 </file>
 
 <file path=customXml/itemProps1.xml><?xml version="1.0" encoding="utf-8"?>
+<ds:datastoreItem xmlns:ds="http://schemas.openxmlformats.org/officeDocument/2006/customXml" ds:itemID="{61E9EBC0-AAFA-4DA8-85B6-265BF65FB5EB}">
+  <ds:schemaRefs>
+    <ds:schemaRef ds:uri="http://schemas.microsoft.com/sharepoint/v3/contenttype/forms"/>
+  </ds:schemaRefs>
+</ds:datastoreItem>
+</file>
+
+<file path=customXml/itemProps2.xml><?xml version="1.0" encoding="utf-8"?>
 <ds:datastoreItem xmlns:ds="http://schemas.openxmlformats.org/officeDocument/2006/customXml" ds:itemID="{B9D2AAA4-A7B0-4D6B-A043-7B801397EED3}">
   <ds:schemaRefs>
     <ds:schemaRef ds:uri="http://schemas.microsoft.com/office/2006/metadata/contentType"/>
@@ -2983,14 +2997,6 @@
 </ds:datastoreItem>
 </file>
 
-<file path=customXml/itemProps2.xml><?xml version="1.0" encoding="utf-8"?>
-<ds:datastoreItem xmlns:ds="http://schemas.openxmlformats.org/officeDocument/2006/customXml" ds:itemID="{61E9EBC0-AAFA-4DA8-85B6-265BF65FB5EB}">
-  <ds:schemaRefs>
-    <ds:schemaRef ds:uri="http://schemas.microsoft.com/sharepoint/v3/contenttype/forms"/>
-  </ds:schemaRefs>
-</ds:datastoreItem>
-</file>
-
 <file path=customXml/itemProps3.xml><?xml version="1.0" encoding="utf-8"?>
 <ds:datastoreItem xmlns:ds="http://schemas.openxmlformats.org/officeDocument/2006/customXml" ds:itemID="{897D78BA-DBA4-46D6-A9B3-4FBDE126BBBF}">
   <ds:schemaRefs>

--- a/arches_her/docx/Condition Two-Stage Letter.docx
+++ b/arches_her/docx/Condition Two-Stage Letter.docx
@@ -23,8 +23,8 @@
         <w:tblLook w:val="04A0" w:firstRow="1" w:lastRow="0" w:firstColumn="1" w:lastColumn="0" w:noHBand="0" w:noVBand="1"/>
       </w:tblPr>
       <w:tblGrid>
-        <w:gridCol w:w="6384"/>
-        <w:gridCol w:w="3681"/>
+        <w:gridCol w:w="6363"/>
+        <w:gridCol w:w="3702"/>
       </w:tblGrid>
       <w:tr>
         <w:tc>
@@ -249,7 +249,57 @@
               <w:rPr>
                 <w:rFonts w:cstheme="minorHAnsi"/>
               </w:rPr>
-              <w:t xml:space="preserve">Direct Dial: &lt;Casework Officer Number&gt; </w:t>
+              <w:t xml:space="preserve">&lt;Casework Officer Number&gt; </w:t>
+            </w:r>
+          </w:p>
+        </w:tc>
+      </w:tr>
+      <w:tr>
+        <w:tc>
+          <w:tcPr>
+            <w:tcW w:w="6384" w:type="dxa"/>
+          </w:tcPr>
+          <w:p>
+            <w:pPr>
+              <w:tabs>
+                <w:tab w:val="left" w:pos="5812"/>
+              </w:tabs>
+              <w:rPr>
+                <w:rFonts w:cstheme="minorHAnsi"/>
+              </w:rPr>
+            </w:pPr>
+          </w:p>
+        </w:tc>
+        <w:tc>
+          <w:tcPr>
+            <w:tcW w:w="3681" w:type="dxa"/>
+          </w:tcPr>
+          <w:p>
+            <w:pPr>
+              <w:tabs>
+                <w:tab w:val="left" w:pos="5812"/>
+              </w:tabs>
+              <w:rPr>
+                <w:rFonts w:cstheme="minorHAnsi"/>
+              </w:rPr>
+            </w:pPr>
+            <w:r>
+              <w:rPr>
+                <w:rFonts w:cstheme="minorHAnsi"/>
+              </w:rPr>
+              <w:t xml:space="preserve">&lt;Casework Officer </w:t>
+            </w:r>
+            <w:r>
+              <w:rPr>
+                <w:rFonts w:cstheme="minorHAnsi"/>
+              </w:rPr>
+              <w:t>Email</w:t>
+            </w:r>
+            <w:r>
+              <w:rPr>
+                <w:rFonts w:cstheme="minorHAnsi"/>
+              </w:rPr>
+              <w:t>&gt;</w:t>
             </w:r>
           </w:p>
         </w:tc>
@@ -297,7 +347,19 @@
               <w:rPr>
                 <w:rFonts w:cstheme="minorHAnsi"/>
               </w:rPr>
-              <w:t>&lt;Completion Date&gt;</w:t>
+              <w:t>&lt;Completion Date</w:t>
+            </w:r>
+            <w:r>
+              <w:rPr>
+                <w:rFonts w:cstheme="minorHAnsi"/>
+              </w:rPr>
+              <w:t>||%Y-%m-%d||%d %B %Y</w:t>
+            </w:r>
+            <w:r>
+              <w:rPr>
+                <w:rFonts w:cstheme="minorHAnsi"/>
+              </w:rPr>
+              <w:t>&gt;</w:t>
             </w:r>
           </w:p>
         </w:tc>
@@ -346,17 +408,6 @@
         </w:rPr>
         <w:t>Dear &lt;Contact Name&gt;,</w:t>
       </w:r>
-      <w:r>
-        <w:rPr>
-          <w:rFonts w:cstheme="minorHAnsi"/>
-          <w:noProof/>
-        </w:rPr>
-      </w:r>
-      <w:r>
-        <w:rPr>
-          <w:rFonts w:cstheme="minorHAnsi"/>
-        </w:rPr>
-      </w:r>
     </w:p>
     <w:p>
       <w:pPr>
@@ -404,36 +455,24 @@
           <w:rFonts w:cstheme="minorHAnsi"/>
           <w:b/>
         </w:rPr>
-        <w:t>NATIONAL PLANNING POLICY FRAMEWORK 2021</w:t>
-      </w:r>
-    </w:p>
-    <w:p>
-      <w:pPr>
-        <w:tabs>
-          <w:tab w:val="left" w:pos="5245"/>
-        </w:tabs>
-        <w:spacing w:after="0" w:line="240" w:lineRule="auto"/>
-        <w:rPr>
-          <w:rFonts w:cstheme="minorHAnsi"/>
-        </w:rPr>
-      </w:pPr>
-    </w:p>
-    <w:p>
-      <w:pPr>
-        <w:tabs>
-          <w:tab w:val="left" w:pos="-1094"/>
-          <w:tab w:val="left" w:pos="-720"/>
-          <w:tab w:val="left" w:pos="0"/>
-          <w:tab w:val="left" w:pos="720"/>
-          <w:tab w:val="left" w:pos="1440"/>
-          <w:tab w:val="left" w:pos="2160"/>
-          <w:tab w:val="left" w:pos="2880"/>
-          <w:tab w:val="left" w:pos="3600"/>
-          <w:tab w:val="left" w:pos="4320"/>
-          <w:tab w:val="left" w:pos="5040"/>
-          <w:tab w:val="left" w:pos="5760"/>
-          <w:tab w:val="left" w:pos="6099"/>
-          <w:tab w:val="left" w:pos="7200"/>
+        <w:t>NATIONAL PLANNING POLICY FRAMEWORK 2024</w:t>
+      </w:r>
+    </w:p>
+    <w:p>
+      <w:pPr>
+        <w:tabs>
+          <w:tab w:val="left" w:pos="5245"/>
+        </w:tabs>
+        <w:spacing w:after="0" w:line="240" w:lineRule="auto"/>
+        <w:rPr>
+          <w:rFonts w:cstheme="minorHAnsi"/>
+        </w:rPr>
+      </w:pPr>
+    </w:p>
+    <w:p>
+      <w:pPr>
+        <w:tabs>
+          <w:tab w:val="left" w:pos="5245"/>
         </w:tabs>
         <w:spacing w:after="0" w:line="240" w:lineRule="auto"/>
         <w:rPr>
@@ -457,24 +496,19 @@
         <w:spacing w:after="0" w:line="240" w:lineRule="auto"/>
         <w:rPr>
           <w:rFonts w:cstheme="minorHAnsi"/>
-        </w:rPr>
-      </w:pPr>
-      <w:r>
-        <w:rPr>
-          <w:rFonts w:cstheme="minorHAnsi"/>
-        </w:rPr>
-        <w:t>&lt;Proposal Description&gt;</w:t>
-      </w:r>
-      <w:r>
-        <w:rPr>
-          <w:rFonts w:cstheme="minorHAnsi"/>
+          <w:bCs/>
           <w:i/>
-        </w:rPr>
-      </w:r>
-      <w:r>
-        <w:rPr>
-          <w:rFonts w:cstheme="minorHAnsi"/>
-        </w:rPr>
+          <w:iCs/>
+        </w:rPr>
+      </w:pPr>
+      <w:r>
+        <w:rPr>
+          <w:rFonts w:cstheme="minorHAnsi"/>
+          <w:bCs/>
+          <w:i/>
+          <w:iCs/>
+        </w:rPr>
+        <w:t>&lt;Proposal Description||HTML||PLAIN&gt;</w:t>
       </w:r>
     </w:p>
     <w:p>
@@ -506,35 +540,35 @@
           <w:b/>
           <w:u w:val="single"/>
         </w:rPr>
-        <w:t>Recommend Archaeological Condition(s)</w:t>
-      </w:r>
-    </w:p>
-    <w:p>
-      <w:pPr>
-        <w:tabs>
-          <w:tab w:val="left" w:pos="5245"/>
-        </w:tabs>
-        <w:spacing w:after="0" w:line="240" w:lineRule="auto"/>
-        <w:rPr>
-          <w:rFonts w:cstheme="minorHAnsi"/>
-        </w:rPr>
-      </w:pPr>
-    </w:p>
-    <w:p>
-      <w:pPr>
-        <w:tabs>
-          <w:tab w:val="left" w:pos="5245"/>
-        </w:tabs>
-        <w:spacing w:after="0" w:line="240" w:lineRule="auto"/>
-        <w:rPr>
-          <w:rFonts w:cstheme="minorHAnsi"/>
-        </w:rPr>
-      </w:pPr>
-      <w:r>
-        <w:rPr>
-          <w:rFonts w:cstheme="minorHAnsi"/>
-        </w:rPr>
-        <w:t>Thank you for your consultation received on &lt;Log Date&gt;.</w:t>
+        <w:t>Recommend Archaeological Condition</w:t>
+      </w:r>
+    </w:p>
+    <w:p>
+      <w:pPr>
+        <w:tabs>
+          <w:tab w:val="left" w:pos="5245"/>
+        </w:tabs>
+        <w:spacing w:after="0" w:line="240" w:lineRule="auto"/>
+        <w:rPr>
+          <w:rFonts w:cstheme="minorHAnsi"/>
+        </w:rPr>
+      </w:pPr>
+    </w:p>
+    <w:p>
+      <w:pPr>
+        <w:tabs>
+          <w:tab w:val="left" w:pos="5245"/>
+        </w:tabs>
+        <w:spacing w:after="0" w:line="240" w:lineRule="auto"/>
+        <w:rPr>
+          <w:rFonts w:cstheme="minorHAnsi"/>
+        </w:rPr>
+      </w:pPr>
+      <w:r>
+        <w:rPr>
+          <w:rFonts w:cstheme="minorHAnsi"/>
+        </w:rPr>
+        <w:t>Thank you for your consultation received on &lt;Log Date||%Y-%m-%d||%d %B %Y&gt;.</w:t>
       </w:r>
     </w:p>
     <w:p>
@@ -597,6 +631,21 @@
     </w:p>
     <w:p>
       <w:pPr>
+        <w:tabs>
+          <w:tab w:val="left" w:pos="5245"/>
+        </w:tabs>
+        <w:spacing w:after="0" w:line="240" w:lineRule="auto"/>
+        <w:rPr>
+          <w:rFonts w:cstheme="minorHAnsi"/>
+          <w:u w:val="single"/>
+        </w:rPr>
+      </w:pPr>
+    </w:p>
+    <w:p>
+      <w:pPr>
+        <w:tabs>
+          <w:tab w:val="left" w:pos="5245"/>
+        </w:tabs>
         <w:spacing w:after="0" w:line="240" w:lineRule="auto"/>
         <w:rPr>
           <w:rFonts w:cstheme="minorHAnsi"/>
@@ -619,34 +668,14 @@
           <w:rFonts w:cstheme="minorHAnsi"/>
         </w:rPr>
       </w:pPr>
-    </w:p>
-    <w:p>
-      <w:pPr>
-        <w:tabs>
-          <w:tab w:val="left" w:pos="5245"/>
-        </w:tabs>
-        <w:spacing w:after="0" w:line="240" w:lineRule="auto"/>
-        <w:rPr>
-          <w:rFonts w:cstheme="minorHAnsi"/>
-        </w:rPr>
-      </w:pPr>
+      <w:bookmarkStart w:id="0" w:name="_Hlk118981492"/>
       <w:r>
         <w:rPr>
           <w:rFonts w:cstheme="minorHAnsi"/>
         </w:rPr>
         <w:t>&lt;Assessment of Significance&gt;</w:t>
       </w:r>
-    </w:p>
-    <w:p>
-      <w:pPr>
-        <w:tabs>
-          <w:tab w:val="left" w:pos="5245"/>
-        </w:tabs>
-        <w:spacing w:after="0" w:line="240" w:lineRule="auto"/>
-        <w:rPr>
-          <w:rFonts w:cstheme="minorHAnsi"/>
-        </w:rPr>
-      </w:pPr>
+      <w:bookmarkEnd w:id="0"/>
     </w:p>
     <w:p>
       <w:pPr>
@@ -681,7 +710,7 @@
         <w:rPr>
           <w:rFonts w:cstheme="minorHAnsi"/>
         </w:rPr>
-        <w:t xml:space="preserve">NPPF Section 16 and the London Plan (2021 Policy HC1) recognise the positive contribution of heritage assets of all kinds and make the conservation of archaeological interest a material planning consideration.  NPPF paragraph 194 says applicants should provide an archaeological assessment if their development could affect a heritage asset of archaeological interest.   </w:t>
+        <w:t xml:space="preserve">NPPF Section 16 and the London Plan (2021 Policy HC1) recognise the positive contribution of heritage assets of all kinds and make the conservation of archaeological interest a material planning consideration.  NPPF paragraph 207 says applicants should provide an archaeological assessment if their development could affect a heritage asset of archaeological interest.   </w:t>
       </w:r>
     </w:p>
     <w:p>
@@ -710,35 +739,35 @@
           <w:rFonts w:cstheme="minorHAnsi"/>
         </w:rPr>
         <w:lastRenderedPageBreak/>
-        <w:t xml:space="preserve">NPPF paragraphs 190 and 197 and London Plan Policy HC1 emphasise the positive contributions heritage assets can make to sustainable communities and places.  Where appropriate, applicants should therefore also expect to identify enhancement opportunities.  </w:t>
-      </w:r>
-    </w:p>
-    <w:p>
-      <w:pPr>
-        <w:tabs>
-          <w:tab w:val="left" w:pos="5245"/>
-        </w:tabs>
-        <w:spacing w:after="0" w:line="240" w:lineRule="auto"/>
-        <w:rPr>
-          <w:rFonts w:cstheme="minorHAnsi"/>
-        </w:rPr>
-      </w:pPr>
-    </w:p>
-    <w:p>
-      <w:pPr>
-        <w:tabs>
-          <w:tab w:val="left" w:pos="5245"/>
-        </w:tabs>
-        <w:spacing w:after="0" w:line="240" w:lineRule="auto"/>
-        <w:rPr>
-          <w:rFonts w:cstheme="minorHAnsi"/>
-        </w:rPr>
-      </w:pPr>
-      <w:r>
-        <w:rPr>
-          <w:rFonts w:cstheme="minorHAnsi"/>
-        </w:rPr>
-        <w:t>If you grant planning consent, paragraph 205 of the NPPF says that applicants should record the significance of any heritage assets that the development harms. Applicants should also improve knowledge of assets and make this public.</w:t>
+        <w:t xml:space="preserve">NPPF paragraphs 202 and 210 and London Plan Policy HC1 emphasise the positive contributions heritage assets can make to sustainable communities and places.  Where appropriate, applicants should therefore also expect to identify enhancement opportunities.  </w:t>
+      </w:r>
+    </w:p>
+    <w:p>
+      <w:pPr>
+        <w:tabs>
+          <w:tab w:val="left" w:pos="5245"/>
+        </w:tabs>
+        <w:spacing w:after="0" w:line="240" w:lineRule="auto"/>
+        <w:rPr>
+          <w:rFonts w:cstheme="minorHAnsi"/>
+        </w:rPr>
+      </w:pPr>
+    </w:p>
+    <w:p>
+      <w:pPr>
+        <w:tabs>
+          <w:tab w:val="left" w:pos="5245"/>
+        </w:tabs>
+        <w:spacing w:after="0" w:line="240" w:lineRule="auto"/>
+        <w:rPr>
+          <w:rFonts w:cstheme="minorHAnsi"/>
+        </w:rPr>
+      </w:pPr>
+      <w:r>
+        <w:rPr>
+          <w:rFonts w:cstheme="minorHAnsi"/>
+        </w:rPr>
+        <w:t>If you grant planning consent, paragraph 218 of the NPPF says that applicants should record the significance of any heritage assets that the development harms. Applicants should also improve knowledge of assets and make this public.</w:t>
       </w:r>
     </w:p>
     <w:p>
@@ -834,20 +863,11 @@
         </w:tabs>
         <w:spacing w:after="0" w:line="240" w:lineRule="auto"/>
         <w:ind w:left="1418" w:hanging="1418"/>
-        <w:rPr>
-          <w:rFonts w:cstheme="minorHAnsi"/>
-        </w:rPr>
-      </w:pPr>
-      <w:r>
-        <w:rPr>
-          <w:rFonts w:cstheme="minorHAnsi"/>
-        </w:rPr>
+      </w:pPr>
+      <w:r>
         <w:t xml:space="preserve">Condition </w:t>
       </w:r>
       <w:r>
-        <w:rPr>
-          <w:rFonts w:cstheme="minorHAnsi"/>
-        </w:rPr>
         <w:tab/>
         <w:t xml:space="preserve">No demolition or development shall take place until a stage 1 written scheme of investigation (WSI) has been submitted to and approved by the local planning authority in writing.  For land that is included within the WSI, no demolition or development shall take place other than in accordance with the agreed WSI, and the programme and methodology of site evaluation and the nomination of a competent person(s) or organisation to undertake the agreed works. </w:t>
       </w:r>
@@ -859,17 +879,20 @@
         </w:tabs>
         <w:spacing w:after="0" w:line="240" w:lineRule="auto"/>
         <w:ind w:left="1418" w:hanging="1418"/>
-        <w:rPr>
-          <w:rFonts w:cstheme="minorHAnsi"/>
-        </w:rPr>
-      </w:pPr>
-      <w:r>
-        <w:rPr>
-          <w:rFonts w:cstheme="minorHAnsi"/>
-        </w:rPr>
+      </w:pPr>
+      <w:r>
         <w:tab/>
         <w:t>If heritage assets of archaeological interest are identified by stage 1 then for those parts of the site which have archaeological interest a stage 2 WSI shall be submitted to and approved by the local planning authority in writing.  For land that is included within the stage 2 WSI, no demolition/development shall take place other than in accordance with the agreed stage 2 WSI which shall include:</w:t>
       </w:r>
+    </w:p>
+    <w:p>
+      <w:pPr>
+        <w:tabs>
+          <w:tab w:val="left" w:pos="5245"/>
+        </w:tabs>
+        <w:spacing w:after="0" w:line="240" w:lineRule="auto"/>
+        <w:ind w:left="1418" w:hanging="1418"/>
+      </w:pPr>
     </w:p>
     <w:p>
       <w:pPr>
@@ -879,14 +902,8 @@
         </w:numPr>
         <w:spacing w:after="0" w:line="240" w:lineRule="auto"/>
         <w:ind w:left="1701" w:hanging="283"/>
-        <w:rPr>
-          <w:rFonts w:cstheme="minorHAnsi"/>
-        </w:rPr>
-      </w:pPr>
-      <w:r>
-        <w:rPr>
-          <w:rFonts w:cstheme="minorHAnsi"/>
-        </w:rPr>
+      </w:pPr>
+      <w:r>
         <w:t>The statement of significance and research objectives, the programme and methodology of site investigation and recording and the nomination of a competent person(s) or organisation to undertake the agreed works</w:t>
       </w:r>
     </w:p>
@@ -898,14 +915,8 @@
         </w:numPr>
         <w:spacing w:after="0" w:line="240" w:lineRule="auto"/>
         <w:ind w:left="1701" w:hanging="283"/>
-        <w:rPr>
-          <w:rFonts w:cstheme="minorHAnsi"/>
-        </w:rPr>
-      </w:pPr>
-      <w:r>
-        <w:rPr>
-          <w:rFonts w:cstheme="minorHAnsi"/>
-        </w:rPr>
+      </w:pPr>
+      <w:r>
         <w:t>Where appropriate, details of a programme for delivering related positive public benefits</w:t>
       </w:r>
     </w:p>
@@ -917,14 +928,8 @@
         </w:numPr>
         <w:spacing w:after="0" w:line="240" w:lineRule="auto"/>
         <w:ind w:left="1701" w:hanging="283"/>
-        <w:rPr>
-          <w:rFonts w:cstheme="minorHAnsi"/>
-        </w:rPr>
-      </w:pPr>
-      <w:r>
-        <w:rPr>
-          <w:rFonts w:cstheme="minorHAnsi"/>
-        </w:rPr>
+      </w:pPr>
+      <w:r>
         <w:t>The programme for post-investigation assessment and subsequent analysis, publication &amp; dissemination and deposition of resulting material. This part of the condition shall not be discharged until these elements have been fulfilled in accordance with the programme set out in the stage 2 WSI.</w:t>
       </w:r>
     </w:p>
@@ -935,9 +940,6 @@
         </w:tabs>
         <w:spacing w:after="0" w:line="240" w:lineRule="auto"/>
         <w:ind w:left="1418" w:hanging="1418"/>
-        <w:rPr>
-          <w:rFonts w:cstheme="minorHAnsi"/>
-        </w:rPr>
       </w:pPr>
     </w:p>
     <w:p>
@@ -947,50 +949,45 @@
         </w:tabs>
         <w:spacing w:after="0" w:line="240" w:lineRule="auto"/>
         <w:ind w:left="1418" w:hanging="1418"/>
-        <w:rPr>
-          <w:rFonts w:cstheme="minorHAnsi"/>
-        </w:rPr>
-      </w:pPr>
-      <w:r>
-        <w:rPr>
-          <w:rFonts w:cstheme="minorHAnsi"/>
-        </w:rPr>
+      </w:pPr>
+      <w:r>
         <w:t>Informative</w:t>
       </w:r>
       <w:r>
-        <w:rPr>
-          <w:rFonts w:cstheme="minorHAnsi"/>
-        </w:rPr>
         <w:tab/>
-        <w:t>Written schemes of investigation will need to be prepared and implemented by a suitably professionally accredited archaeological practice in accordance with Historic England’s Guidelines for Archaeological Projects in Greater London. This condition is exempt from deemed discharge under schedule 6 of The Town and Country Planning (Development Management Procedure) (England) Order 2015.</w:t>
-      </w:r>
-    </w:p>
-    <w:p>
-      <w:pPr>
-        <w:tabs>
-          <w:tab w:val="left" w:pos="5245"/>
-        </w:tabs>
-        <w:spacing w:after="0" w:line="240" w:lineRule="auto"/>
-        <w:rPr>
-          <w:rFonts w:cstheme="minorHAnsi"/>
-        </w:rPr>
-      </w:pPr>
-    </w:p>
-    <w:p>
-      <w:pPr>
-        <w:tabs>
-          <w:tab w:val="left" w:pos="5245"/>
-        </w:tabs>
-        <w:spacing w:after="0" w:line="240" w:lineRule="auto"/>
-        <w:rPr>
-          <w:rFonts w:cstheme="minorHAnsi"/>
-        </w:rPr>
-      </w:pPr>
-      <w:r>
-        <w:rPr>
-          <w:rFonts w:cstheme="minorHAnsi"/>
-        </w:rPr>
-        <w:t>This pre-commencement condition is necessary to safeguard the archaeological interest on this site.  Approval of the WSI before works begin on site provides clarity on what investigations are required, and their timing in relation to the development programme.   If the applicant does not agree to this pre-commencement condition, please let us know their reasons and any alternatives suggested.   Without this pre-commencement condition being imposed the application should be refused as it would not comply with NPPF paragraph 205.</w:t>
+        <w:t xml:space="preserve">Written schemes of investigation will need to be prepared and implemented by a suitably professionally accredited archaeological practice in accordance with Historic England’s Guidelines for Archaeological Projects in Greater London. This </w:t>
+      </w:r>
+      <w:r>
+        <w:lastRenderedPageBreak/>
+        <w:t>condition is exempt from deemed discharge under schedule 6 of The Town and Country Planning (Development Management Procedure) (England) Order 2015.</w:t>
+      </w:r>
+    </w:p>
+    <w:p>
+      <w:pPr>
+        <w:tabs>
+          <w:tab w:val="left" w:pos="5245"/>
+        </w:tabs>
+        <w:spacing w:after="0" w:line="240" w:lineRule="auto"/>
+        <w:rPr>
+          <w:rFonts w:cstheme="minorHAnsi"/>
+        </w:rPr>
+      </w:pPr>
+    </w:p>
+    <w:p>
+      <w:pPr>
+        <w:tabs>
+          <w:tab w:val="left" w:pos="5245"/>
+        </w:tabs>
+        <w:spacing w:after="0" w:line="240" w:lineRule="auto"/>
+        <w:rPr>
+          <w:rFonts w:cstheme="minorHAnsi"/>
+        </w:rPr>
+      </w:pPr>
+      <w:r>
+        <w:rPr>
+          <w:rFonts w:cstheme="minorHAnsi"/>
+        </w:rPr>
+        <w:t>This pre-commencement condition is necessary to safeguard the archaeological interest on this site.  Approval of the WSI before works begin on site provides clarity on what investigations are required, and their timing in relation to the development programme.   If the applicant does not agree to this pre-commencement condition, please let us know their reasons and any alternatives suggested.   Without this pre-commencement condition being imposed the application should be refused as it would not comply with NPPF paragraph 218.</w:t>
       </w:r>
     </w:p>
     <w:p>
@@ -1031,59 +1028,12 @@
           <w:rFonts w:cstheme="minorHAnsi"/>
         </w:rPr>
       </w:pPr>
-    </w:p>
-    <w:p>
-      <w:pPr>
-        <w:spacing w:after="0" w:line="240" w:lineRule="auto"/>
-        <w:rPr>
-          <w:rFonts w:cstheme="minorHAnsi"/>
-        </w:rPr>
-      </w:pPr>
-      <w:r>
-        <w:rPr>
-          <w:rFonts w:cstheme="minorHAnsi"/>
-        </w:rPr>
-        <w:t>&lt;Mitigation Type&gt;</w:t>
-      </w:r>
-      <w:r>
-        <w:rPr>
-          <w:rFonts w:cstheme="minorHAnsi"/>
-          <w:i/>
-        </w:rPr>
-      </w:r>
-      <w:r>
-        <w:rPr>
-          <w:rFonts w:cstheme="minorHAnsi"/>
-        </w:rPr>
-      </w:r>
-    </w:p>
-    <w:p>
-      <w:pPr>
-        <w:tabs>
-          <w:tab w:val="left" w:pos="5245"/>
-        </w:tabs>
-        <w:spacing w:after="0" w:line="240" w:lineRule="auto"/>
-        <w:rPr>
-          <w:rFonts w:cstheme="minorHAnsi"/>
-        </w:rPr>
-      </w:pPr>
       <w:r>
         <w:rPr>
           <w:rFonts w:cstheme="minorHAnsi"/>
         </w:rPr>
         <w:t>&lt;Mitigation&gt;</w:t>
       </w:r>
-    </w:p>
-    <w:p>
-      <w:pPr>
-        <w:tabs>
-          <w:tab w:val="left" w:pos="5245"/>
-        </w:tabs>
-        <w:spacing w:after="0" w:line="240" w:lineRule="auto"/>
-        <w:rPr>
-          <w:rFonts w:cstheme="minorHAnsi"/>
-        </w:rPr>
-      </w:pPr>
     </w:p>
     <w:p>
       <w:pPr>
@@ -1179,14 +1129,31 @@
         <w:spacing w:after="0" w:line="240" w:lineRule="auto"/>
         <w:rPr>
           <w:rFonts w:cstheme="minorHAnsi"/>
-        </w:rPr>
-      </w:pPr>
-      <w:r>
-        <w:rPr>
-          <w:rFonts w:cstheme="minorHAnsi"/>
+          <w:b/>
+          <w:bCs/>
+        </w:rPr>
+      </w:pPr>
+      <w:bookmarkStart w:id="1" w:name="_Hlk118981594"/>
+      <w:r>
+        <w:rPr>
+          <w:rFonts w:cstheme="minorHAnsi"/>
+          <w:b/>
+          <w:bCs/>
         </w:rPr>
         <w:t>&lt;Casework Officer&gt;</w:t>
       </w:r>
+      <w:bookmarkEnd w:id="1"/>
+    </w:p>
+    <w:p>
+      <w:pPr>
+        <w:tabs>
+          <w:tab w:val="left" w:pos="5245"/>
+        </w:tabs>
+        <w:spacing w:after="0" w:line="240" w:lineRule="auto"/>
+        <w:rPr>
+          <w:rFonts w:cstheme="minorHAnsi"/>
+        </w:rPr>
+      </w:pPr>
     </w:p>
     <w:p>
       <w:pPr>
@@ -1255,13 +1222,32 @@
     </w:p>
     <w:p>
       <w:pPr>
-        <w:rPr>
-          <w:rFonts w:cstheme="minorHAnsi"/>
-        </w:rPr>
-      </w:pPr>
-    </w:p>
-    <w:p>
-      <w:pPr>
+        <w:tabs>
+          <w:tab w:val="left" w:pos="5245"/>
+        </w:tabs>
+        <w:spacing w:after="0" w:line="240" w:lineRule="auto"/>
+        <w:rPr>
+          <w:rFonts w:cstheme="minorHAnsi"/>
+        </w:rPr>
+      </w:pPr>
+    </w:p>
+    <w:p>
+      <w:pPr>
+        <w:tabs>
+          <w:tab w:val="left" w:pos="5245"/>
+        </w:tabs>
+        <w:spacing w:after="0" w:line="240" w:lineRule="auto"/>
+        <w:rPr>
+          <w:rFonts w:cstheme="minorHAnsi"/>
+        </w:rPr>
+      </w:pPr>
+    </w:p>
+    <w:p>
+      <w:pPr>
+        <w:tabs>
+          <w:tab w:val="left" w:pos="5245"/>
+        </w:tabs>
+        <w:spacing w:after="0" w:line="240" w:lineRule="auto"/>
         <w:rPr>
           <w:rFonts w:cstheme="minorHAnsi"/>
         </w:rPr>
@@ -1508,29 +1494,7 @@
         <w:sz w:val="16"/>
         <w:szCs w:val="16"/>
       </w:rPr>
-      <w:t xml:space="preserve">Historic England, 4th Floor, Cannon Bridge House, 25 </w:t>
-    </w:r>
-    <w:proofErr w:type="spellStart"/>
-    <w:r>
-      <w:rPr>
-        <w:rFonts w:ascii="Arial" w:hAnsi="Arial"/>
-        <w:b/>
-        <w:bCs/>
-        <w:sz w:val="16"/>
-        <w:szCs w:val="16"/>
-      </w:rPr>
-      <w:t>Dowgate</w:t>
-    </w:r>
-    <w:proofErr w:type="spellEnd"/>
-    <w:r>
-      <w:rPr>
-        <w:rFonts w:ascii="Arial" w:hAnsi="Arial"/>
-        <w:b/>
-        <w:bCs/>
-        <w:sz w:val="16"/>
-        <w:szCs w:val="16"/>
-      </w:rPr>
-      <w:t xml:space="preserve"> Hill, London EC4R 2YA</w:t>
+      <w:t>Historic England, 4th Floor, Cannon Bridge House, 25 Dowgate Hill, London EC4R 2YA</w:t>
     </w:r>
     <w:r>
       <w:rPr>
@@ -2128,6 +2092,36 @@
   </w:num>
   <w:num w:numId="3" w16cid:durableId="1949773688">
     <w:abstractNumId w:val="0"/>
+  </w:num>
+  <w:num w:numId="4" w16cid:durableId="982544371">
+    <w:abstractNumId w:val="0"/>
+    <w:lvlOverride w:ilvl="0">
+      <w:startOverride w:val="1"/>
+    </w:lvlOverride>
+    <w:lvlOverride w:ilvl="1">
+      <w:startOverride w:val="1"/>
+    </w:lvlOverride>
+    <w:lvlOverride w:ilvl="2">
+      <w:startOverride w:val="1"/>
+    </w:lvlOverride>
+    <w:lvlOverride w:ilvl="3">
+      <w:startOverride w:val="1"/>
+    </w:lvlOverride>
+    <w:lvlOverride w:ilvl="4">
+      <w:startOverride w:val="1"/>
+    </w:lvlOverride>
+    <w:lvlOverride w:ilvl="5">
+      <w:startOverride w:val="1"/>
+    </w:lvlOverride>
+    <w:lvlOverride w:ilvl="6">
+      <w:startOverride w:val="1"/>
+    </w:lvlOverride>
+    <w:lvlOverride w:ilvl="7">
+      <w:startOverride w:val="1"/>
+    </w:lvlOverride>
+    <w:lvlOverride w:ilvl="8">
+      <w:startOverride w:val="1"/>
+    </w:lvlOverride>
   </w:num>
 </w:numbering>
 </file>
@@ -2736,7 +2730,6 @@
   <w:style w:type="character" w:default="1" w:styleId="DefaultParagraphFont">
     <w:name w:val="Default Paragraph Font"/>
     <w:uiPriority w:val="1"/>
-    <w:semiHidden/>
     <w:unhideWhenUsed/>
   </w:style>
   <w:style w:type="table" w:default="1" w:styleId="TableNormal">
@@ -3410,26 +3403,6 @@
 </file>
 
 <file path=customXml/item1.xml><?xml version="1.0" encoding="utf-8"?>
-<p:properties xmlns:p="http://schemas.microsoft.com/office/2006/metadata/properties" xmlns:xsi="http://www.w3.org/2001/XMLSchema-instance" xmlns:pc="http://schemas.microsoft.com/office/infopath/2007/PartnerControls">
-  <documentManagement>
-    <lcf76f155ced4ddcb4097134ff3c332f xmlns="e789b7fa-a83c-4c6b-9e01-87c723f67228">
-      <Terms xmlns="http://schemas.microsoft.com/office/infopath/2007/PartnerControls"/>
-    </lcf76f155ced4ddcb4097134ff3c332f>
-    <TaxCatchAll xmlns="bb952b06-3268-4e55-b0fe-9eb49669fc08" xsi:nil="true"/>
-  </documentManagement>
-</p:properties>
-</file>
-
-<file path=customXml/item2.xml><?xml version="1.0" encoding="utf-8"?>
-<?mso-contentType ?>
-<FormTemplates xmlns="http://schemas.microsoft.com/sharepoint/v3/contenttype/forms">
-  <Display>DocumentLibraryForm</Display>
-  <Edit>DocumentLibraryForm</Edit>
-  <New>DocumentLibraryForm</New>
-</FormTemplates>
-</file>
-
-<file path=customXml/item3.xml><?xml version="1.0" encoding="utf-8"?>
 <ct:contentTypeSchema xmlns:ct="http://schemas.microsoft.com/office/2006/metadata/contentType" xmlns:ma="http://schemas.microsoft.com/office/2006/metadata/properties/metaAttributes" ct:_="" ma:_="" ma:contentTypeName="Document" ma:contentTypeID="0x010100B89331DE8EA64F4FBEA00113BF0E4514" ma:contentTypeVersion="11" ma:contentTypeDescription="Create a new document." ma:contentTypeScope="" ma:versionID="0b60b04e60edb8b2e7e2fe1cc7d413e0">
   <xsd:schema xmlns:xsd="http://www.w3.org/2001/XMLSchema" xmlns:xs="http://www.w3.org/2001/XMLSchema" xmlns:p="http://schemas.microsoft.com/office/2006/metadata/properties" xmlns:ns2="e789b7fa-a83c-4c6b-9e01-87c723f67228" xmlns:ns3="bb952b06-3268-4e55-b0fe-9eb49669fc08" targetNamespace="http://schemas.microsoft.com/office/2006/metadata/properties" ma:root="true" ma:fieldsID="52467e30880403e5f73a15b97b0992c8" ns2:_="" ns3:_="">
     <xsd:import namespace="e789b7fa-a83c-4c6b-9e01-87c723f67228"/>
@@ -3624,30 +3597,31 @@
 </ct:contentTypeSchema>
 </file>
 
+<file path=customXml/item2.xml><?xml version="1.0" encoding="utf-8"?>
+<?mso-contentType ?>
+<FormTemplates xmlns="http://schemas.microsoft.com/sharepoint/v3/contenttype/forms">
+  <Display>DocumentLibraryForm</Display>
+  <Edit>DocumentLibraryForm</Edit>
+  <New>DocumentLibraryForm</New>
+</FormTemplates>
+</file>
+
+<file path=customXml/item3.xml><?xml version="1.0" encoding="utf-8"?>
+<p:properties xmlns:p="http://schemas.microsoft.com/office/2006/metadata/properties" xmlns:xsi="http://www.w3.org/2001/XMLSchema-instance" xmlns:pc="http://schemas.microsoft.com/office/infopath/2007/PartnerControls">
+  <documentManagement>
+    <lcf76f155ced4ddcb4097134ff3c332f xmlns="e789b7fa-a83c-4c6b-9e01-87c723f67228">
+      <Terms xmlns="http://schemas.microsoft.com/office/infopath/2007/PartnerControls"/>
+    </lcf76f155ced4ddcb4097134ff3c332f>
+    <TaxCatchAll xmlns="bb952b06-3268-4e55-b0fe-9eb49669fc08" xsi:nil="true"/>
+  </documentManagement>
+</p:properties>
+</file>
+
 <file path=customXml/item4.xml><?xml version="1.0" encoding="utf-8"?>
 <b:Sources xmlns:b="http://schemas.openxmlformats.org/officeDocument/2006/bibliography" xmlns="http://schemas.openxmlformats.org/officeDocument/2006/bibliography" SelectedStyle="/APASixthEditionOfficeOnline.xsl" StyleName="APA" Version="6"/>
 </file>
 
 <file path=customXml/itemProps1.xml><?xml version="1.0" encoding="utf-8"?>
-<ds:datastoreItem xmlns:ds="http://schemas.openxmlformats.org/officeDocument/2006/customXml" ds:itemID="{EF43FDED-CD1D-4301-B761-71C1DCC851CC}">
-  <ds:schemaRefs>
-    <ds:schemaRef ds:uri="http://schemas.microsoft.com/office/2006/metadata/properties"/>
-    <ds:schemaRef ds:uri="http://schemas.microsoft.com/office/infopath/2007/PartnerControls"/>
-    <ds:schemaRef ds:uri="e789b7fa-a83c-4c6b-9e01-87c723f67228"/>
-    <ds:schemaRef ds:uri="bb952b06-3268-4e55-b0fe-9eb49669fc08"/>
-  </ds:schemaRefs>
-</ds:datastoreItem>
-</file>
-
-<file path=customXml/itemProps2.xml><?xml version="1.0" encoding="utf-8"?>
-<ds:datastoreItem xmlns:ds="http://schemas.openxmlformats.org/officeDocument/2006/customXml" ds:itemID="{45FB1F57-968F-4A6E-AEE9-65961EB5FADD}">
-  <ds:schemaRefs>
-    <ds:schemaRef ds:uri="http://schemas.microsoft.com/sharepoint/v3/contenttype/forms"/>
-  </ds:schemaRefs>
-</ds:datastoreItem>
-</file>
-
-<file path=customXml/itemProps3.xml><?xml version="1.0" encoding="utf-8"?>
 <ds:datastoreItem xmlns:ds="http://schemas.openxmlformats.org/officeDocument/2006/customXml" ds:itemID="{93F00A47-6514-4C46-91C6-8D2331E8318E}">
   <ds:schemaRefs>
     <ds:schemaRef ds:uri="http://schemas.microsoft.com/office/2006/metadata/contentType"/>
@@ -3666,6 +3640,25 @@
 </ds:datastoreItem>
 </file>
 
+<file path=customXml/itemProps2.xml><?xml version="1.0" encoding="utf-8"?>
+<ds:datastoreItem xmlns:ds="http://schemas.openxmlformats.org/officeDocument/2006/customXml" ds:itemID="{45FB1F57-968F-4A6E-AEE9-65961EB5FADD}">
+  <ds:schemaRefs>
+    <ds:schemaRef ds:uri="http://schemas.microsoft.com/sharepoint/v3/contenttype/forms"/>
+  </ds:schemaRefs>
+</ds:datastoreItem>
+</file>
+
+<file path=customXml/itemProps3.xml><?xml version="1.0" encoding="utf-8"?>
+<ds:datastoreItem xmlns:ds="http://schemas.openxmlformats.org/officeDocument/2006/customXml" ds:itemID="{EF43FDED-CD1D-4301-B761-71C1DCC851CC}">
+  <ds:schemaRefs>
+    <ds:schemaRef ds:uri="http://schemas.microsoft.com/office/2006/metadata/properties"/>
+    <ds:schemaRef ds:uri="http://schemas.microsoft.com/office/infopath/2007/PartnerControls"/>
+    <ds:schemaRef ds:uri="e789b7fa-a83c-4c6b-9e01-87c723f67228"/>
+    <ds:schemaRef ds:uri="bb952b06-3268-4e55-b0fe-9eb49669fc08"/>
+  </ds:schemaRefs>
+</ds:datastoreItem>
+</file>
+
 <file path=customXml/itemProps4.xml><?xml version="1.0" encoding="utf-8"?>
 <ds:datastoreItem xmlns:ds="http://schemas.openxmlformats.org/officeDocument/2006/customXml" ds:itemID="{3B4892E8-18D6-D444-BA6E-299F0B60384F}">
   <ds:schemaRefs>

--- a/arches_her/docx/Condition Two-Stage Letter.docx
+++ b/arches_her/docx/Condition Two-Stage Letter.docx
@@ -287,19 +287,7 @@
               <w:rPr>
                 <w:rFonts w:cstheme="minorHAnsi"/>
               </w:rPr>
-              <w:t xml:space="preserve">&lt;Casework Officer </w:t>
-            </w:r>
-            <w:r>
-              <w:rPr>
-                <w:rFonts w:cstheme="minorHAnsi"/>
-              </w:rPr>
-              <w:t>Email</w:t>
-            </w:r>
-            <w:r>
-              <w:rPr>
-                <w:rFonts w:cstheme="minorHAnsi"/>
-              </w:rPr>
-              <w:t>&gt;</w:t>
+              <w:t>&lt;Casework Officer Email&gt;</w:t>
             </w:r>
           </w:p>
         </w:tc>
@@ -347,19 +335,7 @@
               <w:rPr>
                 <w:rFonts w:cstheme="minorHAnsi"/>
               </w:rPr>
-              <w:t>&lt;Completion Date</w:t>
-            </w:r>
-            <w:r>
-              <w:rPr>
-                <w:rFonts w:cstheme="minorHAnsi"/>
-              </w:rPr>
-              <w:t>||%Y-%m-%d||%d %B %Y</w:t>
-            </w:r>
-            <w:r>
-              <w:rPr>
-                <w:rFonts w:cstheme="minorHAnsi"/>
-              </w:rPr>
-              <w:t>&gt;</w:t>
+              <w:t>&lt;Completion Date||%Y-%m-%d||%d %B %Y&gt;</w:t>
             </w:r>
           </w:p>
         </w:tc>
@@ -496,7 +472,6 @@
         <w:spacing w:after="0" w:line="240" w:lineRule="auto"/>
         <w:rPr>
           <w:rFonts w:cstheme="minorHAnsi"/>
-          <w:bCs/>
           <w:i/>
           <w:iCs/>
         </w:rPr>
@@ -504,7 +479,6 @@
       <w:r>
         <w:rPr>
           <w:rFonts w:cstheme="minorHAnsi"/>
-          <w:bCs/>
           <w:i/>
           <w:iCs/>
         </w:rPr>
@@ -949,15 +923,26 @@
         </w:tabs>
         <w:spacing w:after="0" w:line="240" w:lineRule="auto"/>
         <w:ind w:left="1418" w:hanging="1418"/>
+        <w:rPr>
+          <w:rFonts w:cstheme="minorHAnsi"/>
+        </w:rPr>
       </w:pPr>
       <w:r>
         <w:t>Informative</w:t>
       </w:r>
       <w:r>
         <w:tab/>
+      </w:r>
+      <w:r>
+        <w:rPr>
+          <w:rFonts w:cstheme="minorHAnsi"/>
+        </w:rPr>
         <w:t xml:space="preserve">Written schemes of investigation will need to be prepared and implemented by a suitably professionally accredited archaeological practice in accordance with Historic England’s Guidelines for Archaeological Projects in Greater London. This </w:t>
       </w:r>
       <w:r>
+        <w:rPr>
+          <w:rFonts w:cstheme="minorHAnsi"/>
+        </w:rPr>
         <w:lastRenderedPageBreak/>
         <w:t>condition is exempt from deemed discharge under schedule 6 of The Town and Country Planning (Development Management Procedure) (England) Order 2015.</w:t>
       </w:r>
@@ -1494,7 +1479,29 @@
         <w:sz w:val="16"/>
         <w:szCs w:val="16"/>
       </w:rPr>
-      <w:t>Historic England, 4th Floor, Cannon Bridge House, 25 Dowgate Hill, London EC4R 2YA</w:t>
+      <w:t xml:space="preserve">Historic England, 4th Floor, Cannon Bridge House, 25 </w:t>
+    </w:r>
+    <w:proofErr w:type="spellStart"/>
+    <w:r>
+      <w:rPr>
+        <w:rFonts w:ascii="Arial" w:hAnsi="Arial"/>
+        <w:b/>
+        <w:bCs/>
+        <w:sz w:val="16"/>
+        <w:szCs w:val="16"/>
+      </w:rPr>
+      <w:t>Dowgate</w:t>
+    </w:r>
+    <w:proofErr w:type="spellEnd"/>
+    <w:r>
+      <w:rPr>
+        <w:rFonts w:ascii="Arial" w:hAnsi="Arial"/>
+        <w:b/>
+        <w:bCs/>
+        <w:sz w:val="16"/>
+        <w:szCs w:val="16"/>
+      </w:rPr>
+      <w:t xml:space="preserve"> Hill, London EC4R 2YA</w:t>
     </w:r>
     <w:r>
       <w:rPr>
@@ -2730,6 +2737,7 @@
   <w:style w:type="character" w:default="1" w:styleId="DefaultParagraphFont">
     <w:name w:val="Default Paragraph Font"/>
     <w:uiPriority w:val="1"/>
+    <w:semiHidden/>
     <w:unhideWhenUsed/>
   </w:style>
   <w:style w:type="table" w:default="1" w:styleId="TableNormal">
@@ -3403,6 +3411,26 @@
 </file>
 
 <file path=customXml/item1.xml><?xml version="1.0" encoding="utf-8"?>
+<p:properties xmlns:p="http://schemas.microsoft.com/office/2006/metadata/properties" xmlns:xsi="http://www.w3.org/2001/XMLSchema-instance" xmlns:pc="http://schemas.microsoft.com/office/infopath/2007/PartnerControls">
+  <documentManagement>
+    <lcf76f155ced4ddcb4097134ff3c332f xmlns="e789b7fa-a83c-4c6b-9e01-87c723f67228">
+      <Terms xmlns="http://schemas.microsoft.com/office/infopath/2007/PartnerControls"/>
+    </lcf76f155ced4ddcb4097134ff3c332f>
+    <TaxCatchAll xmlns="bb952b06-3268-4e55-b0fe-9eb49669fc08" xsi:nil="true"/>
+  </documentManagement>
+</p:properties>
+</file>
+
+<file path=customXml/item2.xml><?xml version="1.0" encoding="utf-8"?>
+<?mso-contentType ?>
+<FormTemplates xmlns="http://schemas.microsoft.com/sharepoint/v3/contenttype/forms">
+  <Display>DocumentLibraryForm</Display>
+  <Edit>DocumentLibraryForm</Edit>
+  <New>DocumentLibraryForm</New>
+</FormTemplates>
+</file>
+
+<file path=customXml/item3.xml><?xml version="1.0" encoding="utf-8"?>
 <ct:contentTypeSchema xmlns:ct="http://schemas.microsoft.com/office/2006/metadata/contentType" xmlns:ma="http://schemas.microsoft.com/office/2006/metadata/properties/metaAttributes" ct:_="" ma:_="" ma:contentTypeName="Document" ma:contentTypeID="0x010100B89331DE8EA64F4FBEA00113BF0E4514" ma:contentTypeVersion="11" ma:contentTypeDescription="Create a new document." ma:contentTypeScope="" ma:versionID="0b60b04e60edb8b2e7e2fe1cc7d413e0">
   <xsd:schema xmlns:xsd="http://www.w3.org/2001/XMLSchema" xmlns:xs="http://www.w3.org/2001/XMLSchema" xmlns:p="http://schemas.microsoft.com/office/2006/metadata/properties" xmlns:ns2="e789b7fa-a83c-4c6b-9e01-87c723f67228" xmlns:ns3="bb952b06-3268-4e55-b0fe-9eb49669fc08" targetNamespace="http://schemas.microsoft.com/office/2006/metadata/properties" ma:root="true" ma:fieldsID="52467e30880403e5f73a15b97b0992c8" ns2:_="" ns3:_="">
     <xsd:import namespace="e789b7fa-a83c-4c6b-9e01-87c723f67228"/>
@@ -3597,31 +3625,30 @@
 </ct:contentTypeSchema>
 </file>
 
-<file path=customXml/item2.xml><?xml version="1.0" encoding="utf-8"?>
-<?mso-contentType ?>
-<FormTemplates xmlns="http://schemas.microsoft.com/sharepoint/v3/contenttype/forms">
-  <Display>DocumentLibraryForm</Display>
-  <Edit>DocumentLibraryForm</Edit>
-  <New>DocumentLibraryForm</New>
-</FormTemplates>
-</file>
-
-<file path=customXml/item3.xml><?xml version="1.0" encoding="utf-8"?>
-<p:properties xmlns:p="http://schemas.microsoft.com/office/2006/metadata/properties" xmlns:xsi="http://www.w3.org/2001/XMLSchema-instance" xmlns:pc="http://schemas.microsoft.com/office/infopath/2007/PartnerControls">
-  <documentManagement>
-    <lcf76f155ced4ddcb4097134ff3c332f xmlns="e789b7fa-a83c-4c6b-9e01-87c723f67228">
-      <Terms xmlns="http://schemas.microsoft.com/office/infopath/2007/PartnerControls"/>
-    </lcf76f155ced4ddcb4097134ff3c332f>
-    <TaxCatchAll xmlns="bb952b06-3268-4e55-b0fe-9eb49669fc08" xsi:nil="true"/>
-  </documentManagement>
-</p:properties>
-</file>
-
 <file path=customXml/item4.xml><?xml version="1.0" encoding="utf-8"?>
 <b:Sources xmlns:b="http://schemas.openxmlformats.org/officeDocument/2006/bibliography" xmlns="http://schemas.openxmlformats.org/officeDocument/2006/bibliography" SelectedStyle="/APASixthEditionOfficeOnline.xsl" StyleName="APA" Version="6"/>
 </file>
 
 <file path=customXml/itemProps1.xml><?xml version="1.0" encoding="utf-8"?>
+<ds:datastoreItem xmlns:ds="http://schemas.openxmlformats.org/officeDocument/2006/customXml" ds:itemID="{EF43FDED-CD1D-4301-B761-71C1DCC851CC}">
+  <ds:schemaRefs>
+    <ds:schemaRef ds:uri="http://schemas.microsoft.com/office/2006/metadata/properties"/>
+    <ds:schemaRef ds:uri="http://schemas.microsoft.com/office/infopath/2007/PartnerControls"/>
+    <ds:schemaRef ds:uri="e789b7fa-a83c-4c6b-9e01-87c723f67228"/>
+    <ds:schemaRef ds:uri="bb952b06-3268-4e55-b0fe-9eb49669fc08"/>
+  </ds:schemaRefs>
+</ds:datastoreItem>
+</file>
+
+<file path=customXml/itemProps2.xml><?xml version="1.0" encoding="utf-8"?>
+<ds:datastoreItem xmlns:ds="http://schemas.openxmlformats.org/officeDocument/2006/customXml" ds:itemID="{45FB1F57-968F-4A6E-AEE9-65961EB5FADD}">
+  <ds:schemaRefs>
+    <ds:schemaRef ds:uri="http://schemas.microsoft.com/sharepoint/v3/contenttype/forms"/>
+  </ds:schemaRefs>
+</ds:datastoreItem>
+</file>
+
+<file path=customXml/itemProps3.xml><?xml version="1.0" encoding="utf-8"?>
 <ds:datastoreItem xmlns:ds="http://schemas.openxmlformats.org/officeDocument/2006/customXml" ds:itemID="{93F00A47-6514-4C46-91C6-8D2331E8318E}">
   <ds:schemaRefs>
     <ds:schemaRef ds:uri="http://schemas.microsoft.com/office/2006/metadata/contentType"/>
@@ -3640,25 +3667,6 @@
 </ds:datastoreItem>
 </file>
 
-<file path=customXml/itemProps2.xml><?xml version="1.0" encoding="utf-8"?>
-<ds:datastoreItem xmlns:ds="http://schemas.openxmlformats.org/officeDocument/2006/customXml" ds:itemID="{45FB1F57-968F-4A6E-AEE9-65961EB5FADD}">
-  <ds:schemaRefs>
-    <ds:schemaRef ds:uri="http://schemas.microsoft.com/sharepoint/v3/contenttype/forms"/>
-  </ds:schemaRefs>
-</ds:datastoreItem>
-</file>
-
-<file path=customXml/itemProps3.xml><?xml version="1.0" encoding="utf-8"?>
-<ds:datastoreItem xmlns:ds="http://schemas.openxmlformats.org/officeDocument/2006/customXml" ds:itemID="{EF43FDED-CD1D-4301-B761-71C1DCC851CC}">
-  <ds:schemaRefs>
-    <ds:schemaRef ds:uri="http://schemas.microsoft.com/office/2006/metadata/properties"/>
-    <ds:schemaRef ds:uri="http://schemas.microsoft.com/office/infopath/2007/PartnerControls"/>
-    <ds:schemaRef ds:uri="e789b7fa-a83c-4c6b-9e01-87c723f67228"/>
-    <ds:schemaRef ds:uri="bb952b06-3268-4e55-b0fe-9eb49669fc08"/>
-  </ds:schemaRefs>
-</ds:datastoreItem>
-</file>
-
 <file path=customXml/itemProps4.xml><?xml version="1.0" encoding="utf-8"?>
 <ds:datastoreItem xmlns:ds="http://schemas.openxmlformats.org/officeDocument/2006/customXml" ds:itemID="{3B4892E8-18D6-D444-BA6E-299F0B60384F}">
   <ds:schemaRefs>

--- a/arches_her/docx/Condition Two-Stage Letter.docx
+++ b/arches_her/docx/Condition Two-Stage Letter.docx
@@ -816,147 +816,49 @@
         <w:rPr>
           <w:rFonts w:cstheme="minorHAnsi"/>
         </w:rPr>
-        <w:t>I therefore recommend attaching a condition as follows:</w:t>
-      </w:r>
-    </w:p>
-    <w:p>
-      <w:pPr>
-        <w:tabs>
-          <w:tab w:val="left" w:pos="5245"/>
-        </w:tabs>
-        <w:spacing w:after="0" w:line="240" w:lineRule="auto"/>
-        <w:rPr>
-          <w:rFonts w:cstheme="minorHAnsi"/>
-        </w:rPr>
-      </w:pPr>
-    </w:p>
-    <w:p>
-      <w:pPr>
-        <w:tabs>
-          <w:tab w:val="left" w:pos="5245"/>
-        </w:tabs>
-        <w:spacing w:after="0" w:line="240" w:lineRule="auto"/>
-        <w:ind w:left="1418" w:hanging="1418"/>
-      </w:pPr>
-      <w:r>
-        <w:t xml:space="preserve">Condition </w:t>
-      </w:r>
-      <w:r>
-        <w:tab/>
-        <w:t xml:space="preserve">No demolition or development shall take place until a stage 1 written scheme of investigation (WSI) has been submitted to and approved by the local planning authority in writing.  For land that is included within the WSI, no demolition or development shall take place other than in accordance with the agreed WSI, and the programme and methodology of site evaluation and the nomination of a competent person(s) or organisation to undertake the agreed works. </w:t>
-      </w:r>
-    </w:p>
-    <w:p>
-      <w:pPr>
-        <w:tabs>
-          <w:tab w:val="left" w:pos="5245"/>
-        </w:tabs>
-        <w:spacing w:after="0" w:line="240" w:lineRule="auto"/>
-        <w:ind w:left="1418" w:hanging="1418"/>
-      </w:pPr>
-      <w:r>
-        <w:tab/>
-        <w:t>If heritage assets of archaeological interest are identified by stage 1 then for those parts of the site which have archaeological interest a stage 2 WSI shall be submitted to and approved by the local planning authority in writing.  For land that is included within the stage 2 WSI, no demolition/development shall take place other than in accordance with the agreed stage 2 WSI which shall include:</w:t>
-      </w:r>
-    </w:p>
-    <w:p>
-      <w:pPr>
-        <w:tabs>
-          <w:tab w:val="left" w:pos="5245"/>
-        </w:tabs>
-        <w:spacing w:after="0" w:line="240" w:lineRule="auto"/>
-        <w:ind w:left="1418" w:hanging="1418"/>
-      </w:pPr>
-    </w:p>
-    <w:p>
-      <w:pPr>
-        <w:numPr>
-          <w:ilvl w:val="0"/>
-          <w:numId w:val="3"/>
-        </w:numPr>
-        <w:spacing w:after="0" w:line="240" w:lineRule="auto"/>
-        <w:ind w:left="1701" w:hanging="283"/>
-      </w:pPr>
-      <w:r>
-        <w:t>The statement of significance and research objectives, the programme and methodology of site investigation and recording and the nomination of a competent person(s) or organisation to undertake the agreed works</w:t>
-      </w:r>
-    </w:p>
-    <w:p>
-      <w:pPr>
-        <w:numPr>
-          <w:ilvl w:val="0"/>
-          <w:numId w:val="3"/>
-        </w:numPr>
-        <w:spacing w:after="0" w:line="240" w:lineRule="auto"/>
-        <w:ind w:left="1701" w:hanging="283"/>
-      </w:pPr>
-      <w:r>
-        <w:t>Where appropriate, details of a programme for delivering related positive public benefits</w:t>
-      </w:r>
-    </w:p>
-    <w:p>
-      <w:pPr>
-        <w:numPr>
-          <w:ilvl w:val="0"/>
-          <w:numId w:val="3"/>
-        </w:numPr>
-        <w:spacing w:after="0" w:line="240" w:lineRule="auto"/>
-        <w:ind w:left="1701" w:hanging="283"/>
-      </w:pPr>
-      <w:r>
-        <w:t>The programme for post-investigation assessment and subsequent analysis, publication &amp; dissemination and deposition of resulting material. This part of the condition shall not be discharged until these elements have been fulfilled in accordance with the programme set out in the stage 2 WSI.</w:t>
-      </w:r>
-    </w:p>
-    <w:p>
-      <w:pPr>
-        <w:tabs>
-          <w:tab w:val="left" w:pos="5245"/>
-        </w:tabs>
-        <w:spacing w:after="0" w:line="240" w:lineRule="auto"/>
-        <w:ind w:left="1418" w:hanging="1418"/>
-      </w:pPr>
-    </w:p>
-    <w:p>
-      <w:pPr>
-        <w:tabs>
-          <w:tab w:val="left" w:pos="5245"/>
-        </w:tabs>
-        <w:spacing w:after="0" w:line="240" w:lineRule="auto"/>
-        <w:ind w:left="1418" w:hanging="1418"/>
-        <w:rPr>
-          <w:rFonts w:cstheme="minorHAnsi"/>
-        </w:rPr>
-      </w:pPr>
-      <w:r>
-        <w:t>Informative</w:t>
-      </w:r>
-      <w:r>
-        <w:tab/>
-      </w:r>
-      <w:r>
-        <w:rPr>
-          <w:rFonts w:cstheme="minorHAnsi"/>
-        </w:rPr>
-        <w:t xml:space="preserve">Written schemes of investigation will need to be prepared and implemented by a suitably professionally accredited archaeological practice in accordance with Historic England’s Guidelines for Archaeological Projects in Greater London. This </w:t>
-      </w:r>
-      <w:r>
-        <w:rPr>
-          <w:rFonts w:cstheme="minorHAnsi"/>
-        </w:rPr>
-        <w:lastRenderedPageBreak/>
-        <w:t>condition is exempt from deemed discharge under schedule 6 of The Town and Country Planning (Development Management Procedure) (England) Order 2015.</w:t>
-      </w:r>
-    </w:p>
-    <w:p>
-      <w:pPr>
-        <w:tabs>
-          <w:tab w:val="left" w:pos="5245"/>
-        </w:tabs>
-        <w:spacing w:after="0" w:line="240" w:lineRule="auto"/>
-        <w:rPr>
-          <w:rFonts w:cstheme="minorHAnsi"/>
-        </w:rPr>
-      </w:pPr>
+        <w:t xml:space="preserve">I therefore recommend attaching </w:t>
+      </w:r>
+      <w:r>
+        <w:rPr>
+          <w:rFonts w:cstheme="minorHAnsi"/>
+        </w:rPr>
+        <w:t>the</w:t>
+      </w:r>
+      <w:r>
+        <w:rPr>
+          <w:rFonts w:cstheme="minorHAnsi"/>
+        </w:rPr>
+        <w:t xml:space="preserve"> condition</w:t>
+      </w:r>
+      <w:r>
+        <w:rPr>
+          <w:rFonts w:cstheme="minorHAnsi"/>
+        </w:rPr>
+        <w:t>(s)</w:t>
+      </w:r>
+      <w:r>
+        <w:rPr>
+          <w:rFonts w:cstheme="minorHAnsi"/>
+        </w:rPr>
+        <w:t xml:space="preserve"> as follows:</w:t>
+      </w:r>
+    </w:p>
+    <w:p>
+      <w:pPr>
+        <w:tabs>
+          <w:tab w:val="left" w:pos="5245"/>
+        </w:tabs>
+        <w:spacing w:after="0" w:line="240" w:lineRule="auto"/>
+        <w:rPr>
+          <w:rFonts w:cstheme="minorHAnsi"/>
+        </w:rPr>
+      </w:pPr>
+      <w:r>
+        <w:rPr>
+          <w:rFonts w:cstheme="minorHAnsi"/>
+        </w:rPr>
+        <w:t>&lt;Condition&gt;</w:t>
+      </w:r>
     </w:p>
     <w:p>
       <w:pPr>
@@ -1188,21 +1090,7 @@
         <w:rPr>
           <w:rFonts w:cstheme="minorHAnsi"/>
         </w:rPr>
-        <w:t xml:space="preserve">London and </w:t>
-      </w:r>
-      <w:proofErr w:type="gramStart"/>
-      <w:r>
-        <w:rPr>
-          <w:rFonts w:cstheme="minorHAnsi"/>
-        </w:rPr>
-        <w:t>South East</w:t>
-      </w:r>
-      <w:proofErr w:type="gramEnd"/>
-      <w:r>
-        <w:rPr>
-          <w:rFonts w:cstheme="minorHAnsi"/>
-        </w:rPr>
-        <w:t xml:space="preserve"> Region</w:t>
+        <w:t>London and South East Region</w:t>
       </w:r>
     </w:p>
     <w:p>
@@ -1479,9 +1367,8 @@
         <w:sz w:val="16"/>
         <w:szCs w:val="16"/>
       </w:rPr>
-      <w:t xml:space="preserve">Historic England, 4th Floor, Cannon Bridge House, 25 </w:t>
+      <w:t>Historic England, 4th Floor, Cannon Bridge House, 25 Dowgate Hill, London EC4R 2YA</w:t>
     </w:r>
-    <w:proofErr w:type="spellStart"/>
     <w:r>
       <w:rPr>
         <w:rFonts w:ascii="Arial" w:hAnsi="Arial"/>
@@ -1490,27 +1377,6 @@
         <w:sz w:val="16"/>
         <w:szCs w:val="16"/>
       </w:rPr>
-      <w:t>Dowgate</w:t>
-    </w:r>
-    <w:proofErr w:type="spellEnd"/>
-    <w:r>
-      <w:rPr>
-        <w:rFonts w:ascii="Arial" w:hAnsi="Arial"/>
-        <w:b/>
-        <w:bCs/>
-        <w:sz w:val="16"/>
-        <w:szCs w:val="16"/>
-      </w:rPr>
-      <w:t xml:space="preserve"> Hill, London EC4R 2YA</w:t>
-    </w:r>
-    <w:r>
-      <w:rPr>
-        <w:rFonts w:ascii="Arial" w:hAnsi="Arial"/>
-        <w:b/>
-        <w:bCs/>
-        <w:sz w:val="16"/>
-        <w:szCs w:val="16"/>
-      </w:rPr>
       <w:br/>
     </w:r>
     <w:r>
@@ -1527,16 +1393,15 @@
         <w:sz w:val="16"/>
         <w:szCs w:val="16"/>
       </w:rPr>
-      <w:t xml:space="preserve">020 7973 </w:t>
+      <w:t>020 7973 3700</w:t>
     </w:r>
-    <w:proofErr w:type="gramStart"/>
     <w:r>
       <w:rPr>
         <w:rFonts w:ascii="Arial" w:hAnsi="Arial"/>
         <w:sz w:val="16"/>
         <w:szCs w:val="16"/>
       </w:rPr>
-      <w:t>3700</w:t>
+      <w:t xml:space="preserve">  </w:t>
     </w:r>
     <w:r>
       <w:rPr>
@@ -1544,24 +1409,7 @@
         <w:sz w:val="16"/>
         <w:szCs w:val="16"/>
       </w:rPr>
-      <w:t xml:space="preserve">  </w:t>
-    </w:r>
-    <w:r>
-      <w:rPr>
-        <w:rFonts w:ascii="Arial" w:hAnsi="Arial"/>
-        <w:sz w:val="16"/>
-        <w:szCs w:val="16"/>
-      </w:rPr>
-      <w:t>|</w:t>
-    </w:r>
-    <w:proofErr w:type="gramEnd"/>
-    <w:r>
-      <w:rPr>
-        <w:rFonts w:ascii="Arial" w:hAnsi="Arial"/>
-        <w:sz w:val="16"/>
-        <w:szCs w:val="16"/>
-      </w:rPr>
-      <w:t xml:space="preserve">  </w:t>
+      <w:t xml:space="preserve">|  </w:t>
     </w:r>
     <w:r>
       <w:rPr>
@@ -3411,26 +3259,6 @@
 </file>
 
 <file path=customXml/item1.xml><?xml version="1.0" encoding="utf-8"?>
-<p:properties xmlns:p="http://schemas.microsoft.com/office/2006/metadata/properties" xmlns:xsi="http://www.w3.org/2001/XMLSchema-instance" xmlns:pc="http://schemas.microsoft.com/office/infopath/2007/PartnerControls">
-  <documentManagement>
-    <lcf76f155ced4ddcb4097134ff3c332f xmlns="e789b7fa-a83c-4c6b-9e01-87c723f67228">
-      <Terms xmlns="http://schemas.microsoft.com/office/infopath/2007/PartnerControls"/>
-    </lcf76f155ced4ddcb4097134ff3c332f>
-    <TaxCatchAll xmlns="bb952b06-3268-4e55-b0fe-9eb49669fc08" xsi:nil="true"/>
-  </documentManagement>
-</p:properties>
-</file>
-
-<file path=customXml/item2.xml><?xml version="1.0" encoding="utf-8"?>
-<?mso-contentType ?>
-<FormTemplates xmlns="http://schemas.microsoft.com/sharepoint/v3/contenttype/forms">
-  <Display>DocumentLibraryForm</Display>
-  <Edit>DocumentLibraryForm</Edit>
-  <New>DocumentLibraryForm</New>
-</FormTemplates>
-</file>
-
-<file path=customXml/item3.xml><?xml version="1.0" encoding="utf-8"?>
 <ct:contentTypeSchema xmlns:ct="http://schemas.microsoft.com/office/2006/metadata/contentType" xmlns:ma="http://schemas.microsoft.com/office/2006/metadata/properties/metaAttributes" ct:_="" ma:_="" ma:contentTypeName="Document" ma:contentTypeID="0x010100B89331DE8EA64F4FBEA00113BF0E4514" ma:contentTypeVersion="11" ma:contentTypeDescription="Create a new document." ma:contentTypeScope="" ma:versionID="0b60b04e60edb8b2e7e2fe1cc7d413e0">
   <xsd:schema xmlns:xsd="http://www.w3.org/2001/XMLSchema" xmlns:xs="http://www.w3.org/2001/XMLSchema" xmlns:p="http://schemas.microsoft.com/office/2006/metadata/properties" xmlns:ns2="e789b7fa-a83c-4c6b-9e01-87c723f67228" xmlns:ns3="bb952b06-3268-4e55-b0fe-9eb49669fc08" targetNamespace="http://schemas.microsoft.com/office/2006/metadata/properties" ma:root="true" ma:fieldsID="52467e30880403e5f73a15b97b0992c8" ns2:_="" ns3:_="">
     <xsd:import namespace="e789b7fa-a83c-4c6b-9e01-87c723f67228"/>
@@ -3625,30 +3453,31 @@
 </ct:contentTypeSchema>
 </file>
 
-<file path=customXml/item4.xml><?xml version="1.0" encoding="utf-8"?>
+<file path=customXml/item2.xml><?xml version="1.0" encoding="utf-8"?>
 <b:Sources xmlns:b="http://schemas.openxmlformats.org/officeDocument/2006/bibliography" xmlns="http://schemas.openxmlformats.org/officeDocument/2006/bibliography" SelectedStyle="/APASixthEditionOfficeOnline.xsl" StyleName="APA" Version="6"/>
 </file>
 
-<file path=customXml/itemProps1.xml><?xml version="1.0" encoding="utf-8"?>
-<ds:datastoreItem xmlns:ds="http://schemas.openxmlformats.org/officeDocument/2006/customXml" ds:itemID="{EF43FDED-CD1D-4301-B761-71C1DCC851CC}">
-  <ds:schemaRefs>
-    <ds:schemaRef ds:uri="http://schemas.microsoft.com/office/2006/metadata/properties"/>
-    <ds:schemaRef ds:uri="http://schemas.microsoft.com/office/infopath/2007/PartnerControls"/>
-    <ds:schemaRef ds:uri="e789b7fa-a83c-4c6b-9e01-87c723f67228"/>
-    <ds:schemaRef ds:uri="bb952b06-3268-4e55-b0fe-9eb49669fc08"/>
-  </ds:schemaRefs>
-</ds:datastoreItem>
+<file path=customXml/item3.xml><?xml version="1.0" encoding="utf-8"?>
+<p:properties xmlns:p="http://schemas.microsoft.com/office/2006/metadata/properties" xmlns:xsi="http://www.w3.org/2001/XMLSchema-instance" xmlns:pc="http://schemas.microsoft.com/office/infopath/2007/PartnerControls">
+  <documentManagement>
+    <lcf76f155ced4ddcb4097134ff3c332f xmlns="e789b7fa-a83c-4c6b-9e01-87c723f67228">
+      <Terms xmlns="http://schemas.microsoft.com/office/infopath/2007/PartnerControls"/>
+    </lcf76f155ced4ddcb4097134ff3c332f>
+    <TaxCatchAll xmlns="bb952b06-3268-4e55-b0fe-9eb49669fc08" xsi:nil="true"/>
+  </documentManagement>
+</p:properties>
 </file>
 
-<file path=customXml/itemProps2.xml><?xml version="1.0" encoding="utf-8"?>
-<ds:datastoreItem xmlns:ds="http://schemas.openxmlformats.org/officeDocument/2006/customXml" ds:itemID="{45FB1F57-968F-4A6E-AEE9-65961EB5FADD}">
-  <ds:schemaRefs>
-    <ds:schemaRef ds:uri="http://schemas.microsoft.com/sharepoint/v3/contenttype/forms"/>
-  </ds:schemaRefs>
-</ds:datastoreItem>
+<file path=customXml/item4.xml><?xml version="1.0" encoding="utf-8"?>
+<?mso-contentType ?>
+<FormTemplates xmlns="http://schemas.microsoft.com/sharepoint/v3/contenttype/forms">
+  <Display>DocumentLibraryForm</Display>
+  <Edit>DocumentLibraryForm</Edit>
+  <New>DocumentLibraryForm</New>
+</FormTemplates>
 </file>
 
-<file path=customXml/itemProps3.xml><?xml version="1.0" encoding="utf-8"?>
+<file path=customXml/itemProps1.xml><?xml version="1.0" encoding="utf-8"?>
 <ds:datastoreItem xmlns:ds="http://schemas.openxmlformats.org/officeDocument/2006/customXml" ds:itemID="{93F00A47-6514-4C46-91C6-8D2331E8318E}">
   <ds:schemaRefs>
     <ds:schemaRef ds:uri="http://schemas.microsoft.com/office/2006/metadata/contentType"/>
@@ -3667,10 +3496,29 @@
 </ds:datastoreItem>
 </file>
 
-<file path=customXml/itemProps4.xml><?xml version="1.0" encoding="utf-8"?>
+<file path=customXml/itemProps2.xml><?xml version="1.0" encoding="utf-8"?>
 <ds:datastoreItem xmlns:ds="http://schemas.openxmlformats.org/officeDocument/2006/customXml" ds:itemID="{3B4892E8-18D6-D444-BA6E-299F0B60384F}">
   <ds:schemaRefs>
     <ds:schemaRef ds:uri="http://schemas.openxmlformats.org/officeDocument/2006/bibliography"/>
   </ds:schemaRefs>
 </ds:datastoreItem>
+</file>
+
+<file path=customXml/itemProps3.xml><?xml version="1.0" encoding="utf-8"?>
+<ds:datastoreItem xmlns:ds="http://schemas.openxmlformats.org/officeDocument/2006/customXml" ds:itemID="{EF43FDED-CD1D-4301-B761-71C1DCC851CC}">
+  <ds:schemaRefs>
+    <ds:schemaRef ds:uri="http://schemas.microsoft.com/office/2006/metadata/properties"/>
+    <ds:schemaRef ds:uri="http://schemas.microsoft.com/office/infopath/2007/PartnerControls"/>
+    <ds:schemaRef ds:uri="e789b7fa-a83c-4c6b-9e01-87c723f67228"/>
+    <ds:schemaRef ds:uri="bb952b06-3268-4e55-b0fe-9eb49669fc08"/>
+  </ds:schemaRefs>
+</ds:datastoreItem>
+</file>
+
+<file path=customXml/itemProps4.xml><?xml version="1.0" encoding="utf-8"?>
+<ds:datastoreItem xmlns:ds="http://schemas.openxmlformats.org/officeDocument/2006/customXml" ds:itemID="{45FB1F57-968F-4A6E-AEE9-65961EB5FADD}">
+  <ds:schemaRefs>
+    <ds:schemaRef ds:uri="http://schemas.microsoft.com/sharepoint/v3/contenttype/forms"/>
+  </ds:schemaRefs>
+</ds:datastoreItem>
 </file>
--- a/arches_her/docx/Condition Two-Stage Letter.docx
+++ b/arches_her/docx/Condition Two-Stage Letter.docx
@@ -874,7 +874,21 @@
         <w:rPr>
           <w:rFonts w:cstheme="minorHAnsi"/>
         </w:rPr>
-        <w:t>This pre-commencement condition is necessary to safeguard the archaeological interest on this site.  Approval of the WSI before works begin on site provides clarity on what investigations are required, and their timing in relation to the development programme.   If the applicant does not agree to this pre-commencement condition, please let us know their reasons and any alternatives suggested.   Without this pre-commencement condition being imposed the application should be refused as it would not comply with NPPF paragraph 218.</w:t>
+        <w:t xml:space="preserve">Pre-commencement conditions are necessary to safeguard the archaeological interest on sites. Approval of a WSI before works begin on site provides clarity on what investigations are required, and their timing in relation to the development programme. If the applicant does not agree to a pre-commencement </w:t>
+      </w:r>
+      <w:proofErr w:type="gramStart"/>
+      <w:r>
+        <w:rPr>
+          <w:rFonts w:cstheme="minorHAnsi"/>
+        </w:rPr>
+        <w:t>condition</w:t>
+      </w:r>
+      <w:proofErr w:type="gramEnd"/>
+      <w:r>
+        <w:rPr>
+          <w:rFonts w:cstheme="minorHAnsi"/>
+        </w:rPr>
+        <w:t xml:space="preserve"> please let us know their reasons and any alternatives suggested. Without the recommended pre-commencement condition(s) being imposed the application should be refused as it would not comply with NPPF paragraph 218.</w:t>
       </w:r>
     </w:p>
     <w:p>
@@ -1090,7 +1104,21 @@
         <w:rPr>
           <w:rFonts w:cstheme="minorHAnsi"/>
         </w:rPr>
-        <w:t>London and South East Region</w:t>
+        <w:t xml:space="preserve">London and </w:t>
+      </w:r>
+      <w:proofErr w:type="gramStart"/>
+      <w:r>
+        <w:rPr>
+          <w:rFonts w:cstheme="minorHAnsi"/>
+        </w:rPr>
+        <w:t>South East</w:t>
+      </w:r>
+      <w:proofErr w:type="gramEnd"/>
+      <w:r>
+        <w:rPr>
+          <w:rFonts w:cstheme="minorHAnsi"/>
+        </w:rPr>
+        <w:t xml:space="preserve"> Region</w:t>
       </w:r>
     </w:p>
     <w:p>
@@ -2585,7 +2613,6 @@
   <w:style w:type="character" w:default="1" w:styleId="DefaultParagraphFont">
     <w:name w:val="Default Paragraph Font"/>
     <w:uiPriority w:val="1"/>
-    <w:semiHidden/>
     <w:unhideWhenUsed/>
   </w:style>
   <w:style w:type="table" w:default="1" w:styleId="TableNormal">
@@ -3454,7 +3481,12 @@
 </file>
 
 <file path=customXml/item2.xml><?xml version="1.0" encoding="utf-8"?>
-<b:Sources xmlns:b="http://schemas.openxmlformats.org/officeDocument/2006/bibliography" xmlns="http://schemas.openxmlformats.org/officeDocument/2006/bibliography" SelectedStyle="/APASixthEditionOfficeOnline.xsl" StyleName="APA" Version="6"/>
+<?mso-contentType ?>
+<FormTemplates xmlns="http://schemas.microsoft.com/sharepoint/v3/contenttype/forms">
+  <Display>DocumentLibraryForm</Display>
+  <Edit>DocumentLibraryForm</Edit>
+  <New>DocumentLibraryForm</New>
+</FormTemplates>
 </file>
 
 <file path=customXml/item3.xml><?xml version="1.0" encoding="utf-8"?>
@@ -3469,12 +3501,7 @@
 </file>
 
 <file path=customXml/item4.xml><?xml version="1.0" encoding="utf-8"?>
-<?mso-contentType ?>
-<FormTemplates xmlns="http://schemas.microsoft.com/sharepoint/v3/contenttype/forms">
-  <Display>DocumentLibraryForm</Display>
-  <Edit>DocumentLibraryForm</Edit>
-  <New>DocumentLibraryForm</New>
-</FormTemplates>
+<b:Sources xmlns:b="http://schemas.openxmlformats.org/officeDocument/2006/bibliography" xmlns="http://schemas.openxmlformats.org/officeDocument/2006/bibliography" SelectedStyle="/APASixthEditionOfficeOnline.xsl" StyleName="APA" Version="6"/>
 </file>
 
 <file path=customXml/itemProps1.xml><?xml version="1.0" encoding="utf-8"?>
@@ -3497,9 +3524,9 @@
 </file>
 
 <file path=customXml/itemProps2.xml><?xml version="1.0" encoding="utf-8"?>
-<ds:datastoreItem xmlns:ds="http://schemas.openxmlformats.org/officeDocument/2006/customXml" ds:itemID="{3B4892E8-18D6-D444-BA6E-299F0B60384F}">
+<ds:datastoreItem xmlns:ds="http://schemas.openxmlformats.org/officeDocument/2006/customXml" ds:itemID="{45FB1F57-968F-4A6E-AEE9-65961EB5FADD}">
   <ds:schemaRefs>
-    <ds:schemaRef ds:uri="http://schemas.openxmlformats.org/officeDocument/2006/bibliography"/>
+    <ds:schemaRef ds:uri="http://schemas.microsoft.com/sharepoint/v3/contenttype/forms"/>
   </ds:schemaRefs>
 </ds:datastoreItem>
 </file>
@@ -3516,9 +3543,9 @@
 </file>
 
 <file path=customXml/itemProps4.xml><?xml version="1.0" encoding="utf-8"?>
-<ds:datastoreItem xmlns:ds="http://schemas.openxmlformats.org/officeDocument/2006/customXml" ds:itemID="{45FB1F57-968F-4A6E-AEE9-65961EB5FADD}">
+<ds:datastoreItem xmlns:ds="http://schemas.openxmlformats.org/officeDocument/2006/customXml" ds:itemID="{3B4892E8-18D6-D444-BA6E-299F0B60384F}">
   <ds:schemaRefs>
-    <ds:schemaRef ds:uri="http://schemas.microsoft.com/sharepoint/v3/contenttype/forms"/>
+    <ds:schemaRef ds:uri="http://schemas.openxmlformats.org/officeDocument/2006/bibliography"/>
   </ds:schemaRefs>
 </ds:datastoreItem>
 </file>
--- a/arches_her/docx/Condition Two-Stage Letter.docx
+++ b/arches_her/docx/Condition Two-Stage Letter.docx
@@ -1,6 +1,6 @@
 
 <file path=word/document.xml><?xml version="1.0" encoding="utf-8"?>
-<w:document xmlns:wpc="http://schemas.microsoft.com/office/word/2010/wordprocessingCanvas" xmlns:cx="http://schemas.microsoft.com/office/drawing/2014/chartex" xmlns:cx1="http://schemas.microsoft.com/office/drawing/2015/9/8/chartex" xmlns:cx2="http://schemas.microsoft.com/office/drawing/2015/10/21/chartex" xmlns:cx3="http://schemas.microsoft.com/office/drawing/2016/5/9/chartex" xmlns:cx4="http://schemas.microsoft.com/office/drawing/2016/5/10/chartex" xmlns:cx5="http://schemas.microsoft.com/office/drawing/2016/5/11/chartex" xmlns:cx6="http://schemas.microsoft.com/office/drawing/2016/5/12/chartex" xmlns:cx7="http://schemas.microsoft.com/office/drawing/2016/5/13/chartex" xmlns:cx8="http://schemas.microsoft.com/office/drawing/2016/5/14/chartex" xmlns:mc="http://schemas.openxmlformats.org/markup-compatibility/2006" xmlns:aink="http://schemas.microsoft.com/office/drawing/2016/ink" xmlns:am3d="http://schemas.microsoft.com/office/drawing/2017/model3d" xmlns:o="urn:schemas-microsoft-com:office:office" xmlns:oel="http://schemas.microsoft.com/office/2019/extlst" xmlns:r="http://schemas.openxmlformats.org/officeDocument/2006/relationships" xmlns:m="http://schemas.openxmlformats.org/officeDocument/2006/math" xmlns:v="urn:schemas-microsoft-com:vml" xmlns:wp14="http://schemas.microsoft.com/office/word/2010/wordprocessingDrawing" xmlns:wp="http://schemas.openxmlformats.org/drawingml/2006/wordprocessingDrawing" xmlns:w10="urn:schemas-microsoft-com:office:word" xmlns:w="http://schemas.openxmlformats.org/wordprocessingml/2006/main" xmlns:w14="http://schemas.microsoft.com/office/word/2010/wordml" xmlns:w15="http://schemas.microsoft.com/office/word/2012/wordml" xmlns:w16cex="http://schemas.microsoft.com/office/word/2018/wordml/cex" xmlns:w16cid="http://schemas.microsoft.com/office/word/2016/wordml/cid" xmlns:w16="http://schemas.microsoft.com/office/word/2018/wordml" xmlns:w16du="http://schemas.microsoft.com/office/word/2023/wordml/word16du" xmlns:w16sdtdh="http://schemas.microsoft.com/office/word/2020/wordml/sdtdatahash" xmlns:w16sdtfl="http://schemas.microsoft.com/office/word/2024/wordml/sdtformatlock" xmlns:w16se="http://schemas.microsoft.com/office/word/2015/wordml/symex" xmlns:wpg="http://schemas.microsoft.com/office/word/2010/wordprocessingGroup" xmlns:wpi="http://schemas.microsoft.com/office/word/2010/wordprocessingInk" xmlns:wne="http://schemas.microsoft.com/office/word/2006/wordml" xmlns:wps="http://schemas.microsoft.com/office/word/2010/wordprocessingShape" mc:Ignorable="w14 w15 w16se w16cid w16 w16cex w16sdtdh w16sdtfl w16du wp14">
+<w:document xmlns:wpc="http://schemas.microsoft.com/office/word/2010/wordprocessingCanvas" xmlns:cx="http://schemas.microsoft.com/office/drawing/2014/chartex" xmlns:cx1="http://schemas.microsoft.com/office/drawing/2015/9/8/chartex" xmlns:cx2="http://schemas.microsoft.com/office/drawing/2015/10/21/chartex" xmlns:cx3="http://schemas.microsoft.com/office/drawing/2016/5/9/chartex" xmlns:cx4="http://schemas.microsoft.com/office/drawing/2016/5/10/chartex" xmlns:cx5="http://schemas.microsoft.com/office/drawing/2016/5/11/chartex" xmlns:cx6="http://schemas.microsoft.com/office/drawing/2016/5/12/chartex" xmlns:cx7="http://schemas.microsoft.com/office/drawing/2016/5/13/chartex" xmlns:cx8="http://schemas.microsoft.com/office/drawing/2016/5/14/chartex" xmlns:mc="http://schemas.openxmlformats.org/markup-compatibility/2006" xmlns:aink="http://schemas.microsoft.com/office/drawing/2016/ink" xmlns:am3d="http://schemas.microsoft.com/office/drawing/2017/model3d" xmlns:o="urn:schemas-microsoft-com:office:office" xmlns:oel="http://schemas.microsoft.com/office/2019/extlst" xmlns:r="http://schemas.openxmlformats.org/officeDocument/2006/relationships" xmlns:m="http://schemas.openxmlformats.org/officeDocument/2006/math" xmlns:v="urn:schemas-microsoft-com:vml" xmlns:wp14="http://schemas.microsoft.com/office/word/2010/wordprocessingDrawing" xmlns:wp="http://schemas.openxmlformats.org/drawingml/2006/wordprocessingDrawing" xmlns:w10="urn:schemas-microsoft-com:office:word" xmlns:w="http://schemas.openxmlformats.org/wordprocessingml/2006/main" xmlns:w14="http://schemas.microsoft.com/office/word/2010/wordml" xmlns:w15="http://schemas.microsoft.com/office/word/2012/wordml" xmlns:w16cei="http://schemas.microsoft.com/office/word/2026/wordml/cei" xmlns:w16cex="http://schemas.microsoft.com/office/word/2018/wordml/cex" xmlns:w16cid="http://schemas.microsoft.com/office/word/2016/wordml/cid" xmlns:w16="http://schemas.microsoft.com/office/word/2018/wordml" xmlns:w16du="http://schemas.microsoft.com/office/word/2023/wordml/word16du" xmlns:w16sdtdh="http://schemas.microsoft.com/office/word/2020/wordml/sdtdatahash" xmlns:w16sdtfl="http://schemas.microsoft.com/office/word/2024/wordml/sdtformatlock" xmlns:w16se="http://schemas.microsoft.com/office/word/2015/wordml/symex" xmlns:wpg="http://schemas.microsoft.com/office/word/2010/wordprocessingGroup" xmlns:wpi="http://schemas.microsoft.com/office/word/2010/wordprocessingInk" xmlns:wne="http://schemas.microsoft.com/office/word/2006/wordml" xmlns:wps="http://schemas.microsoft.com/office/word/2010/wordprocessingShape" mc:Ignorable="w14 w15 w16se w16cid w16 w16cex w16sdtdh w16sdtfl w16du wp14">
   <w:body>
     <w:tbl>
       <w:tblPr>
@@ -431,7 +431,14 @@
           <w:rFonts w:cstheme="minorHAnsi"/>
           <w:b/>
         </w:rPr>
-        <w:t>NATIONAL PLANNING POLICY FRAMEWORK 2024</w:t>
+        <w:t>NATIONAL PLANNING POLICY FRAMEWORK 202</w:t>
+      </w:r>
+      <w:r>
+        <w:rPr>
+          <w:rFonts w:cstheme="minorHAnsi"/>
+          <w:b/>
+        </w:rPr>
+        <w:t>6</w:t>
       </w:r>
     </w:p>
     <w:p>
@@ -684,7 +691,31 @@
         <w:rPr>
           <w:rFonts w:cstheme="minorHAnsi"/>
         </w:rPr>
-        <w:t xml:space="preserve">NPPF Section 16 and the London Plan (2021 Policy HC1) recognise the positive contribution of heritage assets of all kinds and make the conservation of archaeological interest a material planning consideration.  NPPF paragraph 207 says applicants should provide an archaeological assessment if their development could affect a heritage asset of archaeological interest.   </w:t>
+        <w:t xml:space="preserve">NPPF Section </w:t>
+      </w:r>
+      <w:r>
+        <w:rPr>
+          <w:rFonts w:cstheme="minorHAnsi"/>
+        </w:rPr>
+        <w:t>20</w:t>
+      </w:r>
+      <w:r>
+        <w:rPr>
+          <w:rFonts w:cstheme="minorHAnsi"/>
+        </w:rPr>
+        <w:t xml:space="preserve"> and the London Plan (2021 Policy HC1) recognise the positive contribution of heritage assets of all kinds and make the conservation of archaeological interest a material planning consideration.  NPPF </w:t>
+      </w:r>
+      <w:r>
+        <w:rPr>
+          <w:rFonts w:cstheme="minorHAnsi"/>
+        </w:rPr>
+        <w:t>Policy HE5</w:t>
+      </w:r>
+      <w:r>
+        <w:rPr>
+          <w:rFonts w:cstheme="minorHAnsi"/>
+        </w:rPr>
+        <w:t xml:space="preserve"> says applicants should provide an archaeological assessment if their development could affect a heritage asset of archaeological interest.   </w:t>
       </w:r>
     </w:p>
     <w:p>
@@ -713,35 +744,59 @@
           <w:rFonts w:cstheme="minorHAnsi"/>
         </w:rPr>
         <w:lastRenderedPageBreak/>
-        <w:t xml:space="preserve">NPPF paragraphs 202 and 210 and London Plan Policy HC1 emphasise the positive contributions heritage assets can make to sustainable communities and places.  Where appropriate, applicants should therefore also expect to identify enhancement opportunities.  </w:t>
-      </w:r>
-    </w:p>
-    <w:p>
-      <w:pPr>
-        <w:tabs>
-          <w:tab w:val="left" w:pos="5245"/>
-        </w:tabs>
-        <w:spacing w:after="0" w:line="240" w:lineRule="auto"/>
-        <w:rPr>
-          <w:rFonts w:cstheme="minorHAnsi"/>
-        </w:rPr>
-      </w:pPr>
-    </w:p>
-    <w:p>
-      <w:pPr>
-        <w:tabs>
-          <w:tab w:val="left" w:pos="5245"/>
-        </w:tabs>
-        <w:spacing w:after="0" w:line="240" w:lineRule="auto"/>
-        <w:rPr>
-          <w:rFonts w:cstheme="minorHAnsi"/>
-        </w:rPr>
-      </w:pPr>
-      <w:r>
-        <w:rPr>
-          <w:rFonts w:cstheme="minorHAnsi"/>
-        </w:rPr>
-        <w:t>If you grant planning consent, paragraph 218 of the NPPF says that applicants should record the significance of any heritage assets that the development harms. Applicants should also improve knowledge of assets and make this public.</w:t>
+        <w:t xml:space="preserve">NPPF </w:t>
+      </w:r>
+      <w:r>
+        <w:rPr>
+          <w:rFonts w:cstheme="minorHAnsi"/>
+        </w:rPr>
+        <w:t>Policy HE4</w:t>
+      </w:r>
+      <w:r>
+        <w:rPr>
+          <w:rFonts w:cstheme="minorHAnsi"/>
+        </w:rPr>
+        <w:t xml:space="preserve"> and London Plan Policy HC1 emphasise the positive contributions heritage assets can make to sustainable communities and places.  Where appropriate, applicants should therefore also expect to identify enhancement opportunities.  </w:t>
+      </w:r>
+    </w:p>
+    <w:p>
+      <w:pPr>
+        <w:tabs>
+          <w:tab w:val="left" w:pos="5245"/>
+        </w:tabs>
+        <w:spacing w:after="0" w:line="240" w:lineRule="auto"/>
+        <w:rPr>
+          <w:rFonts w:cstheme="minorHAnsi"/>
+        </w:rPr>
+      </w:pPr>
+    </w:p>
+    <w:p>
+      <w:pPr>
+        <w:tabs>
+          <w:tab w:val="left" w:pos="5245"/>
+        </w:tabs>
+        <w:spacing w:after="0" w:line="240" w:lineRule="auto"/>
+        <w:rPr>
+          <w:rFonts w:cstheme="minorHAnsi"/>
+        </w:rPr>
+      </w:pPr>
+      <w:r>
+        <w:rPr>
+          <w:rFonts w:cstheme="minorHAnsi"/>
+        </w:rPr>
+        <w:t xml:space="preserve">If you grant planning consent, </w:t>
+      </w:r>
+      <w:r>
+        <w:rPr>
+          <w:rFonts w:cstheme="minorHAnsi"/>
+        </w:rPr>
+        <w:t>Policy HE10</w:t>
+      </w:r>
+      <w:r>
+        <w:rPr>
+          <w:rFonts w:cstheme="minorHAnsi"/>
+        </w:rPr>
+        <w:t xml:space="preserve"> of the NPPF says that applicants should record the significance of any heritage assets that the development harms. Applicants should also improve knowledge of assets and make this public.</w:t>
       </w:r>
     </w:p>
     <w:p>
@@ -888,7 +943,19 @@
         <w:rPr>
           <w:rFonts w:cstheme="minorHAnsi"/>
         </w:rPr>
-        <w:t xml:space="preserve"> please let us know their reasons and any alternatives suggested. Without the recommended pre-commencement condition(s) being imposed the application should be refused as it would not comply with NPPF paragraph 218.</w:t>
+        <w:t xml:space="preserve"> please let us know their reasons and any alternatives suggested. Without the recommended pre-commencement condition(s) being imposed the application should be refused as it would not comply with NPPF </w:t>
+      </w:r>
+      <w:r>
+        <w:rPr>
+          <w:rFonts w:cstheme="minorHAnsi"/>
+        </w:rPr>
+        <w:t>Policy HE10</w:t>
+      </w:r>
+      <w:r>
+        <w:rPr>
+          <w:rFonts w:cstheme="minorHAnsi"/>
+        </w:rPr>
+        <w:t>.</w:t>
       </w:r>
     </w:p>
     <w:p>
@@ -1171,7 +1238,7 @@
 </file>
 
 <file path=word/endnotes.xml><?xml version="1.0" encoding="utf-8"?>
-<w:endnotes xmlns:wpc="http://schemas.microsoft.com/office/word/2010/wordprocessingCanvas" xmlns:cx="http://schemas.microsoft.com/office/drawing/2014/chartex" xmlns:cx1="http://schemas.microsoft.com/office/drawing/2015/9/8/chartex" xmlns:cx2="http://schemas.microsoft.com/office/drawing/2015/10/21/chartex" xmlns:cx3="http://schemas.microsoft.com/office/drawing/2016/5/9/chartex" xmlns:cx4="http://schemas.microsoft.com/office/drawing/2016/5/10/chartex" xmlns:cx5="http://schemas.microsoft.com/office/drawing/2016/5/11/chartex" xmlns:cx6="http://schemas.microsoft.com/office/drawing/2016/5/12/chartex" xmlns:cx7="http://schemas.microsoft.com/office/drawing/2016/5/13/chartex" xmlns:cx8="http://schemas.microsoft.com/office/drawing/2016/5/14/chartex" xmlns:mc="http://schemas.openxmlformats.org/markup-compatibility/2006" xmlns:aink="http://schemas.microsoft.com/office/drawing/2016/ink" xmlns:am3d="http://schemas.microsoft.com/office/drawing/2017/model3d" xmlns:o="urn:schemas-microsoft-com:office:office" xmlns:oel="http://schemas.microsoft.com/office/2019/extlst" xmlns:r="http://schemas.openxmlformats.org/officeDocument/2006/relationships" xmlns:m="http://schemas.openxmlformats.org/officeDocument/2006/math" xmlns:v="urn:schemas-microsoft-com:vml" xmlns:wp14="http://schemas.microsoft.com/office/word/2010/wordprocessingDrawing" xmlns:wp="http://schemas.openxmlformats.org/drawingml/2006/wordprocessingDrawing" xmlns:w10="urn:schemas-microsoft-com:office:word" xmlns:w="http://schemas.openxmlformats.org/wordprocessingml/2006/main" xmlns:w14="http://schemas.microsoft.com/office/word/2010/wordml" xmlns:w15="http://schemas.microsoft.com/office/word/2012/wordml" xmlns:w16cex="http://schemas.microsoft.com/office/word/2018/wordml/cex" xmlns:w16cid="http://schemas.microsoft.com/office/word/2016/wordml/cid" xmlns:w16="http://schemas.microsoft.com/office/word/2018/wordml" xmlns:w16du="http://schemas.microsoft.com/office/word/2023/wordml/word16du" xmlns:w16sdtdh="http://schemas.microsoft.com/office/word/2020/wordml/sdtdatahash" xmlns:w16sdtfl="http://schemas.microsoft.com/office/word/2024/wordml/sdtformatlock" xmlns:w16se="http://schemas.microsoft.com/office/word/2015/wordml/symex" xmlns:wpg="http://schemas.microsoft.com/office/word/2010/wordprocessingGroup" xmlns:wpi="http://schemas.microsoft.com/office/word/2010/wordprocessingInk" xmlns:wne="http://schemas.microsoft.com/office/word/2006/wordml" xmlns:wps="http://schemas.microsoft.com/office/word/2010/wordprocessingShape" mc:Ignorable="w14 w15 w16se w16cid w16 w16cex w16sdtdh w16sdtfl w16du wp14">
+<w:endnotes xmlns:wpc="http://schemas.microsoft.com/office/word/2010/wordprocessingCanvas" xmlns:cx="http://schemas.microsoft.com/office/drawing/2014/chartex" xmlns:cx1="http://schemas.microsoft.com/office/drawing/2015/9/8/chartex" xmlns:cx2="http://schemas.microsoft.com/office/drawing/2015/10/21/chartex" xmlns:cx3="http://schemas.microsoft.com/office/drawing/2016/5/9/chartex" xmlns:cx4="http://schemas.microsoft.com/office/drawing/2016/5/10/chartex" xmlns:cx5="http://schemas.microsoft.com/office/drawing/2016/5/11/chartex" xmlns:cx6="http://schemas.microsoft.com/office/drawing/2016/5/12/chartex" xmlns:cx7="http://schemas.microsoft.com/office/drawing/2016/5/13/chartex" xmlns:cx8="http://schemas.microsoft.com/office/drawing/2016/5/14/chartex" xmlns:mc="http://schemas.openxmlformats.org/markup-compatibility/2006" xmlns:aink="http://schemas.microsoft.com/office/drawing/2016/ink" xmlns:am3d="http://schemas.microsoft.com/office/drawing/2017/model3d" xmlns:o="urn:schemas-microsoft-com:office:office" xmlns:oel="http://schemas.microsoft.com/office/2019/extlst" xmlns:r="http://schemas.openxmlformats.org/officeDocument/2006/relationships" xmlns:m="http://schemas.openxmlformats.org/officeDocument/2006/math" xmlns:v="urn:schemas-microsoft-com:vml" xmlns:wp14="http://schemas.microsoft.com/office/word/2010/wordprocessingDrawing" xmlns:wp="http://schemas.openxmlformats.org/drawingml/2006/wordprocessingDrawing" xmlns:w10="urn:schemas-microsoft-com:office:word" xmlns:w="http://schemas.openxmlformats.org/wordprocessingml/2006/main" xmlns:w14="http://schemas.microsoft.com/office/word/2010/wordml" xmlns:w15="http://schemas.microsoft.com/office/word/2012/wordml" xmlns:w16cei="http://schemas.microsoft.com/office/word/2026/wordml/cei" xmlns:w16cex="http://schemas.microsoft.com/office/word/2018/wordml/cex" xmlns:w16cid="http://schemas.microsoft.com/office/word/2016/wordml/cid" xmlns:w16="http://schemas.microsoft.com/office/word/2018/wordml" xmlns:w16du="http://schemas.microsoft.com/office/word/2023/wordml/word16du" xmlns:w16sdtdh="http://schemas.microsoft.com/office/word/2020/wordml/sdtdatahash" xmlns:w16sdtfl="http://schemas.microsoft.com/office/word/2024/wordml/sdtformatlock" xmlns:w16se="http://schemas.microsoft.com/office/word/2015/wordml/symex" xmlns:wpg="http://schemas.microsoft.com/office/word/2010/wordprocessingGroup" xmlns:wpi="http://schemas.microsoft.com/office/word/2010/wordprocessingInk" xmlns:wne="http://schemas.microsoft.com/office/word/2006/wordml" xmlns:wps="http://schemas.microsoft.com/office/word/2010/wordprocessingShape" mc:Ignorable="w14 w15 w16se w16cid w16 w16cex w16sdtdh w16sdtfl w16du wp14">
   <w:endnote w:type="separator" w:id="-1">
     <w:p>
       <w:pPr>
@@ -1196,7 +1263,7 @@
 </file>
 
 <file path=word/footer1.xml><?xml version="1.0" encoding="utf-8"?>
-<w:ftr xmlns:wpc="http://schemas.microsoft.com/office/word/2010/wordprocessingCanvas" xmlns:cx="http://schemas.microsoft.com/office/drawing/2014/chartex" xmlns:cx1="http://schemas.microsoft.com/office/drawing/2015/9/8/chartex" xmlns:cx2="http://schemas.microsoft.com/office/drawing/2015/10/21/chartex" xmlns:cx3="http://schemas.microsoft.com/office/drawing/2016/5/9/chartex" xmlns:cx4="http://schemas.microsoft.com/office/drawing/2016/5/10/chartex" xmlns:cx5="http://schemas.microsoft.com/office/drawing/2016/5/11/chartex" xmlns:cx6="http://schemas.microsoft.com/office/drawing/2016/5/12/chartex" xmlns:cx7="http://schemas.microsoft.com/office/drawing/2016/5/13/chartex" xmlns:cx8="http://schemas.microsoft.com/office/drawing/2016/5/14/chartex" xmlns:mc="http://schemas.openxmlformats.org/markup-compatibility/2006" xmlns:aink="http://schemas.microsoft.com/office/drawing/2016/ink" xmlns:am3d="http://schemas.microsoft.com/office/drawing/2017/model3d" xmlns:o="urn:schemas-microsoft-com:office:office" xmlns:oel="http://schemas.microsoft.com/office/2019/extlst" xmlns:r="http://schemas.openxmlformats.org/officeDocument/2006/relationships" xmlns:m="http://schemas.openxmlformats.org/officeDocument/2006/math" xmlns:v="urn:schemas-microsoft-com:vml" xmlns:wp14="http://schemas.microsoft.com/office/word/2010/wordprocessingDrawing" xmlns:wp="http://schemas.openxmlformats.org/drawingml/2006/wordprocessingDrawing" xmlns:w10="urn:schemas-microsoft-com:office:word" xmlns:w="http://schemas.openxmlformats.org/wordprocessingml/2006/main" xmlns:w14="http://schemas.microsoft.com/office/word/2010/wordml" xmlns:w15="http://schemas.microsoft.com/office/word/2012/wordml" xmlns:w16cex="http://schemas.microsoft.com/office/word/2018/wordml/cex" xmlns:w16cid="http://schemas.microsoft.com/office/word/2016/wordml/cid" xmlns:w16="http://schemas.microsoft.com/office/word/2018/wordml" xmlns:w16du="http://schemas.microsoft.com/office/word/2023/wordml/word16du" xmlns:w16sdtdh="http://schemas.microsoft.com/office/word/2020/wordml/sdtdatahash" xmlns:w16sdtfl="http://schemas.microsoft.com/office/word/2024/wordml/sdtformatlock" xmlns:w16se="http://schemas.microsoft.com/office/word/2015/wordml/symex" xmlns:wpg="http://schemas.microsoft.com/office/word/2010/wordprocessingGroup" xmlns:wpi="http://schemas.microsoft.com/office/word/2010/wordprocessingInk" xmlns:wne="http://schemas.microsoft.com/office/word/2006/wordml" xmlns:wps="http://schemas.microsoft.com/office/word/2010/wordprocessingShape" mc:Ignorable="w14 w15 w16se w16cid w16 w16cex w16sdtdh w16sdtfl w16du wp14">
+<w:ftr xmlns:wpc="http://schemas.microsoft.com/office/word/2010/wordprocessingCanvas" xmlns:cx="http://schemas.microsoft.com/office/drawing/2014/chartex" xmlns:cx1="http://schemas.microsoft.com/office/drawing/2015/9/8/chartex" xmlns:cx2="http://schemas.microsoft.com/office/drawing/2015/10/21/chartex" xmlns:cx3="http://schemas.microsoft.com/office/drawing/2016/5/9/chartex" xmlns:cx4="http://schemas.microsoft.com/office/drawing/2016/5/10/chartex" xmlns:cx5="http://schemas.microsoft.com/office/drawing/2016/5/11/chartex" xmlns:cx6="http://schemas.microsoft.com/office/drawing/2016/5/12/chartex" xmlns:cx7="http://schemas.microsoft.com/office/drawing/2016/5/13/chartex" xmlns:cx8="http://schemas.microsoft.com/office/drawing/2016/5/14/chartex" xmlns:mc="http://schemas.openxmlformats.org/markup-compatibility/2006" xmlns:aink="http://schemas.microsoft.com/office/drawing/2016/ink" xmlns:am3d="http://schemas.microsoft.com/office/drawing/2017/model3d" xmlns:o="urn:schemas-microsoft-com:office:office" xmlns:oel="http://schemas.microsoft.com/office/2019/extlst" xmlns:r="http://schemas.openxmlformats.org/officeDocument/2006/relationships" xmlns:m="http://schemas.openxmlformats.org/officeDocument/2006/math" xmlns:v="urn:schemas-microsoft-com:vml" xmlns:wp14="http://schemas.microsoft.com/office/word/2010/wordprocessingDrawing" xmlns:wp="http://schemas.openxmlformats.org/drawingml/2006/wordprocessingDrawing" xmlns:w10="urn:schemas-microsoft-com:office:word" xmlns:w="http://schemas.openxmlformats.org/wordprocessingml/2006/main" xmlns:w14="http://schemas.microsoft.com/office/word/2010/wordml" xmlns:w15="http://schemas.microsoft.com/office/word/2012/wordml" xmlns:w16cei="http://schemas.microsoft.com/office/word/2026/wordml/cei" xmlns:w16cex="http://schemas.microsoft.com/office/word/2018/wordml/cex" xmlns:w16cid="http://schemas.microsoft.com/office/word/2016/wordml/cid" xmlns:w16="http://schemas.microsoft.com/office/word/2018/wordml" xmlns:w16du="http://schemas.microsoft.com/office/word/2023/wordml/word16du" xmlns:w16sdtdh="http://schemas.microsoft.com/office/word/2020/wordml/sdtdatahash" xmlns:w16sdtfl="http://schemas.microsoft.com/office/word/2024/wordml/sdtformatlock" xmlns:w16se="http://schemas.microsoft.com/office/word/2015/wordml/symex" xmlns:wpg="http://schemas.microsoft.com/office/word/2010/wordprocessingGroup" xmlns:wpi="http://schemas.microsoft.com/office/word/2010/wordprocessingInk" xmlns:wne="http://schemas.microsoft.com/office/word/2006/wordml" xmlns:wps="http://schemas.microsoft.com/office/word/2010/wordprocessingShape" mc:Ignorable="w14 w15 w16se w16cid w16 w16cex w16sdtdh w16sdtfl w16du wp14">
   <w:p>
     <w:pPr>
       <w:pStyle w:val="Footer"/>
@@ -1206,7 +1273,7 @@
 </file>
 
 <file path=word/footer2.xml><?xml version="1.0" encoding="utf-8"?>
-<w:ftr xmlns:wpc="http://schemas.microsoft.com/office/word/2010/wordprocessingCanvas" xmlns:cx="http://schemas.microsoft.com/office/drawing/2014/chartex" xmlns:cx1="http://schemas.microsoft.com/office/drawing/2015/9/8/chartex" xmlns:cx2="http://schemas.microsoft.com/office/drawing/2015/10/21/chartex" xmlns:cx3="http://schemas.microsoft.com/office/drawing/2016/5/9/chartex" xmlns:cx4="http://schemas.microsoft.com/office/drawing/2016/5/10/chartex" xmlns:cx5="http://schemas.microsoft.com/office/drawing/2016/5/11/chartex" xmlns:cx6="http://schemas.microsoft.com/office/drawing/2016/5/12/chartex" xmlns:cx7="http://schemas.microsoft.com/office/drawing/2016/5/13/chartex" xmlns:cx8="http://schemas.microsoft.com/office/drawing/2016/5/14/chartex" xmlns:mc="http://schemas.openxmlformats.org/markup-compatibility/2006" xmlns:aink="http://schemas.microsoft.com/office/drawing/2016/ink" xmlns:am3d="http://schemas.microsoft.com/office/drawing/2017/model3d" xmlns:o="urn:schemas-microsoft-com:office:office" xmlns:oel="http://schemas.microsoft.com/office/2019/extlst" xmlns:r="http://schemas.openxmlformats.org/officeDocument/2006/relationships" xmlns:m="http://schemas.openxmlformats.org/officeDocument/2006/math" xmlns:v="urn:schemas-microsoft-com:vml" xmlns:wp14="http://schemas.microsoft.com/office/word/2010/wordprocessingDrawing" xmlns:wp="http://schemas.openxmlformats.org/drawingml/2006/wordprocessingDrawing" xmlns:w10="urn:schemas-microsoft-com:office:word" xmlns:w="http://schemas.openxmlformats.org/wordprocessingml/2006/main" xmlns:w14="http://schemas.microsoft.com/office/word/2010/wordml" xmlns:w15="http://schemas.microsoft.com/office/word/2012/wordml" xmlns:w16cex="http://schemas.microsoft.com/office/word/2018/wordml/cex" xmlns:w16cid="http://schemas.microsoft.com/office/word/2016/wordml/cid" xmlns:w16="http://schemas.microsoft.com/office/word/2018/wordml" xmlns:w16du="http://schemas.microsoft.com/office/word/2023/wordml/word16du" xmlns:w16sdtdh="http://schemas.microsoft.com/office/word/2020/wordml/sdtdatahash" xmlns:w16sdtfl="http://schemas.microsoft.com/office/word/2024/wordml/sdtformatlock" xmlns:w16se="http://schemas.microsoft.com/office/word/2015/wordml/symex" xmlns:wpg="http://schemas.microsoft.com/office/word/2010/wordprocessingGroup" xmlns:wpi="http://schemas.microsoft.com/office/word/2010/wordprocessingInk" xmlns:wne="http://schemas.microsoft.com/office/word/2006/wordml" xmlns:wps="http://schemas.microsoft.com/office/word/2010/wordprocessingShape" mc:Ignorable="w14 w15 w16se w16cid w16 w16cex w16sdtdh w16sdtfl w16du wp14">
+<w:ftr xmlns:wpc="http://schemas.microsoft.com/office/word/2010/wordprocessingCanvas" xmlns:cx="http://schemas.microsoft.com/office/drawing/2014/chartex" xmlns:cx1="http://schemas.microsoft.com/office/drawing/2015/9/8/chartex" xmlns:cx2="http://schemas.microsoft.com/office/drawing/2015/10/21/chartex" xmlns:cx3="http://schemas.microsoft.com/office/drawing/2016/5/9/chartex" xmlns:cx4="http://schemas.microsoft.com/office/drawing/2016/5/10/chartex" xmlns:cx5="http://schemas.microsoft.com/office/drawing/2016/5/11/chartex" xmlns:cx6="http://schemas.microsoft.com/office/drawing/2016/5/12/chartex" xmlns:cx7="http://schemas.microsoft.com/office/drawing/2016/5/13/chartex" xmlns:cx8="http://schemas.microsoft.com/office/drawing/2016/5/14/chartex" xmlns:mc="http://schemas.openxmlformats.org/markup-compatibility/2006" xmlns:aink="http://schemas.microsoft.com/office/drawing/2016/ink" xmlns:am3d="http://schemas.microsoft.com/office/drawing/2017/model3d" xmlns:o="urn:schemas-microsoft-com:office:office" xmlns:oel="http://schemas.microsoft.com/office/2019/extlst" xmlns:r="http://schemas.openxmlformats.org/officeDocument/2006/relationships" xmlns:m="http://schemas.openxmlformats.org/officeDocument/2006/math" xmlns:v="urn:schemas-microsoft-com:vml" xmlns:wp14="http://schemas.microsoft.com/office/word/2010/wordprocessingDrawing" xmlns:wp="http://schemas.openxmlformats.org/drawingml/2006/wordprocessingDrawing" xmlns:w10="urn:schemas-microsoft-com:office:word" xmlns:w="http://schemas.openxmlformats.org/wordprocessingml/2006/main" xmlns:w14="http://schemas.microsoft.com/office/word/2010/wordml" xmlns:w15="http://schemas.microsoft.com/office/word/2012/wordml" xmlns:w16cei="http://schemas.microsoft.com/office/word/2026/wordml/cei" xmlns:w16cex="http://schemas.microsoft.com/office/word/2018/wordml/cex" xmlns:w16cid="http://schemas.microsoft.com/office/word/2016/wordml/cid" xmlns:w16="http://schemas.microsoft.com/office/word/2018/wordml" xmlns:w16du="http://schemas.microsoft.com/office/word/2023/wordml/word16du" xmlns:w16sdtdh="http://schemas.microsoft.com/office/word/2020/wordml/sdtdatahash" xmlns:w16sdtfl="http://schemas.microsoft.com/office/word/2024/wordml/sdtformatlock" xmlns:w16se="http://schemas.microsoft.com/office/word/2015/wordml/symex" xmlns:wpg="http://schemas.microsoft.com/office/word/2010/wordprocessingGroup" xmlns:wpi="http://schemas.microsoft.com/office/word/2010/wordprocessingInk" xmlns:wne="http://schemas.microsoft.com/office/word/2006/wordml" xmlns:wps="http://schemas.microsoft.com/office/word/2010/wordprocessingShape" mc:Ignorable="w14 w15 w16se w16cid w16 w16cex w16sdtdh w16sdtfl w16du wp14">
   <w:p>
     <w:pPr>
       <w:pStyle w:val="Footer"/>
@@ -1292,7 +1359,7 @@
         </mc:Choice>
         <mc:Fallback>
           <w:pict>
-            <v:line w14:anchorId="44E6E2F6" id="Straight Connector 2" o:spid="_x0000_s1026" style="position:absolute;z-index:251660288;visibility:visible;mso-wrap-style:square;mso-width-percent:0;mso-wrap-distance-left:9pt;mso-wrap-distance-top:0;mso-wrap-distance-right:9pt;mso-wrap-distance-bottom:0;mso-position-horizontal:center;mso-position-horizontal-relative:margin;mso-position-vertical:absolute;mso-position-vertical-relative:text;mso-width-percent:0;mso-width-relative:margin" from="0,3.1pt" to="504.55pt,3.1pt" o:gfxdata="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" strokecolor="black [3213]" strokeweight=".25pt">
+            <v:line w14:anchorId="7B7E7080" id="Straight Connector 2" o:spid="_x0000_s1026" style="position:absolute;z-index:251660288;visibility:visible;mso-wrap-style:square;mso-width-percent:0;mso-wrap-distance-left:9pt;mso-wrap-distance-top:0;mso-wrap-distance-right:9pt;mso-wrap-distance-bottom:0;mso-position-horizontal:center;mso-position-horizontal-relative:margin;mso-position-vertical:absolute;mso-position-vertical-relative:text;mso-width-percent:0;mso-width-relative:margin" from="0,3.1pt" to="504.55pt,3.1pt" o:gfxdata="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" strokecolor="black [3213]" strokeweight=".25pt">
               <v:stroke joinstyle="miter"/>
               <w10:wrap anchorx="margin"/>
             </v:line>
@@ -1368,7 +1435,7 @@
         </mc:Choice>
         <mc:Fallback>
           <w:pict>
-            <v:line w14:anchorId="5B529DDE" id="Straight Connector 2" o:spid="_x0000_s1026" style="position:absolute;z-index:251659264;visibility:visible;mso-wrap-style:square;mso-width-percent:0;mso-wrap-distance-left:9pt;mso-wrap-distance-top:0;mso-wrap-distance-right:9pt;mso-wrap-distance-bottom:0;mso-position-horizontal:absolute;mso-position-horizontal-relative:margin;mso-position-vertical:absolute;mso-position-vertical-relative:text;mso-width-percent:0;mso-width-relative:margin" from="1.6pt,.5pt" to="1.6pt,.5pt" o:gfxdata="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" strokecolor="black [3213]" strokeweight=".25pt">
+            <v:line w14:anchorId="76FF8531" id="Straight Connector 2" o:spid="_x0000_s1026" style="position:absolute;z-index:251659264;visibility:visible;mso-wrap-style:square;mso-width-percent:0;mso-wrap-distance-left:9pt;mso-wrap-distance-top:0;mso-wrap-distance-right:9pt;mso-wrap-distance-bottom:0;mso-position-horizontal:absolute;mso-position-horizontal-relative:margin;mso-position-vertical:absolute;mso-position-vertical-relative:text;mso-width-percent:0;mso-width-relative:margin" from="1.6pt,.5pt" to="1.6pt,.5pt" o:gfxdata="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" strokecolor="black [3213]" strokeweight=".25pt">
               <v:stroke joinstyle="miter"/>
               <w10:wrap anchorx="margin"/>
             </v:line>
@@ -1395,8 +1462,9 @@
         <w:sz w:val="16"/>
         <w:szCs w:val="16"/>
       </w:rPr>
-      <w:t>Historic England, 4th Floor, Cannon Bridge House, 25 Dowgate Hill, London EC4R 2YA</w:t>
+      <w:t xml:space="preserve">Historic England, 4th Floor, Cannon Bridge House, 25 </w:t>
     </w:r>
+    <w:proofErr w:type="spellStart"/>
     <w:r>
       <w:rPr>
         <w:rFonts w:ascii="Arial" w:hAnsi="Arial"/>
@@ -1405,6 +1473,27 @@
         <w:sz w:val="16"/>
         <w:szCs w:val="16"/>
       </w:rPr>
+      <w:t>Dowgate</w:t>
+    </w:r>
+    <w:proofErr w:type="spellEnd"/>
+    <w:r>
+      <w:rPr>
+        <w:rFonts w:ascii="Arial" w:hAnsi="Arial"/>
+        <w:b/>
+        <w:bCs/>
+        <w:sz w:val="16"/>
+        <w:szCs w:val="16"/>
+      </w:rPr>
+      <w:t xml:space="preserve"> Hill, London EC4R 2YA</w:t>
+    </w:r>
+    <w:r>
+      <w:rPr>
+        <w:rFonts w:ascii="Arial" w:hAnsi="Arial"/>
+        <w:b/>
+        <w:bCs/>
+        <w:sz w:val="16"/>
+        <w:szCs w:val="16"/>
+      </w:rPr>
       <w:br/>
     </w:r>
     <w:r>
@@ -1421,14 +1510,23 @@
         <w:sz w:val="16"/>
         <w:szCs w:val="16"/>
       </w:rPr>
-      <w:t>020 7973 3700</w:t>
+      <w:t xml:space="preserve">020 7973 </w:t>
     </w:r>
+    <w:proofErr w:type="gramStart"/>
     <w:r>
       <w:rPr>
         <w:rFonts w:ascii="Arial" w:hAnsi="Arial"/>
         <w:sz w:val="16"/>
         <w:szCs w:val="16"/>
       </w:rPr>
+      <w:t>3700</w:t>
+    </w:r>
+    <w:r>
+      <w:rPr>
+        <w:rFonts w:ascii="Arial" w:hAnsi="Arial"/>
+        <w:sz w:val="16"/>
+        <w:szCs w:val="16"/>
+      </w:rPr>
       <w:t xml:space="preserve">  </w:t>
     </w:r>
     <w:r>
@@ -1437,7 +1535,16 @@
         <w:sz w:val="16"/>
         <w:szCs w:val="16"/>
       </w:rPr>
-      <w:t xml:space="preserve">|  </w:t>
+      <w:t>|</w:t>
+    </w:r>
+    <w:proofErr w:type="gramEnd"/>
+    <w:r>
+      <w:rPr>
+        <w:rFonts w:ascii="Arial" w:hAnsi="Arial"/>
+        <w:sz w:val="16"/>
+        <w:szCs w:val="16"/>
+      </w:rPr>
+      <w:t xml:space="preserve">  </w:t>
     </w:r>
     <w:r>
       <w:rPr>
@@ -1512,7 +1619,7 @@
 </file>
 
 <file path=word/footer3.xml><?xml version="1.0" encoding="utf-8"?>
-<w:ftr xmlns:wpc="http://schemas.microsoft.com/office/word/2010/wordprocessingCanvas" xmlns:cx="http://schemas.microsoft.com/office/drawing/2014/chartex" xmlns:cx1="http://schemas.microsoft.com/office/drawing/2015/9/8/chartex" xmlns:cx2="http://schemas.microsoft.com/office/drawing/2015/10/21/chartex" xmlns:cx3="http://schemas.microsoft.com/office/drawing/2016/5/9/chartex" xmlns:cx4="http://schemas.microsoft.com/office/drawing/2016/5/10/chartex" xmlns:cx5="http://schemas.microsoft.com/office/drawing/2016/5/11/chartex" xmlns:cx6="http://schemas.microsoft.com/office/drawing/2016/5/12/chartex" xmlns:cx7="http://schemas.microsoft.com/office/drawing/2016/5/13/chartex" xmlns:cx8="http://schemas.microsoft.com/office/drawing/2016/5/14/chartex" xmlns:mc="http://schemas.openxmlformats.org/markup-compatibility/2006" xmlns:aink="http://schemas.microsoft.com/office/drawing/2016/ink" xmlns:am3d="http://schemas.microsoft.com/office/drawing/2017/model3d" xmlns:o="urn:schemas-microsoft-com:office:office" xmlns:oel="http://schemas.microsoft.com/office/2019/extlst" xmlns:r="http://schemas.openxmlformats.org/officeDocument/2006/relationships" xmlns:m="http://schemas.openxmlformats.org/officeDocument/2006/math" xmlns:v="urn:schemas-microsoft-com:vml" xmlns:wp14="http://schemas.microsoft.com/office/word/2010/wordprocessingDrawing" xmlns:wp="http://schemas.openxmlformats.org/drawingml/2006/wordprocessingDrawing" xmlns:w10="urn:schemas-microsoft-com:office:word" xmlns:w="http://schemas.openxmlformats.org/wordprocessingml/2006/main" xmlns:w14="http://schemas.microsoft.com/office/word/2010/wordml" xmlns:w15="http://schemas.microsoft.com/office/word/2012/wordml" xmlns:w16cex="http://schemas.microsoft.com/office/word/2018/wordml/cex" xmlns:w16cid="http://schemas.microsoft.com/office/word/2016/wordml/cid" xmlns:w16="http://schemas.microsoft.com/office/word/2018/wordml" xmlns:w16du="http://schemas.microsoft.com/office/word/2023/wordml/word16du" xmlns:w16sdtdh="http://schemas.microsoft.com/office/word/2020/wordml/sdtdatahash" xmlns:w16sdtfl="http://schemas.microsoft.com/office/word/2024/wordml/sdtformatlock" xmlns:w16se="http://schemas.microsoft.com/office/word/2015/wordml/symex" xmlns:wpg="http://schemas.microsoft.com/office/word/2010/wordprocessingGroup" xmlns:wpi="http://schemas.microsoft.com/office/word/2010/wordprocessingInk" xmlns:wne="http://schemas.microsoft.com/office/word/2006/wordml" xmlns:wps="http://schemas.microsoft.com/office/word/2010/wordprocessingShape" mc:Ignorable="w14 w15 w16se w16cid w16 w16cex w16sdtdh w16sdtfl w16du wp14">
+<w:ftr xmlns:wpc="http://schemas.microsoft.com/office/word/2010/wordprocessingCanvas" xmlns:cx="http://schemas.microsoft.com/office/drawing/2014/chartex" xmlns:cx1="http://schemas.microsoft.com/office/drawing/2015/9/8/chartex" xmlns:cx2="http://schemas.microsoft.com/office/drawing/2015/10/21/chartex" xmlns:cx3="http://schemas.microsoft.com/office/drawing/2016/5/9/chartex" xmlns:cx4="http://schemas.microsoft.com/office/drawing/2016/5/10/chartex" xmlns:cx5="http://schemas.microsoft.com/office/drawing/2016/5/11/chartex" xmlns:cx6="http://schemas.microsoft.com/office/drawing/2016/5/12/chartex" xmlns:cx7="http://schemas.microsoft.com/office/drawing/2016/5/13/chartex" xmlns:cx8="http://schemas.microsoft.com/office/drawing/2016/5/14/chartex" xmlns:mc="http://schemas.openxmlformats.org/markup-compatibility/2006" xmlns:aink="http://schemas.microsoft.com/office/drawing/2016/ink" xmlns:am3d="http://schemas.microsoft.com/office/drawing/2017/model3d" xmlns:o="urn:schemas-microsoft-com:office:office" xmlns:oel="http://schemas.microsoft.com/office/2019/extlst" xmlns:r="http://schemas.openxmlformats.org/officeDocument/2006/relationships" xmlns:m="http://schemas.openxmlformats.org/officeDocument/2006/math" xmlns:v="urn:schemas-microsoft-com:vml" xmlns:wp14="http://schemas.microsoft.com/office/word/2010/wordprocessingDrawing" xmlns:wp="http://schemas.openxmlformats.org/drawingml/2006/wordprocessingDrawing" xmlns:w10="urn:schemas-microsoft-com:office:word" xmlns:w="http://schemas.openxmlformats.org/wordprocessingml/2006/main" xmlns:w14="http://schemas.microsoft.com/office/word/2010/wordml" xmlns:w15="http://schemas.microsoft.com/office/word/2012/wordml" xmlns:w16cei="http://schemas.microsoft.com/office/word/2026/wordml/cei" xmlns:w16cex="http://schemas.microsoft.com/office/word/2018/wordml/cex" xmlns:w16cid="http://schemas.microsoft.com/office/word/2016/wordml/cid" xmlns:w16="http://schemas.microsoft.com/office/word/2018/wordml" xmlns:w16du="http://schemas.microsoft.com/office/word/2023/wordml/word16du" xmlns:w16sdtdh="http://schemas.microsoft.com/office/word/2020/wordml/sdtdatahash" xmlns:w16sdtfl="http://schemas.microsoft.com/office/word/2024/wordml/sdtformatlock" xmlns:w16se="http://schemas.microsoft.com/office/word/2015/wordml/symex" xmlns:wpg="http://schemas.microsoft.com/office/word/2010/wordprocessingGroup" xmlns:wpi="http://schemas.microsoft.com/office/word/2010/wordprocessingInk" xmlns:wne="http://schemas.microsoft.com/office/word/2006/wordml" xmlns:wps="http://schemas.microsoft.com/office/word/2010/wordprocessingShape" mc:Ignorable="w14 w15 w16se w16cid w16 w16cex w16sdtdh w16sdtfl w16du wp14">
   <w:p>
     <w:pPr>
       <w:pStyle w:val="Footer"/>
@@ -1522,7 +1629,7 @@
 </file>
 
 <file path=word/footnotes.xml><?xml version="1.0" encoding="utf-8"?>
-<w:footnotes xmlns:wpc="http://schemas.microsoft.com/office/word/2010/wordprocessingCanvas" xmlns:cx="http://schemas.microsoft.com/office/drawing/2014/chartex" xmlns:cx1="http://schemas.microsoft.com/office/drawing/2015/9/8/chartex" xmlns:cx2="http://schemas.microsoft.com/office/drawing/2015/10/21/chartex" xmlns:cx3="http://schemas.microsoft.com/office/drawing/2016/5/9/chartex" xmlns:cx4="http://schemas.microsoft.com/office/drawing/2016/5/10/chartex" xmlns:cx5="http://schemas.microsoft.com/office/drawing/2016/5/11/chartex" xmlns:cx6="http://schemas.microsoft.com/office/drawing/2016/5/12/chartex" xmlns:cx7="http://schemas.microsoft.com/office/drawing/2016/5/13/chartex" xmlns:cx8="http://schemas.microsoft.com/office/drawing/2016/5/14/chartex" xmlns:mc="http://schemas.openxmlformats.org/markup-compatibility/2006" xmlns:aink="http://schemas.microsoft.com/office/drawing/2016/ink" xmlns:am3d="http://schemas.microsoft.com/office/drawing/2017/model3d" xmlns:o="urn:schemas-microsoft-com:office:office" xmlns:oel="http://schemas.microsoft.com/office/2019/extlst" xmlns:r="http://schemas.openxmlformats.org/officeDocument/2006/relationships" xmlns:m="http://schemas.openxmlformats.org/officeDocument/2006/math" xmlns:v="urn:schemas-microsoft-com:vml" xmlns:wp14="http://schemas.microsoft.com/office/word/2010/wordprocessingDrawing" xmlns:wp="http://schemas.openxmlformats.org/drawingml/2006/wordprocessingDrawing" xmlns:w10="urn:schemas-microsoft-com:office:word" xmlns:w="http://schemas.openxmlformats.org/wordprocessingml/2006/main" xmlns:w14="http://schemas.microsoft.com/office/word/2010/wordml" xmlns:w15="http://schemas.microsoft.com/office/word/2012/wordml" xmlns:w16cex="http://schemas.microsoft.com/office/word/2018/wordml/cex" xmlns:w16cid="http://schemas.microsoft.com/office/word/2016/wordml/cid" xmlns:w16="http://schemas.microsoft.com/office/word/2018/wordml" xmlns:w16du="http://schemas.microsoft.com/office/word/2023/wordml/word16du" xmlns:w16sdtdh="http://schemas.microsoft.com/office/word/2020/wordml/sdtdatahash" xmlns:w16sdtfl="http://schemas.microsoft.com/office/word/2024/wordml/sdtformatlock" xmlns:w16se="http://schemas.microsoft.com/office/word/2015/wordml/symex" xmlns:wpg="http://schemas.microsoft.com/office/word/2010/wordprocessingGroup" xmlns:wpi="http://schemas.microsoft.com/office/word/2010/wordprocessingInk" xmlns:wne="http://schemas.microsoft.com/office/word/2006/wordml" xmlns:wps="http://schemas.microsoft.com/office/word/2010/wordprocessingShape" mc:Ignorable="w14 w15 w16se w16cid w16 w16cex w16sdtdh w16sdtfl w16du wp14">
+<w:footnotes xmlns:wpc="http://schemas.microsoft.com/office/word/2010/wordprocessingCanvas" xmlns:cx="http://schemas.microsoft.com/office/drawing/2014/chartex" xmlns:cx1="http://schemas.microsoft.com/office/drawing/2015/9/8/chartex" xmlns:cx2="http://schemas.microsoft.com/office/drawing/2015/10/21/chartex" xmlns:cx3="http://schemas.microsoft.com/office/drawing/2016/5/9/chartex" xmlns:cx4="http://schemas.microsoft.com/office/drawing/2016/5/10/chartex" xmlns:cx5="http://schemas.microsoft.com/office/drawing/2016/5/11/chartex" xmlns:cx6="http://schemas.microsoft.com/office/drawing/2016/5/12/chartex" xmlns:cx7="http://schemas.microsoft.com/office/drawing/2016/5/13/chartex" xmlns:cx8="http://schemas.microsoft.com/office/drawing/2016/5/14/chartex" xmlns:mc="http://schemas.openxmlformats.org/markup-compatibility/2006" xmlns:aink="http://schemas.microsoft.com/office/drawing/2016/ink" xmlns:am3d="http://schemas.microsoft.com/office/drawing/2017/model3d" xmlns:o="urn:schemas-microsoft-com:office:office" xmlns:oel="http://schemas.microsoft.com/office/2019/extlst" xmlns:r="http://schemas.openxmlformats.org/officeDocument/2006/relationships" xmlns:m="http://schemas.openxmlformats.org/officeDocument/2006/math" xmlns:v="urn:schemas-microsoft-com:vml" xmlns:wp14="http://schemas.microsoft.com/office/word/2010/wordprocessingDrawing" xmlns:wp="http://schemas.openxmlformats.org/drawingml/2006/wordprocessingDrawing" xmlns:w10="urn:schemas-microsoft-com:office:word" xmlns:w="http://schemas.openxmlformats.org/wordprocessingml/2006/main" xmlns:w14="http://schemas.microsoft.com/office/word/2010/wordml" xmlns:w15="http://schemas.microsoft.com/office/word/2012/wordml" xmlns:w16cei="http://schemas.microsoft.com/office/word/2026/wordml/cei" xmlns:w16cex="http://schemas.microsoft.com/office/word/2018/wordml/cex" xmlns:w16cid="http://schemas.microsoft.com/office/word/2016/wordml/cid" xmlns:w16="http://schemas.microsoft.com/office/word/2018/wordml" xmlns:w16du="http://schemas.microsoft.com/office/word/2023/wordml/word16du" xmlns:w16sdtdh="http://schemas.microsoft.com/office/word/2020/wordml/sdtdatahash" xmlns:w16sdtfl="http://schemas.microsoft.com/office/word/2024/wordml/sdtformatlock" xmlns:w16se="http://schemas.microsoft.com/office/word/2015/wordml/symex" xmlns:wpg="http://schemas.microsoft.com/office/word/2010/wordprocessingGroup" xmlns:wpi="http://schemas.microsoft.com/office/word/2010/wordprocessingInk" xmlns:wne="http://schemas.microsoft.com/office/word/2006/wordml" xmlns:wps="http://schemas.microsoft.com/office/word/2010/wordprocessingShape" mc:Ignorable="w14 w15 w16se w16cid w16 w16cex w16sdtdh w16sdtfl w16du wp14">
   <w:footnote w:type="separator" w:id="-1">
     <w:p>
       <w:pPr>
@@ -1547,7 +1654,7 @@
 </file>
 
 <file path=word/header1.xml><?xml version="1.0" encoding="utf-8"?>
-<w:hdr xmlns:wpc="http://schemas.microsoft.com/office/word/2010/wordprocessingCanvas" xmlns:cx="http://schemas.microsoft.com/office/drawing/2014/chartex" xmlns:cx1="http://schemas.microsoft.com/office/drawing/2015/9/8/chartex" xmlns:cx2="http://schemas.microsoft.com/office/drawing/2015/10/21/chartex" xmlns:cx3="http://schemas.microsoft.com/office/drawing/2016/5/9/chartex" xmlns:cx4="http://schemas.microsoft.com/office/drawing/2016/5/10/chartex" xmlns:cx5="http://schemas.microsoft.com/office/drawing/2016/5/11/chartex" xmlns:cx6="http://schemas.microsoft.com/office/drawing/2016/5/12/chartex" xmlns:cx7="http://schemas.microsoft.com/office/drawing/2016/5/13/chartex" xmlns:cx8="http://schemas.microsoft.com/office/drawing/2016/5/14/chartex" xmlns:mc="http://schemas.openxmlformats.org/markup-compatibility/2006" xmlns:aink="http://schemas.microsoft.com/office/drawing/2016/ink" xmlns:am3d="http://schemas.microsoft.com/office/drawing/2017/model3d" xmlns:o="urn:schemas-microsoft-com:office:office" xmlns:oel="http://schemas.microsoft.com/office/2019/extlst" xmlns:r="http://schemas.openxmlformats.org/officeDocument/2006/relationships" xmlns:m="http://schemas.openxmlformats.org/officeDocument/2006/math" xmlns:v="urn:schemas-microsoft-com:vml" xmlns:wp14="http://schemas.microsoft.com/office/word/2010/wordprocessingDrawing" xmlns:wp="http://schemas.openxmlformats.org/drawingml/2006/wordprocessingDrawing" xmlns:w10="urn:schemas-microsoft-com:office:word" xmlns:w="http://schemas.openxmlformats.org/wordprocessingml/2006/main" xmlns:w14="http://schemas.microsoft.com/office/word/2010/wordml" xmlns:w15="http://schemas.microsoft.com/office/word/2012/wordml" xmlns:w16cex="http://schemas.microsoft.com/office/word/2018/wordml/cex" xmlns:w16cid="http://schemas.microsoft.com/office/word/2016/wordml/cid" xmlns:w16="http://schemas.microsoft.com/office/word/2018/wordml" xmlns:w16du="http://schemas.microsoft.com/office/word/2023/wordml/word16du" xmlns:w16sdtdh="http://schemas.microsoft.com/office/word/2020/wordml/sdtdatahash" xmlns:w16sdtfl="http://schemas.microsoft.com/office/word/2024/wordml/sdtformatlock" xmlns:w16se="http://schemas.microsoft.com/office/word/2015/wordml/symex" xmlns:wpg="http://schemas.microsoft.com/office/word/2010/wordprocessingGroup" xmlns:wpi="http://schemas.microsoft.com/office/word/2010/wordprocessingInk" xmlns:wne="http://schemas.microsoft.com/office/word/2006/wordml" xmlns:wps="http://schemas.microsoft.com/office/word/2010/wordprocessingShape" mc:Ignorable="w14 w15 w16se w16cid w16 w16cex w16sdtdh w16sdtfl w16du wp14">
+<w:hdr xmlns:wpc="http://schemas.microsoft.com/office/word/2010/wordprocessingCanvas" xmlns:cx="http://schemas.microsoft.com/office/drawing/2014/chartex" xmlns:cx1="http://schemas.microsoft.com/office/drawing/2015/9/8/chartex" xmlns:cx2="http://schemas.microsoft.com/office/drawing/2015/10/21/chartex" xmlns:cx3="http://schemas.microsoft.com/office/drawing/2016/5/9/chartex" xmlns:cx4="http://schemas.microsoft.com/office/drawing/2016/5/10/chartex" xmlns:cx5="http://schemas.microsoft.com/office/drawing/2016/5/11/chartex" xmlns:cx6="http://schemas.microsoft.com/office/drawing/2016/5/12/chartex" xmlns:cx7="http://schemas.microsoft.com/office/drawing/2016/5/13/chartex" xmlns:cx8="http://schemas.microsoft.com/office/drawing/2016/5/14/chartex" xmlns:mc="http://schemas.openxmlformats.org/markup-compatibility/2006" xmlns:aink="http://schemas.microsoft.com/office/drawing/2016/ink" xmlns:am3d="http://schemas.microsoft.com/office/drawing/2017/model3d" xmlns:o="urn:schemas-microsoft-com:office:office" xmlns:oel="http://schemas.microsoft.com/office/2019/extlst" xmlns:r="http://schemas.openxmlformats.org/officeDocument/2006/relationships" xmlns:m="http://schemas.openxmlformats.org/officeDocument/2006/math" xmlns:v="urn:schemas-microsoft-com:vml" xmlns:wp14="http://schemas.microsoft.com/office/word/2010/wordprocessingDrawing" xmlns:wp="http://schemas.openxmlformats.org/drawingml/2006/wordprocessingDrawing" xmlns:w10="urn:schemas-microsoft-com:office:word" xmlns:w="http://schemas.openxmlformats.org/wordprocessingml/2006/main" xmlns:w14="http://schemas.microsoft.com/office/word/2010/wordml" xmlns:w15="http://schemas.microsoft.com/office/word/2012/wordml" xmlns:w16cei="http://schemas.microsoft.com/office/word/2026/wordml/cei" xmlns:w16cex="http://schemas.microsoft.com/office/word/2018/wordml/cex" xmlns:w16cid="http://schemas.microsoft.com/office/word/2016/wordml/cid" xmlns:w16="http://schemas.microsoft.com/office/word/2018/wordml" xmlns:w16du="http://schemas.microsoft.com/office/word/2023/wordml/word16du" xmlns:w16sdtdh="http://schemas.microsoft.com/office/word/2020/wordml/sdtdatahash" xmlns:w16sdtfl="http://schemas.microsoft.com/office/word/2024/wordml/sdtformatlock" xmlns:w16se="http://schemas.microsoft.com/office/word/2015/wordml/symex" xmlns:wpg="http://schemas.microsoft.com/office/word/2010/wordprocessingGroup" xmlns:wpi="http://schemas.microsoft.com/office/word/2010/wordprocessingInk" xmlns:wne="http://schemas.microsoft.com/office/word/2006/wordml" xmlns:wps="http://schemas.microsoft.com/office/word/2010/wordprocessingShape" mc:Ignorable="w14 w15 w16se w16cid w16 w16cex w16sdtdh w16sdtfl w16du wp14">
   <w:p>
     <w:pPr>
       <w:pStyle w:val="Header"/>
@@ -1557,7 +1664,7 @@
 </file>
 
 <file path=word/header2.xml><?xml version="1.0" encoding="utf-8"?>
-<w:hdr xmlns:wpc="http://schemas.microsoft.com/office/word/2010/wordprocessingCanvas" xmlns:cx="http://schemas.microsoft.com/office/drawing/2014/chartex" xmlns:cx1="http://schemas.microsoft.com/office/drawing/2015/9/8/chartex" xmlns:cx2="http://schemas.microsoft.com/office/drawing/2015/10/21/chartex" xmlns:cx3="http://schemas.microsoft.com/office/drawing/2016/5/9/chartex" xmlns:cx4="http://schemas.microsoft.com/office/drawing/2016/5/10/chartex" xmlns:cx5="http://schemas.microsoft.com/office/drawing/2016/5/11/chartex" xmlns:cx6="http://schemas.microsoft.com/office/drawing/2016/5/12/chartex" xmlns:cx7="http://schemas.microsoft.com/office/drawing/2016/5/13/chartex" xmlns:cx8="http://schemas.microsoft.com/office/drawing/2016/5/14/chartex" xmlns:mc="http://schemas.openxmlformats.org/markup-compatibility/2006" xmlns:aink="http://schemas.microsoft.com/office/drawing/2016/ink" xmlns:am3d="http://schemas.microsoft.com/office/drawing/2017/model3d" xmlns:o="urn:schemas-microsoft-com:office:office" xmlns:oel="http://schemas.microsoft.com/office/2019/extlst" xmlns:r="http://schemas.openxmlformats.org/officeDocument/2006/relationships" xmlns:m="http://schemas.openxmlformats.org/officeDocument/2006/math" xmlns:v="urn:schemas-microsoft-com:vml" xmlns:wp14="http://schemas.microsoft.com/office/word/2010/wordprocessingDrawing" xmlns:wp="http://schemas.openxmlformats.org/drawingml/2006/wordprocessingDrawing" xmlns:w10="urn:schemas-microsoft-com:office:word" xmlns:w="http://schemas.openxmlformats.org/wordprocessingml/2006/main" xmlns:w14="http://schemas.microsoft.com/office/word/2010/wordml" xmlns:w15="http://schemas.microsoft.com/office/word/2012/wordml" xmlns:w16cex="http://schemas.microsoft.com/office/word/2018/wordml/cex" xmlns:w16cid="http://schemas.microsoft.com/office/word/2016/wordml/cid" xmlns:w16="http://schemas.microsoft.com/office/word/2018/wordml" xmlns:w16du="http://schemas.microsoft.com/office/word/2023/wordml/word16du" xmlns:w16sdtdh="http://schemas.microsoft.com/office/word/2020/wordml/sdtdatahash" xmlns:w16sdtfl="http://schemas.microsoft.com/office/word/2024/wordml/sdtformatlock" xmlns:w16se="http://schemas.microsoft.com/office/word/2015/wordml/symex" xmlns:wpg="http://schemas.microsoft.com/office/word/2010/wordprocessingGroup" xmlns:wpi="http://schemas.microsoft.com/office/word/2010/wordprocessingInk" xmlns:wne="http://schemas.microsoft.com/office/word/2006/wordml" xmlns:wps="http://schemas.microsoft.com/office/word/2010/wordprocessingShape" mc:Ignorable="w14 w15 w16se w16cid w16 w16cex w16sdtdh w16sdtfl w16du wp14">
+<w:hdr xmlns:wpc="http://schemas.microsoft.com/office/word/2010/wordprocessingCanvas" xmlns:cx="http://schemas.microsoft.com/office/drawing/2014/chartex" xmlns:cx1="http://schemas.microsoft.com/office/drawing/2015/9/8/chartex" xmlns:cx2="http://schemas.microsoft.com/office/drawing/2015/10/21/chartex" xmlns:cx3="http://schemas.microsoft.com/office/drawing/2016/5/9/chartex" xmlns:cx4="http://schemas.microsoft.com/office/drawing/2016/5/10/chartex" xmlns:cx5="http://schemas.microsoft.com/office/drawing/2016/5/11/chartex" xmlns:cx6="http://schemas.microsoft.com/office/drawing/2016/5/12/chartex" xmlns:cx7="http://schemas.microsoft.com/office/drawing/2016/5/13/chartex" xmlns:cx8="http://schemas.microsoft.com/office/drawing/2016/5/14/chartex" xmlns:mc="http://schemas.openxmlformats.org/markup-compatibility/2006" xmlns:aink="http://schemas.microsoft.com/office/drawing/2016/ink" xmlns:am3d="http://schemas.microsoft.com/office/drawing/2017/model3d" xmlns:o="urn:schemas-microsoft-com:office:office" xmlns:oel="http://schemas.microsoft.com/office/2019/extlst" xmlns:r="http://schemas.openxmlformats.org/officeDocument/2006/relationships" xmlns:m="http://schemas.openxmlformats.org/officeDocument/2006/math" xmlns:v="urn:schemas-microsoft-com:vml" xmlns:wp14="http://schemas.microsoft.com/office/word/2010/wordprocessingDrawing" xmlns:wp="http://schemas.openxmlformats.org/drawingml/2006/wordprocessingDrawing" xmlns:w10="urn:schemas-microsoft-com:office:word" xmlns:w="http://schemas.openxmlformats.org/wordprocessingml/2006/main" xmlns:w14="http://schemas.microsoft.com/office/word/2010/wordml" xmlns:w15="http://schemas.microsoft.com/office/word/2012/wordml" xmlns:w16cei="http://schemas.microsoft.com/office/word/2026/wordml/cei" xmlns:w16cex="http://schemas.microsoft.com/office/word/2018/wordml/cex" xmlns:w16cid="http://schemas.microsoft.com/office/word/2016/wordml/cid" xmlns:w16="http://schemas.microsoft.com/office/word/2018/wordml" xmlns:w16du="http://schemas.microsoft.com/office/word/2023/wordml/word16du" xmlns:w16sdtdh="http://schemas.microsoft.com/office/word/2020/wordml/sdtdatahash" xmlns:w16sdtfl="http://schemas.microsoft.com/office/word/2024/wordml/sdtformatlock" xmlns:w16se="http://schemas.microsoft.com/office/word/2015/wordml/symex" xmlns:wpg="http://schemas.microsoft.com/office/word/2010/wordprocessingGroup" xmlns:wpi="http://schemas.microsoft.com/office/word/2010/wordprocessingInk" xmlns:wne="http://schemas.microsoft.com/office/word/2006/wordml" xmlns:wps="http://schemas.microsoft.com/office/word/2010/wordprocessingShape" mc:Ignorable="w14 w15 w16se w16cid w16 w16cex w16sdtdh w16sdtfl w16du wp14">
   <w:p>
     <w:pPr>
       <w:pStyle w:val="Header"/>
@@ -1641,7 +1748,7 @@
 </file>
 
 <file path=word/header3.xml><?xml version="1.0" encoding="utf-8"?>
-<w:hdr xmlns:wpc="http://schemas.microsoft.com/office/word/2010/wordprocessingCanvas" xmlns:cx="http://schemas.microsoft.com/office/drawing/2014/chartex" xmlns:cx1="http://schemas.microsoft.com/office/drawing/2015/9/8/chartex" xmlns:cx2="http://schemas.microsoft.com/office/drawing/2015/10/21/chartex" xmlns:cx3="http://schemas.microsoft.com/office/drawing/2016/5/9/chartex" xmlns:cx4="http://schemas.microsoft.com/office/drawing/2016/5/10/chartex" xmlns:cx5="http://schemas.microsoft.com/office/drawing/2016/5/11/chartex" xmlns:cx6="http://schemas.microsoft.com/office/drawing/2016/5/12/chartex" xmlns:cx7="http://schemas.microsoft.com/office/drawing/2016/5/13/chartex" xmlns:cx8="http://schemas.microsoft.com/office/drawing/2016/5/14/chartex" xmlns:mc="http://schemas.openxmlformats.org/markup-compatibility/2006" xmlns:aink="http://schemas.microsoft.com/office/drawing/2016/ink" xmlns:am3d="http://schemas.microsoft.com/office/drawing/2017/model3d" xmlns:o="urn:schemas-microsoft-com:office:office" xmlns:oel="http://schemas.microsoft.com/office/2019/extlst" xmlns:r="http://schemas.openxmlformats.org/officeDocument/2006/relationships" xmlns:m="http://schemas.openxmlformats.org/officeDocument/2006/math" xmlns:v="urn:schemas-microsoft-com:vml" xmlns:wp14="http://schemas.microsoft.com/office/word/2010/wordprocessingDrawing" xmlns:wp="http://schemas.openxmlformats.org/drawingml/2006/wordprocessingDrawing" xmlns:w10="urn:schemas-microsoft-com:office:word" xmlns:w="http://schemas.openxmlformats.org/wordprocessingml/2006/main" xmlns:w14="http://schemas.microsoft.com/office/word/2010/wordml" xmlns:w15="http://schemas.microsoft.com/office/word/2012/wordml" xmlns:w16cex="http://schemas.microsoft.com/office/word/2018/wordml/cex" xmlns:w16cid="http://schemas.microsoft.com/office/word/2016/wordml/cid" xmlns:w16="http://schemas.microsoft.com/office/word/2018/wordml" xmlns:w16du="http://schemas.microsoft.com/office/word/2023/wordml/word16du" xmlns:w16sdtdh="http://schemas.microsoft.com/office/word/2020/wordml/sdtdatahash" xmlns:w16sdtfl="http://schemas.microsoft.com/office/word/2024/wordml/sdtformatlock" xmlns:w16se="http://schemas.microsoft.com/office/word/2015/wordml/symex" xmlns:wpg="http://schemas.microsoft.com/office/word/2010/wordprocessingGroup" xmlns:wpi="http://schemas.microsoft.com/office/word/2010/wordprocessingInk" xmlns:wne="http://schemas.microsoft.com/office/word/2006/wordml" xmlns:wps="http://schemas.microsoft.com/office/word/2010/wordprocessingShape" mc:Ignorable="w14 w15 w16se w16cid w16 w16cex w16sdtdh w16sdtfl w16du wp14">
+<w:hdr xmlns:wpc="http://schemas.microsoft.com/office/word/2010/wordprocessingCanvas" xmlns:cx="http://schemas.microsoft.com/office/drawing/2014/chartex" xmlns:cx1="http://schemas.microsoft.com/office/drawing/2015/9/8/chartex" xmlns:cx2="http://schemas.microsoft.com/office/drawing/2015/10/21/chartex" xmlns:cx3="http://schemas.microsoft.com/office/drawing/2016/5/9/chartex" xmlns:cx4="http://schemas.microsoft.com/office/drawing/2016/5/10/chartex" xmlns:cx5="http://schemas.microsoft.com/office/drawing/2016/5/11/chartex" xmlns:cx6="http://schemas.microsoft.com/office/drawing/2016/5/12/chartex" xmlns:cx7="http://schemas.microsoft.com/office/drawing/2016/5/13/chartex" xmlns:cx8="http://schemas.microsoft.com/office/drawing/2016/5/14/chartex" xmlns:mc="http://schemas.openxmlformats.org/markup-compatibility/2006" xmlns:aink="http://schemas.microsoft.com/office/drawing/2016/ink" xmlns:am3d="http://schemas.microsoft.com/office/drawing/2017/model3d" xmlns:o="urn:schemas-microsoft-com:office:office" xmlns:oel="http://schemas.microsoft.com/office/2019/extlst" xmlns:r="http://schemas.openxmlformats.org/officeDocument/2006/relationships" xmlns:m="http://schemas.openxmlformats.org/officeDocument/2006/math" xmlns:v="urn:schemas-microsoft-com:vml" xmlns:wp14="http://schemas.microsoft.com/office/word/2010/wordprocessingDrawing" xmlns:wp="http://schemas.openxmlformats.org/drawingml/2006/wordprocessingDrawing" xmlns:w10="urn:schemas-microsoft-com:office:word" xmlns:w="http://schemas.openxmlformats.org/wordprocessingml/2006/main" xmlns:w14="http://schemas.microsoft.com/office/word/2010/wordml" xmlns:w15="http://schemas.microsoft.com/office/word/2012/wordml" xmlns:w16cei="http://schemas.microsoft.com/office/word/2026/wordml/cei" xmlns:w16cex="http://schemas.microsoft.com/office/word/2018/wordml/cex" xmlns:w16cid="http://schemas.microsoft.com/office/word/2016/wordml/cid" xmlns:w16="http://schemas.microsoft.com/office/word/2018/wordml" xmlns:w16du="http://schemas.microsoft.com/office/word/2023/wordml/word16du" xmlns:w16sdtdh="http://schemas.microsoft.com/office/word/2020/wordml/sdtdatahash" xmlns:w16sdtfl="http://schemas.microsoft.com/office/word/2024/wordml/sdtformatlock" xmlns:w16se="http://schemas.microsoft.com/office/word/2015/wordml/symex" xmlns:wpg="http://schemas.microsoft.com/office/word/2010/wordprocessingGroup" xmlns:wpi="http://schemas.microsoft.com/office/word/2010/wordprocessingInk" xmlns:wne="http://schemas.microsoft.com/office/word/2006/wordml" xmlns:wps="http://schemas.microsoft.com/office/word/2010/wordprocessingShape" mc:Ignorable="w14 w15 w16se w16cid w16 w16cex w16sdtdh w16sdtfl w16du wp14">
   <w:p>
     <w:pPr>
       <w:pStyle w:val="Header"/>
@@ -1651,7 +1758,7 @@
 </file>
 
 <file path=word/numbering.xml><?xml version="1.0" encoding="utf-8"?>
-<w:numbering xmlns:wpc="http://schemas.microsoft.com/office/word/2010/wordprocessingCanvas" xmlns:cx="http://schemas.microsoft.com/office/drawing/2014/chartex" xmlns:cx1="http://schemas.microsoft.com/office/drawing/2015/9/8/chartex" xmlns:cx2="http://schemas.microsoft.com/office/drawing/2015/10/21/chartex" xmlns:cx3="http://schemas.microsoft.com/office/drawing/2016/5/9/chartex" xmlns:cx4="http://schemas.microsoft.com/office/drawing/2016/5/10/chartex" xmlns:cx5="http://schemas.microsoft.com/office/drawing/2016/5/11/chartex" xmlns:cx6="http://schemas.microsoft.com/office/drawing/2016/5/12/chartex" xmlns:cx7="http://schemas.microsoft.com/office/drawing/2016/5/13/chartex" xmlns:cx8="http://schemas.microsoft.com/office/drawing/2016/5/14/chartex" xmlns:mc="http://schemas.openxmlformats.org/markup-compatibility/2006" xmlns:aink="http://schemas.microsoft.com/office/drawing/2016/ink" xmlns:am3d="http://schemas.microsoft.com/office/drawing/2017/model3d" xmlns:o="urn:schemas-microsoft-com:office:office" xmlns:oel="http://schemas.microsoft.com/office/2019/extlst" xmlns:r="http://schemas.openxmlformats.org/officeDocument/2006/relationships" xmlns:m="http://schemas.openxmlformats.org/officeDocument/2006/math" xmlns:v="urn:schemas-microsoft-com:vml" xmlns:wp14="http://schemas.microsoft.com/office/word/2010/wordprocessingDrawing" xmlns:wp="http://schemas.openxmlformats.org/drawingml/2006/wordprocessingDrawing" xmlns:w10="urn:schemas-microsoft-com:office:word" xmlns:w="http://schemas.openxmlformats.org/wordprocessingml/2006/main" xmlns:w14="http://schemas.microsoft.com/office/word/2010/wordml" xmlns:w15="http://schemas.microsoft.com/office/word/2012/wordml" xmlns:w16cex="http://schemas.microsoft.com/office/word/2018/wordml/cex" xmlns:w16cid="http://schemas.microsoft.com/office/word/2016/wordml/cid" xmlns:w16="http://schemas.microsoft.com/office/word/2018/wordml" xmlns:w16du="http://schemas.microsoft.com/office/word/2023/wordml/word16du" xmlns:w16sdtdh="http://schemas.microsoft.com/office/word/2020/wordml/sdtdatahash" xmlns:w16sdtfl="http://schemas.microsoft.com/office/word/2024/wordml/sdtformatlock" xmlns:w16se="http://schemas.microsoft.com/office/word/2015/wordml/symex" xmlns:wpg="http://schemas.microsoft.com/office/word/2010/wordprocessingGroup" xmlns:wpi="http://schemas.microsoft.com/office/word/2010/wordprocessingInk" xmlns:wne="http://schemas.microsoft.com/office/word/2006/wordml" xmlns:wps="http://schemas.microsoft.com/office/word/2010/wordprocessingShape" mc:Ignorable="w14 w15 w16se w16cid w16 w16cex w16sdtdh w16sdtfl w16du wp14">
+<w:numbering xmlns:wpc="http://schemas.microsoft.com/office/word/2010/wordprocessingCanvas" xmlns:cx="http://schemas.microsoft.com/office/drawing/2014/chartex" xmlns:cx1="http://schemas.microsoft.com/office/drawing/2015/9/8/chartex" xmlns:cx2="http://schemas.microsoft.com/office/drawing/2015/10/21/chartex" xmlns:cx3="http://schemas.microsoft.com/office/drawing/2016/5/9/chartex" xmlns:cx4="http://schemas.microsoft.com/office/drawing/2016/5/10/chartex" xmlns:cx5="http://schemas.microsoft.com/office/drawing/2016/5/11/chartex" xmlns:cx6="http://schemas.microsoft.com/office/drawing/2016/5/12/chartex" xmlns:cx7="http://schemas.microsoft.com/office/drawing/2016/5/13/chartex" xmlns:cx8="http://schemas.microsoft.com/office/drawing/2016/5/14/chartex" xmlns:mc="http://schemas.openxmlformats.org/markup-compatibility/2006" xmlns:aink="http://schemas.microsoft.com/office/drawing/2016/ink" xmlns:am3d="http://schemas.microsoft.com/office/drawing/2017/model3d" xmlns:o="urn:schemas-microsoft-com:office:office" xmlns:oel="http://schemas.microsoft.com/office/2019/extlst" xmlns:r="http://schemas.openxmlformats.org/officeDocument/2006/relationships" xmlns:m="http://schemas.openxmlformats.org/officeDocument/2006/math" xmlns:v="urn:schemas-microsoft-com:vml" xmlns:wp14="http://schemas.microsoft.com/office/word/2010/wordprocessingDrawing" xmlns:wp="http://schemas.openxmlformats.org/drawingml/2006/wordprocessingDrawing" xmlns:w10="urn:schemas-microsoft-com:office:word" xmlns:w="http://schemas.openxmlformats.org/wordprocessingml/2006/main" xmlns:w14="http://schemas.microsoft.com/office/word/2010/wordml" xmlns:w15="http://schemas.microsoft.com/office/word/2012/wordml" xmlns:w16cei="http://schemas.microsoft.com/office/word/2026/wordml/cei" xmlns:w16cex="http://schemas.microsoft.com/office/word/2018/wordml/cex" xmlns:w16cid="http://schemas.microsoft.com/office/word/2016/wordml/cid" xmlns:w16="http://schemas.microsoft.com/office/word/2018/wordml" xmlns:w16du="http://schemas.microsoft.com/office/word/2023/wordml/word16du" xmlns:w16sdtdh="http://schemas.microsoft.com/office/word/2020/wordml/sdtdatahash" xmlns:w16sdtfl="http://schemas.microsoft.com/office/word/2024/wordml/sdtformatlock" xmlns:w16se="http://schemas.microsoft.com/office/word/2015/wordml/symex" xmlns:wpg="http://schemas.microsoft.com/office/word/2010/wordprocessingGroup" xmlns:wpi="http://schemas.microsoft.com/office/word/2010/wordprocessingInk" xmlns:wne="http://schemas.microsoft.com/office/word/2006/wordml" xmlns:wps="http://schemas.microsoft.com/office/word/2010/wordprocessingShape" mc:Ignorable="w14 w15 w16se w16cid w16 w16cex w16sdtdh w16sdtfl w16du wp14">
   <w:abstractNum w:abstractNumId="0" w15:restartNumberingAfterBreak="0">
     <w:nsid w:val="02941BF4"/>
     <w:multiLevelType w:val="hybridMultilevel"/>
@@ -2613,6 +2720,7 @@
   <w:style w:type="character" w:default="1" w:styleId="DefaultParagraphFont">
     <w:name w:val="Default Paragraph Font"/>
     <w:uiPriority w:val="1"/>
+    <w:semiHidden/>
     <w:unhideWhenUsed/>
   </w:style>
   <w:style w:type="table" w:default="1" w:styleId="TableNormal">
@@ -3286,6 +3394,30 @@
 </file>
 
 <file path=customXml/item1.xml><?xml version="1.0" encoding="utf-8"?>
+<b:Sources xmlns:b="http://schemas.openxmlformats.org/officeDocument/2006/bibliography" xmlns="http://schemas.openxmlformats.org/officeDocument/2006/bibliography" SelectedStyle="/APASixthEditionOfficeOnline.xsl" StyleName="APA" Version="6"/>
+</file>
+
+<file path=customXml/item2.xml><?xml version="1.0" encoding="utf-8"?>
+<p:properties xmlns:p="http://schemas.microsoft.com/office/2006/metadata/properties" xmlns:xsi="http://www.w3.org/2001/XMLSchema-instance" xmlns:pc="http://schemas.microsoft.com/office/infopath/2007/PartnerControls">
+  <documentManagement>
+    <lcf76f155ced4ddcb4097134ff3c332f xmlns="e789b7fa-a83c-4c6b-9e01-87c723f67228">
+      <Terms xmlns="http://schemas.microsoft.com/office/infopath/2007/PartnerControls"/>
+    </lcf76f155ced4ddcb4097134ff3c332f>
+    <TaxCatchAll xmlns="bb952b06-3268-4e55-b0fe-9eb49669fc08" xsi:nil="true"/>
+  </documentManagement>
+</p:properties>
+</file>
+
+<file path=customXml/item3.xml><?xml version="1.0" encoding="utf-8"?>
+<?mso-contentType ?>
+<FormTemplates xmlns="http://schemas.microsoft.com/sharepoint/v3/contenttype/forms">
+  <Display>DocumentLibraryForm</Display>
+  <Edit>DocumentLibraryForm</Edit>
+  <New>DocumentLibraryForm</New>
+</FormTemplates>
+</file>
+
+<file path=customXml/item4.xml><?xml version="1.0" encoding="utf-8"?>
 <ct:contentTypeSchema xmlns:ct="http://schemas.microsoft.com/office/2006/metadata/contentType" xmlns:ma="http://schemas.microsoft.com/office/2006/metadata/properties/metaAttributes" ct:_="" ma:_="" ma:contentTypeName="Document" ma:contentTypeID="0x010100B89331DE8EA64F4FBEA00113BF0E4514" ma:contentTypeVersion="11" ma:contentTypeDescription="Create a new document." ma:contentTypeScope="" ma:versionID="0b60b04e60edb8b2e7e2fe1cc7d413e0">
   <xsd:schema xmlns:xsd="http://www.w3.org/2001/XMLSchema" xmlns:xs="http://www.w3.org/2001/XMLSchema" xmlns:p="http://schemas.microsoft.com/office/2006/metadata/properties" xmlns:ns2="e789b7fa-a83c-4c6b-9e01-87c723f67228" xmlns:ns3="bb952b06-3268-4e55-b0fe-9eb49669fc08" targetNamespace="http://schemas.microsoft.com/office/2006/metadata/properties" ma:root="true" ma:fieldsID="52467e30880403e5f73a15b97b0992c8" ns2:_="" ns3:_="">
     <xsd:import namespace="e789b7fa-a83c-4c6b-9e01-87c723f67228"/>
@@ -3480,31 +3612,34 @@
 </ct:contentTypeSchema>
 </file>
 
-<file path=customXml/item2.xml><?xml version="1.0" encoding="utf-8"?>
-<?mso-contentType ?>
-<FormTemplates xmlns="http://schemas.microsoft.com/sharepoint/v3/contenttype/forms">
-  <Display>DocumentLibraryForm</Display>
-  <Edit>DocumentLibraryForm</Edit>
-  <New>DocumentLibraryForm</New>
-</FormTemplates>
+<file path=customXml/itemProps1.xml><?xml version="1.0" encoding="utf-8"?>
+<ds:datastoreItem xmlns:ds="http://schemas.openxmlformats.org/officeDocument/2006/customXml" ds:itemID="{3B4892E8-18D6-D444-BA6E-299F0B60384F}">
+  <ds:schemaRefs>
+    <ds:schemaRef ds:uri="http://schemas.openxmlformats.org/officeDocument/2006/bibliography"/>
+  </ds:schemaRefs>
+</ds:datastoreItem>
 </file>
 
-<file path=customXml/item3.xml><?xml version="1.0" encoding="utf-8"?>
-<p:properties xmlns:p="http://schemas.microsoft.com/office/2006/metadata/properties" xmlns:xsi="http://www.w3.org/2001/XMLSchema-instance" xmlns:pc="http://schemas.microsoft.com/office/infopath/2007/PartnerControls">
-  <documentManagement>
-    <lcf76f155ced4ddcb4097134ff3c332f xmlns="e789b7fa-a83c-4c6b-9e01-87c723f67228">
-      <Terms xmlns="http://schemas.microsoft.com/office/infopath/2007/PartnerControls"/>
-    </lcf76f155ced4ddcb4097134ff3c332f>
-    <TaxCatchAll xmlns="bb952b06-3268-4e55-b0fe-9eb49669fc08" xsi:nil="true"/>
-  </documentManagement>
-</p:properties>
+<file path=customXml/itemProps2.xml><?xml version="1.0" encoding="utf-8"?>
+<ds:datastoreItem xmlns:ds="http://schemas.openxmlformats.org/officeDocument/2006/customXml" ds:itemID="{EF43FDED-CD1D-4301-B761-71C1DCC851CC}">
+  <ds:schemaRefs>
+    <ds:schemaRef ds:uri="http://schemas.microsoft.com/office/2006/metadata/properties"/>
+    <ds:schemaRef ds:uri="http://schemas.microsoft.com/office/infopath/2007/PartnerControls"/>
+    <ds:schemaRef ds:uri="e789b7fa-a83c-4c6b-9e01-87c723f67228"/>
+    <ds:schemaRef ds:uri="bb952b06-3268-4e55-b0fe-9eb49669fc08"/>
+  </ds:schemaRefs>
+</ds:datastoreItem>
 </file>
 
-<file path=customXml/item4.xml><?xml version="1.0" encoding="utf-8"?>
-<b:Sources xmlns:b="http://schemas.openxmlformats.org/officeDocument/2006/bibliography" xmlns="http://schemas.openxmlformats.org/officeDocument/2006/bibliography" SelectedStyle="/APASixthEditionOfficeOnline.xsl" StyleName="APA" Version="6"/>
+<file path=customXml/itemProps3.xml><?xml version="1.0" encoding="utf-8"?>
+<ds:datastoreItem xmlns:ds="http://schemas.openxmlformats.org/officeDocument/2006/customXml" ds:itemID="{45FB1F57-968F-4A6E-AEE9-65961EB5FADD}">
+  <ds:schemaRefs>
+    <ds:schemaRef ds:uri="http://schemas.microsoft.com/sharepoint/v3/contenttype/forms"/>
+  </ds:schemaRefs>
+</ds:datastoreItem>
 </file>
 
-<file path=customXml/itemProps1.xml><?xml version="1.0" encoding="utf-8"?>
+<file path=customXml/itemProps4.xml><?xml version="1.0" encoding="utf-8"?>
 <ds:datastoreItem xmlns:ds="http://schemas.openxmlformats.org/officeDocument/2006/customXml" ds:itemID="{93F00A47-6514-4C46-91C6-8D2331E8318E}">
   <ds:schemaRefs>
     <ds:schemaRef ds:uri="http://schemas.microsoft.com/office/2006/metadata/contentType"/>
@@ -3521,31 +3656,4 @@
     <ds:schemaRef ds:uri="http://schemas.microsoft.com/internal/obd"/>
   </ds:schemaRefs>
 </ds:datastoreItem>
-</file>
-
-<file path=customXml/itemProps2.xml><?xml version="1.0" encoding="utf-8"?>
-<ds:datastoreItem xmlns:ds="http://schemas.openxmlformats.org/officeDocument/2006/customXml" ds:itemID="{45FB1F57-968F-4A6E-AEE9-65961EB5FADD}">
-  <ds:schemaRefs>
-    <ds:schemaRef ds:uri="http://schemas.microsoft.com/sharepoint/v3/contenttype/forms"/>
-  </ds:schemaRefs>
-</ds:datastoreItem>
-</file>
-
-<file path=customXml/itemProps3.xml><?xml version="1.0" encoding="utf-8"?>
-<ds:datastoreItem xmlns:ds="http://schemas.openxmlformats.org/officeDocument/2006/customXml" ds:itemID="{EF43FDED-CD1D-4301-B761-71C1DCC851CC}">
-  <ds:schemaRefs>
-    <ds:schemaRef ds:uri="http://schemas.microsoft.com/office/2006/metadata/properties"/>
-    <ds:schemaRef ds:uri="http://schemas.microsoft.com/office/infopath/2007/PartnerControls"/>
-    <ds:schemaRef ds:uri="e789b7fa-a83c-4c6b-9e01-87c723f67228"/>
-    <ds:schemaRef ds:uri="bb952b06-3268-4e55-b0fe-9eb49669fc08"/>
-  </ds:schemaRefs>
-</ds:datastoreItem>
-</file>
-
-<file path=customXml/itemProps4.xml><?xml version="1.0" encoding="utf-8"?>
-<ds:datastoreItem xmlns:ds="http://schemas.openxmlformats.org/officeDocument/2006/customXml" ds:itemID="{3B4892E8-18D6-D444-BA6E-299F0B60384F}">
-  <ds:schemaRefs>
-    <ds:schemaRef ds:uri="http://schemas.openxmlformats.org/officeDocument/2006/bibliography"/>
-  </ds:schemaRefs>
-</ds:datastoreItem>
 </file>